--- a/document/chapter/part_4_new.docx
+++ b/document/chapter/part_4_new.docx
@@ -72,7 +72,7 @@
         </w:numPr>
         <w:outlineLvl w:val="1"/>
         <w:rPr>
-          <w:rFonts w:ascii="Times New Roman" w:hint="eastAsia"/>
+          <w:rFonts w:ascii="Times New Roman"/>
           <w:sz w:val="32"/>
           <w:szCs w:val="32"/>
         </w:rPr>
@@ -1293,7 +1293,7 @@
               </w:numPr>
               <w:jc w:val="both"/>
               <w:rPr>
-                <w:rFonts w:ascii="Times New Roman" w:hint="eastAsia"/>
+                <w:rFonts w:ascii="Times New Roman"/>
                 <w:szCs w:val="28"/>
               </w:rPr>
             </w:pPr>
@@ -1340,7 +1340,7 @@
               </w:numPr>
               <w:jc w:val="center"/>
               <w:rPr>
-                <w:rFonts w:ascii="Times New Roman" w:hint="eastAsia"/>
+                <w:rFonts w:ascii="Times New Roman"/>
                 <w:szCs w:val="28"/>
               </w:rPr>
             </w:pPr>
@@ -3274,7 +3274,7 @@
               </w:numPr>
               <w:jc w:val="center"/>
               <w:rPr>
-                <w:rFonts w:ascii="Times New Roman" w:hint="eastAsia"/>
+                <w:rFonts w:ascii="Times New Roman"/>
                 <w:szCs w:val="28"/>
               </w:rPr>
             </w:pPr>
@@ -3301,7 +3301,7 @@
               </w:numPr>
               <w:jc w:val="both"/>
               <w:rPr>
-                <w:rFonts w:ascii="Times New Roman" w:hint="eastAsia"/>
+                <w:rFonts w:ascii="Times New Roman"/>
                 <w:szCs w:val="28"/>
               </w:rPr>
             </w:pPr>
@@ -3400,7 +3400,7 @@
               </w:numPr>
               <w:jc w:val="center"/>
               <w:rPr>
-                <w:rFonts w:ascii="Times New Roman" w:hint="eastAsia"/>
+                <w:rFonts w:ascii="Times New Roman"/>
                 <w:szCs w:val="28"/>
               </w:rPr>
             </w:pPr>
@@ -3426,7 +3426,7 @@
               </w:numPr>
               <w:jc w:val="center"/>
               <w:rPr>
-                <w:rFonts w:ascii="Times New Roman" w:hint="eastAsia"/>
+                <w:rFonts w:ascii="Times New Roman"/>
                 <w:szCs w:val="28"/>
               </w:rPr>
             </w:pPr>
@@ -3446,7 +3446,7 @@
               </w:numPr>
               <w:jc w:val="both"/>
               <w:rPr>
-                <w:rFonts w:ascii="Times New Roman" w:hint="eastAsia"/>
+                <w:rFonts w:ascii="Times New Roman"/>
                 <w:szCs w:val="28"/>
               </w:rPr>
             </w:pPr>
@@ -3552,7 +3552,7 @@
               </w:numPr>
               <w:jc w:val="center"/>
               <w:rPr>
-                <w:rFonts w:ascii="Times New Roman" w:hint="eastAsia"/>
+                <w:rFonts w:ascii="Times New Roman"/>
                 <w:szCs w:val="28"/>
               </w:rPr>
             </w:pPr>
@@ -3578,7 +3578,7 @@
               </w:numPr>
               <w:jc w:val="center"/>
               <w:rPr>
-                <w:rFonts w:ascii="Times New Roman" w:hint="eastAsia"/>
+                <w:rFonts w:ascii="Times New Roman"/>
                 <w:szCs w:val="28"/>
               </w:rPr>
             </w:pPr>
@@ -3598,7 +3598,7 @@
               </w:numPr>
               <w:jc w:val="both"/>
               <w:rPr>
-                <w:rFonts w:ascii="Times New Roman" w:hint="eastAsia"/>
+                <w:rFonts w:ascii="Times New Roman"/>
                 <w:szCs w:val="28"/>
               </w:rPr>
             </w:pPr>
@@ -3690,7 +3690,7 @@
               </w:numPr>
               <w:jc w:val="center"/>
               <w:rPr>
-                <w:rFonts w:ascii="Times New Roman" w:hint="eastAsia"/>
+                <w:rFonts w:ascii="Times New Roman"/>
                 <w:szCs w:val="28"/>
               </w:rPr>
             </w:pPr>
@@ -3716,7 +3716,7 @@
               </w:numPr>
               <w:jc w:val="center"/>
               <w:rPr>
-                <w:rFonts w:ascii="Times New Roman" w:hint="eastAsia"/>
+                <w:rFonts w:ascii="Times New Roman"/>
                 <w:szCs w:val="28"/>
               </w:rPr>
             </w:pPr>
@@ -3736,7 +3736,7 @@
               </w:numPr>
               <w:jc w:val="both"/>
               <w:rPr>
-                <w:rFonts w:ascii="Times New Roman" w:hint="eastAsia"/>
+                <w:rFonts w:ascii="Times New Roman"/>
                 <w:szCs w:val="28"/>
               </w:rPr>
             </w:pPr>
@@ -3842,7 +3842,7 @@
               </w:numPr>
               <w:jc w:val="center"/>
               <w:rPr>
-                <w:rFonts w:ascii="Times New Roman" w:hint="eastAsia"/>
+                <w:rFonts w:ascii="Times New Roman"/>
                 <w:szCs w:val="28"/>
               </w:rPr>
             </w:pPr>
@@ -4043,7 +4043,7 @@
               </w:numPr>
               <w:jc w:val="center"/>
               <w:rPr>
-                <w:rFonts w:ascii="Times New Roman" w:hint="eastAsia"/>
+                <w:rFonts w:ascii="Times New Roman"/>
                 <w:szCs w:val="28"/>
               </w:rPr>
             </w:pPr>
@@ -4063,7 +4063,7 @@
               </w:numPr>
               <w:jc w:val="both"/>
               <w:rPr>
-                <w:rFonts w:ascii="Times New Roman" w:hint="eastAsia"/>
+                <w:rFonts w:ascii="Times New Roman"/>
                 <w:szCs w:val="28"/>
               </w:rPr>
             </w:pPr>
@@ -4090,7 +4090,7 @@
               </w:numPr>
               <w:jc w:val="center"/>
               <w:rPr>
-                <w:rFonts w:ascii="Times New Roman" w:hint="eastAsia"/>
+                <w:rFonts w:ascii="Times New Roman"/>
                 <w:szCs w:val="28"/>
               </w:rPr>
             </w:pPr>
@@ -4157,7 +4157,7 @@
               </w:numPr>
               <w:jc w:val="center"/>
               <w:rPr>
-                <w:rFonts w:ascii="Times New Roman" w:hint="eastAsia"/>
+                <w:rFonts w:ascii="Times New Roman"/>
                 <w:szCs w:val="28"/>
               </w:rPr>
             </w:pPr>
@@ -4183,7 +4183,7 @@
               </w:numPr>
               <w:jc w:val="center"/>
               <w:rPr>
-                <w:rFonts w:ascii="Times New Roman" w:hint="eastAsia"/>
+                <w:rFonts w:ascii="Times New Roman"/>
                 <w:szCs w:val="28"/>
               </w:rPr>
             </w:pPr>
@@ -4203,7 +4203,7 @@
               </w:numPr>
               <w:jc w:val="both"/>
               <w:rPr>
-                <w:rFonts w:ascii="Times New Roman" w:hint="eastAsia"/>
+                <w:rFonts w:ascii="Times New Roman"/>
                 <w:szCs w:val="28"/>
               </w:rPr>
             </w:pPr>
@@ -4230,7 +4230,7 @@
               </w:numPr>
               <w:jc w:val="center"/>
               <w:rPr>
-                <w:rFonts w:ascii="Times New Roman" w:hint="eastAsia"/>
+                <w:rFonts w:ascii="Times New Roman"/>
                 <w:szCs w:val="28"/>
               </w:rPr>
             </w:pPr>
@@ -4304,7 +4304,7 @@
               </w:numPr>
               <w:jc w:val="center"/>
               <w:rPr>
-                <w:rFonts w:ascii="Times New Roman" w:hint="eastAsia"/>
+                <w:rFonts w:ascii="Times New Roman"/>
                 <w:szCs w:val="28"/>
               </w:rPr>
             </w:pPr>
@@ -4330,7 +4330,7 @@
               </w:numPr>
               <w:jc w:val="center"/>
               <w:rPr>
-                <w:rFonts w:ascii="Times New Roman" w:hint="eastAsia"/>
+                <w:rFonts w:ascii="Times New Roman"/>
                 <w:szCs w:val="28"/>
               </w:rPr>
             </w:pPr>
@@ -4350,7 +4350,7 @@
               </w:numPr>
               <w:jc w:val="both"/>
               <w:rPr>
-                <w:rFonts w:ascii="Times New Roman" w:hint="eastAsia"/>
+                <w:rFonts w:ascii="Times New Roman"/>
                 <w:szCs w:val="28"/>
               </w:rPr>
             </w:pPr>
@@ -4377,66 +4377,66 @@
               </w:numPr>
               <w:jc w:val="center"/>
               <w:rPr>
-                <w:rFonts w:ascii="Times New Roman" w:hint="eastAsia"/>
-                <w:szCs w:val="28"/>
-              </w:rPr>
-            </w:pPr>
-          </w:p>
-        </w:tc>
-        <w:tc>
-          <w:tcPr>
-            <w:tcW w:w="1382" w:type="dxa"/>
-            <w:vAlign w:val="center"/>
-          </w:tcPr>
-          <w:p>
-            <w:pPr>
-              <w:pStyle w:val="a"/>
-              <w:numPr>
-                <w:ilvl w:val="0"/>
-                <w:numId w:val="0"/>
-              </w:numPr>
-              <w:jc w:val="center"/>
-              <w:rPr>
-                <w:rFonts w:ascii="Times New Roman"/>
-                <w:szCs w:val="28"/>
-              </w:rPr>
-            </w:pPr>
-          </w:p>
-        </w:tc>
-        <w:tc>
-          <w:tcPr>
-            <w:tcW w:w="1382" w:type="dxa"/>
-            <w:vAlign w:val="center"/>
-          </w:tcPr>
-          <w:p>
-            <w:pPr>
-              <w:pStyle w:val="a"/>
-              <w:numPr>
-                <w:ilvl w:val="0"/>
-                <w:numId w:val="0"/>
-              </w:numPr>
-              <w:jc w:val="center"/>
-              <w:rPr>
-                <w:rFonts w:ascii="Times New Roman"/>
-                <w:szCs w:val="28"/>
-              </w:rPr>
-            </w:pPr>
-          </w:p>
-        </w:tc>
-        <w:tc>
-          <w:tcPr>
-            <w:tcW w:w="1382" w:type="dxa"/>
-          </w:tcPr>
-          <w:p>
-            <w:pPr>
-              <w:pStyle w:val="a"/>
-              <w:numPr>
-                <w:ilvl w:val="0"/>
-                <w:numId w:val="0"/>
-              </w:numPr>
-              <w:jc w:val="center"/>
-              <w:rPr>
-                <w:rFonts w:ascii="Times New Roman" w:hint="eastAsia"/>
+                <w:rFonts w:ascii="Times New Roman"/>
+                <w:szCs w:val="28"/>
+              </w:rPr>
+            </w:pPr>
+          </w:p>
+        </w:tc>
+        <w:tc>
+          <w:tcPr>
+            <w:tcW w:w="1382" w:type="dxa"/>
+            <w:vAlign w:val="center"/>
+          </w:tcPr>
+          <w:p>
+            <w:pPr>
+              <w:pStyle w:val="a"/>
+              <w:numPr>
+                <w:ilvl w:val="0"/>
+                <w:numId w:val="0"/>
+              </w:numPr>
+              <w:jc w:val="center"/>
+              <w:rPr>
+                <w:rFonts w:ascii="Times New Roman"/>
+                <w:szCs w:val="28"/>
+              </w:rPr>
+            </w:pPr>
+          </w:p>
+        </w:tc>
+        <w:tc>
+          <w:tcPr>
+            <w:tcW w:w="1382" w:type="dxa"/>
+            <w:vAlign w:val="center"/>
+          </w:tcPr>
+          <w:p>
+            <w:pPr>
+              <w:pStyle w:val="a"/>
+              <w:numPr>
+                <w:ilvl w:val="0"/>
+                <w:numId w:val="0"/>
+              </w:numPr>
+              <w:jc w:val="center"/>
+              <w:rPr>
+                <w:rFonts w:ascii="Times New Roman"/>
+                <w:szCs w:val="28"/>
+              </w:rPr>
+            </w:pPr>
+          </w:p>
+        </w:tc>
+        <w:tc>
+          <w:tcPr>
+            <w:tcW w:w="1382" w:type="dxa"/>
+          </w:tcPr>
+          <w:p>
+            <w:pPr>
+              <w:pStyle w:val="a"/>
+              <w:numPr>
+                <w:ilvl w:val="0"/>
+                <w:numId w:val="0"/>
+              </w:numPr>
+              <w:jc w:val="center"/>
+              <w:rPr>
+                <w:rFonts w:ascii="Times New Roman"/>
                 <w:szCs w:val="28"/>
               </w:rPr>
             </w:pPr>
@@ -4469,7 +4469,7 @@
               </w:numPr>
               <w:jc w:val="center"/>
               <w:rPr>
-                <w:rFonts w:ascii="Times New Roman" w:hint="eastAsia"/>
+                <w:rFonts w:ascii="Times New Roman"/>
                 <w:szCs w:val="28"/>
               </w:rPr>
             </w:pPr>
@@ -4489,7 +4489,7 @@
               </w:numPr>
               <w:jc w:val="both"/>
               <w:rPr>
-                <w:rFonts w:ascii="Times New Roman" w:hint="eastAsia"/>
+                <w:rFonts w:ascii="Times New Roman"/>
                 <w:szCs w:val="28"/>
                 <w:shd w:val="pct15" w:color="auto" w:fill="FFFFFF"/>
               </w:rPr>
@@ -4584,7 +4584,7 @@
               </w:numPr>
               <w:jc w:val="center"/>
               <w:rPr>
-                <w:rFonts w:ascii="Times New Roman" w:hint="eastAsia"/>
+                <w:rFonts w:ascii="Times New Roman"/>
                 <w:szCs w:val="28"/>
               </w:rPr>
             </w:pPr>
@@ -4770,7 +4770,7 @@
                 <w:numId w:val="0"/>
               </w:numPr>
               <w:rPr>
-                <w:rFonts w:ascii="Times New Roman" w:hint="eastAsia"/>
+                <w:rFonts w:ascii="Times New Roman"/>
                 <w:szCs w:val="28"/>
                 <w:shd w:val="pct15" w:color="auto" w:fill="FFFFFF"/>
               </w:rPr>
@@ -4846,7 +4846,7 @@
               </w:numPr>
               <w:jc w:val="center"/>
               <w:rPr>
-                <w:rFonts w:ascii="Times New Roman" w:hint="eastAsia"/>
+                <w:rFonts w:ascii="Times New Roman"/>
                 <w:szCs w:val="28"/>
               </w:rPr>
             </w:pPr>
@@ -4918,7 +4918,7 @@
                 <w:numId w:val="0"/>
               </w:numPr>
               <w:rPr>
-                <w:rFonts w:ascii="Times New Roman" w:hint="eastAsia"/>
+                <w:rFonts w:ascii="Times New Roman"/>
                 <w:szCs w:val="28"/>
                 <w:shd w:val="pct15" w:color="auto" w:fill="FFFFFF"/>
               </w:rPr>
@@ -4994,7 +4994,7 @@
               </w:numPr>
               <w:jc w:val="center"/>
               <w:rPr>
-                <w:rFonts w:ascii="Times New Roman" w:hint="eastAsia"/>
+                <w:rFonts w:ascii="Times New Roman"/>
                 <w:szCs w:val="28"/>
               </w:rPr>
             </w:pPr>
@@ -5205,7 +5205,7 @@
                 <w:numId w:val="0"/>
               </w:numPr>
               <w:rPr>
-                <w:rFonts w:ascii="Times New Roman" w:hint="eastAsia"/>
+                <w:rFonts w:ascii="Times New Roman"/>
                 <w:szCs w:val="28"/>
               </w:rPr>
             </w:pPr>
@@ -5215,23 +5215,7 @@
                 <w:szCs w:val="28"/>
                 <w:shd w:val="pct15" w:color="auto" w:fill="FFFFFF"/>
               </w:rPr>
-              <w:t>附近醫院</w:t>
-            </w:r>
-            <w:r>
-              <w:rPr>
-                <w:rFonts w:ascii="Times New Roman" w:hint="eastAsia"/>
-                <w:szCs w:val="28"/>
-                <w:shd w:val="pct15" w:color="auto" w:fill="FFFFFF"/>
-              </w:rPr>
-              <w:t>收藏</w:t>
-            </w:r>
-            <w:r>
-              <w:rPr>
-                <w:rFonts w:ascii="Times New Roman" w:hint="eastAsia"/>
-                <w:szCs w:val="28"/>
-                <w:shd w:val="pct15" w:color="auto" w:fill="FFFFFF"/>
-              </w:rPr>
-              <w:t>畫面</w:t>
+              <w:t>附近醫院收藏畫面</w:t>
             </w:r>
           </w:p>
         </w:tc>
@@ -5289,7 +5273,7 @@
               </w:numPr>
               <w:jc w:val="center"/>
               <w:rPr>
-                <w:rFonts w:ascii="Times New Roman" w:hint="eastAsia"/>
+                <w:rFonts w:ascii="Times New Roman"/>
                 <w:szCs w:val="28"/>
               </w:rPr>
             </w:pPr>
@@ -5662,31 +5646,7 @@
                 <w:szCs w:val="28"/>
                 <w:shd w:val="pct15" w:color="auto" w:fill="FFFFFF"/>
               </w:rPr>
-              <w:t>使用者</w:t>
-            </w:r>
-            <w:r>
-              <w:rPr>
-                <w:rFonts w:ascii="Times New Roman" w:hint="eastAsia"/>
-                <w:szCs w:val="28"/>
-                <w:shd w:val="pct15" w:color="auto" w:fill="FFFFFF"/>
-              </w:rPr>
-              <w:t>個人</w:t>
-            </w:r>
-            <w:r>
-              <w:rPr>
-                <w:rFonts w:ascii="Times New Roman" w:hint="eastAsia"/>
-                <w:szCs w:val="28"/>
-                <w:shd w:val="pct15" w:color="auto" w:fill="FFFFFF"/>
-              </w:rPr>
-              <w:t>帳號管理</w:t>
-            </w:r>
-            <w:r>
-              <w:rPr>
-                <w:rFonts w:ascii="Times New Roman" w:hint="eastAsia"/>
-                <w:szCs w:val="28"/>
-                <w:shd w:val="pct15" w:color="auto" w:fill="FFFFFF"/>
-              </w:rPr>
-              <w:t>畫面</w:t>
+              <w:t>使用者個人帳號管理畫面</w:t>
             </w:r>
           </w:p>
         </w:tc>
@@ -5824,7 +5784,7 @@
               </w:numPr>
               <w:jc w:val="both"/>
               <w:rPr>
-                <w:rFonts w:ascii="Times New Roman" w:hint="eastAsia"/>
+                <w:rFonts w:ascii="Times New Roman"/>
                 <w:szCs w:val="28"/>
                 <w:shd w:val="pct15" w:color="auto" w:fill="FFFFFF"/>
               </w:rPr>
@@ -5835,23 +5795,7 @@
                 <w:szCs w:val="28"/>
                 <w:shd w:val="pct15" w:color="auto" w:fill="FFFFFF"/>
               </w:rPr>
-              <w:t>使用者</w:t>
-            </w:r>
-            <w:r>
-              <w:rPr>
-                <w:rFonts w:ascii="Times New Roman" w:hint="eastAsia"/>
-                <w:szCs w:val="28"/>
-                <w:shd w:val="pct15" w:color="auto" w:fill="FFFFFF"/>
-              </w:rPr>
-              <w:t>個人</w:t>
-            </w:r>
-            <w:r>
-              <w:rPr>
-                <w:rFonts w:ascii="Times New Roman" w:hint="eastAsia"/>
-                <w:szCs w:val="28"/>
-                <w:shd w:val="pct15" w:color="auto" w:fill="FFFFFF"/>
-              </w:rPr>
-              <w:t>密碼變更畫面</w:t>
+              <w:t>使用者個人密碼變更畫面</w:t>
             </w:r>
           </w:p>
         </w:tc>
@@ -5982,7 +5926,7 @@
               </w:numPr>
               <w:jc w:val="both"/>
               <w:rPr>
-                <w:rFonts w:ascii="Times New Roman" w:hint="eastAsia"/>
+                <w:rFonts w:ascii="Times New Roman"/>
                 <w:szCs w:val="28"/>
                 <w:shd w:val="pct15" w:color="auto" w:fill="FFFFFF"/>
               </w:rPr>
@@ -5993,23 +5937,7 @@
                 <w:szCs w:val="28"/>
                 <w:shd w:val="pct15" w:color="auto" w:fill="FFFFFF"/>
               </w:rPr>
-              <w:t>使用者個人</w:t>
-            </w:r>
-            <w:r>
-              <w:rPr>
-                <w:rFonts w:ascii="Times New Roman" w:hint="eastAsia"/>
-                <w:szCs w:val="28"/>
-                <w:shd w:val="pct15" w:color="auto" w:fill="FFFFFF"/>
-              </w:rPr>
-              <w:t>習慣</w:t>
-            </w:r>
-            <w:r>
-              <w:rPr>
-                <w:rFonts w:ascii="Times New Roman" w:hint="eastAsia"/>
-                <w:szCs w:val="28"/>
-                <w:shd w:val="pct15" w:color="auto" w:fill="FFFFFF"/>
-              </w:rPr>
-              <w:t>變更畫面</w:t>
+              <w:t>使用者個人習慣變更畫面</w:t>
             </w:r>
           </w:p>
         </w:tc>
@@ -6026,7 +5954,7 @@
               </w:numPr>
               <w:jc w:val="center"/>
               <w:rPr>
-                <w:rFonts w:ascii="Times New Roman" w:hint="eastAsia"/>
+                <w:rFonts w:ascii="Times New Roman"/>
                 <w:szCs w:val="28"/>
               </w:rPr>
             </w:pPr>
@@ -6139,7 +6067,7 @@
               </w:numPr>
               <w:jc w:val="both"/>
               <w:rPr>
-                <w:rFonts w:ascii="Times New Roman" w:hint="eastAsia"/>
+                <w:rFonts w:ascii="Times New Roman"/>
                 <w:szCs w:val="28"/>
                 <w:shd w:val="pct15" w:color="auto" w:fill="FFFFFF"/>
               </w:rPr>
@@ -6150,23 +6078,7 @@
                 <w:szCs w:val="28"/>
                 <w:shd w:val="pct15" w:color="auto" w:fill="FFFFFF"/>
               </w:rPr>
-              <w:t>使用者個人</w:t>
-            </w:r>
-            <w:r>
-              <w:rPr>
-                <w:rFonts w:ascii="Times New Roman" w:hint="eastAsia"/>
-                <w:szCs w:val="28"/>
-                <w:shd w:val="pct15" w:color="auto" w:fill="FFFFFF"/>
-              </w:rPr>
-              <w:t>疾病</w:t>
-            </w:r>
-            <w:r>
-              <w:rPr>
-                <w:rFonts w:ascii="Times New Roman" w:hint="eastAsia"/>
-                <w:szCs w:val="28"/>
-                <w:shd w:val="pct15" w:color="auto" w:fill="FFFFFF"/>
-              </w:rPr>
-              <w:t>變更畫面</w:t>
+              <w:t>使用者個人疾病變更畫面</w:t>
             </w:r>
           </w:p>
         </w:tc>
@@ -6183,7 +6095,7 @@
               </w:numPr>
               <w:jc w:val="center"/>
               <w:rPr>
-                <w:rFonts w:ascii="Times New Roman" w:hint="eastAsia"/>
+                <w:rFonts w:ascii="Times New Roman"/>
                 <w:szCs w:val="28"/>
               </w:rPr>
             </w:pPr>
@@ -6276,7 +6188,7 @@
               </w:numPr>
               <w:jc w:val="center"/>
               <w:rPr>
-                <w:rFonts w:ascii="Times New Roman" w:hint="eastAsia"/>
+                <w:rFonts w:ascii="Times New Roman"/>
                 <w:szCs w:val="28"/>
               </w:rPr>
             </w:pPr>
@@ -6304,7 +6216,7 @@
               </w:numPr>
               <w:jc w:val="both"/>
               <w:rPr>
-                <w:rFonts w:ascii="Times New Roman" w:hint="eastAsia"/>
+                <w:rFonts w:ascii="Times New Roman"/>
                 <w:szCs w:val="28"/>
               </w:rPr>
             </w:pPr>
@@ -6391,7 +6303,7 @@
               </w:numPr>
               <w:jc w:val="center"/>
               <w:rPr>
-                <w:rFonts w:ascii="Times New Roman" w:hint="eastAsia"/>
+                <w:rFonts w:ascii="Times New Roman"/>
                 <w:szCs w:val="28"/>
               </w:rPr>
             </w:pPr>
@@ -6424,7 +6336,7 @@
               </w:numPr>
               <w:jc w:val="center"/>
               <w:rPr>
-                <w:rFonts w:ascii="Times New Roman" w:hint="eastAsia"/>
+                <w:rFonts w:ascii="Times New Roman"/>
                 <w:szCs w:val="28"/>
               </w:rPr>
             </w:pPr>
@@ -6444,7 +6356,7 @@
               </w:numPr>
               <w:jc w:val="both"/>
               <w:rPr>
-                <w:rFonts w:ascii="Times New Roman" w:hint="eastAsia"/>
+                <w:rFonts w:ascii="Times New Roman"/>
                 <w:szCs w:val="28"/>
               </w:rPr>
             </w:pPr>
@@ -6531,7 +6443,7 @@
               </w:numPr>
               <w:jc w:val="center"/>
               <w:rPr>
-                <w:rFonts w:ascii="Times New Roman" w:hint="eastAsia"/>
+                <w:rFonts w:ascii="Times New Roman"/>
                 <w:szCs w:val="28"/>
               </w:rPr>
             </w:pPr>
@@ -6934,7 +6846,7 @@
               </w:numPr>
               <w:jc w:val="both"/>
               <w:rPr>
-                <w:rFonts w:ascii="Times New Roman" w:hint="eastAsia"/>
+                <w:rFonts w:ascii="Times New Roman"/>
                 <w:szCs w:val="28"/>
               </w:rPr>
             </w:pPr>
@@ -7022,7 +6934,7 @@
               </w:numPr>
               <w:jc w:val="center"/>
               <w:rPr>
-                <w:rFonts w:ascii="Times New Roman" w:hint="eastAsia"/>
+                <w:rFonts w:ascii="Times New Roman"/>
                 <w:szCs w:val="28"/>
               </w:rPr>
             </w:pPr>
@@ -7075,7 +6987,7 @@
               </w:numPr>
               <w:jc w:val="both"/>
               <w:rPr>
-                <w:rFonts w:ascii="Times New Roman" w:hint="eastAsia"/>
+                <w:rFonts w:ascii="Times New Roman"/>
                 <w:szCs w:val="28"/>
               </w:rPr>
             </w:pPr>
@@ -7163,7 +7075,7 @@
               </w:numPr>
               <w:jc w:val="center"/>
               <w:rPr>
-                <w:rFonts w:ascii="Times New Roman" w:hint="eastAsia"/>
+                <w:rFonts w:ascii="Times New Roman"/>
                 <w:szCs w:val="28"/>
               </w:rPr>
             </w:pPr>
@@ -7356,7 +7268,7 @@
               </w:numPr>
               <w:jc w:val="both"/>
               <w:rPr>
-                <w:rFonts w:ascii="Times New Roman" w:hint="eastAsia"/>
+                <w:rFonts w:ascii="Times New Roman"/>
                 <w:szCs w:val="28"/>
                 <w:shd w:val="pct15" w:color="auto" w:fill="FFFFFF"/>
               </w:rPr>
@@ -7445,7 +7357,7 @@
               </w:numPr>
               <w:jc w:val="center"/>
               <w:rPr>
-                <w:rFonts w:ascii="Times New Roman" w:hint="eastAsia"/>
+                <w:rFonts w:ascii="Times New Roman"/>
                 <w:szCs w:val="28"/>
               </w:rPr>
             </w:pPr>
@@ -8045,7 +7957,7 @@
               </w:numPr>
               <w:jc w:val="center"/>
               <w:rPr>
-                <w:rFonts w:ascii="Times New Roman" w:hint="eastAsia"/>
+                <w:rFonts w:ascii="Times New Roman"/>
                 <w:szCs w:val="28"/>
               </w:rPr>
             </w:pPr>
@@ -8072,7 +7984,7 @@
               </w:numPr>
               <w:jc w:val="both"/>
               <w:rPr>
-                <w:rFonts w:ascii="Times New Roman" w:hint="eastAsia"/>
+                <w:rFonts w:ascii="Times New Roman"/>
                 <w:szCs w:val="28"/>
               </w:rPr>
             </w:pPr>
@@ -8138,7 +8050,7 @@
               </w:numPr>
               <w:jc w:val="center"/>
               <w:rPr>
-                <w:rFonts w:ascii="Times New Roman" w:hint="eastAsia"/>
+                <w:rFonts w:ascii="Times New Roman"/>
                 <w:szCs w:val="28"/>
               </w:rPr>
             </w:pPr>
@@ -8190,7 +8102,7 @@
               </w:numPr>
               <w:jc w:val="center"/>
               <w:rPr>
-                <w:rFonts w:ascii="Times New Roman" w:hint="eastAsia"/>
+                <w:rFonts w:ascii="Times New Roman"/>
                 <w:szCs w:val="28"/>
               </w:rPr>
             </w:pPr>
@@ -8210,7 +8122,7 @@
               </w:numPr>
               <w:jc w:val="both"/>
               <w:rPr>
-                <w:rFonts w:ascii="Times New Roman" w:hint="eastAsia"/>
+                <w:rFonts w:ascii="Times New Roman"/>
                 <w:szCs w:val="28"/>
               </w:rPr>
             </w:pPr>
@@ -8276,7 +8188,7 @@
               </w:numPr>
               <w:jc w:val="center"/>
               <w:rPr>
-                <w:rFonts w:ascii="Times New Roman" w:hint="eastAsia"/>
+                <w:rFonts w:ascii="Times New Roman"/>
                 <w:szCs w:val="28"/>
               </w:rPr>
             </w:pPr>
@@ -8328,7 +8240,7 @@
               </w:numPr>
               <w:jc w:val="center"/>
               <w:rPr>
-                <w:rFonts w:ascii="Times New Roman" w:hint="eastAsia"/>
+                <w:rFonts w:ascii="Times New Roman"/>
                 <w:szCs w:val="28"/>
               </w:rPr>
             </w:pPr>
@@ -8348,7 +8260,7 @@
               </w:numPr>
               <w:jc w:val="both"/>
               <w:rPr>
-                <w:rFonts w:ascii="Times New Roman" w:hint="eastAsia"/>
+                <w:rFonts w:ascii="Times New Roman"/>
                 <w:szCs w:val="28"/>
               </w:rPr>
             </w:pPr>
@@ -8414,7 +8326,7 @@
               </w:numPr>
               <w:jc w:val="center"/>
               <w:rPr>
-                <w:rFonts w:ascii="Times New Roman" w:hint="eastAsia"/>
+                <w:rFonts w:ascii="Times New Roman"/>
                 <w:szCs w:val="28"/>
               </w:rPr>
             </w:pPr>
@@ -8466,7 +8378,7 @@
               </w:numPr>
               <w:jc w:val="center"/>
               <w:rPr>
-                <w:rFonts w:ascii="Times New Roman" w:hint="eastAsia"/>
+                <w:rFonts w:ascii="Times New Roman"/>
                 <w:szCs w:val="28"/>
               </w:rPr>
             </w:pPr>
@@ -8486,7 +8398,7 @@
               </w:numPr>
               <w:jc w:val="both"/>
               <w:rPr>
-                <w:rFonts w:ascii="Times New Roman" w:hint="eastAsia"/>
+                <w:rFonts w:ascii="Times New Roman"/>
                 <w:szCs w:val="28"/>
               </w:rPr>
             </w:pPr>
@@ -8561,7 +8473,7 @@
               </w:numPr>
               <w:jc w:val="center"/>
               <w:rPr>
-                <w:rFonts w:ascii="Times New Roman" w:hint="eastAsia"/>
+                <w:rFonts w:ascii="Times New Roman"/>
                 <w:szCs w:val="28"/>
               </w:rPr>
             </w:pPr>
@@ -9651,7 +9563,7 @@
               </w:numPr>
               <w:jc w:val="both"/>
               <w:rPr>
-                <w:rFonts w:ascii="Times New Roman" w:hint="eastAsia"/>
+                <w:rFonts w:ascii="Times New Roman"/>
                 <w:szCs w:val="28"/>
               </w:rPr>
             </w:pPr>
@@ -9718,7 +9630,7 @@
               </w:numPr>
               <w:jc w:val="center"/>
               <w:rPr>
-                <w:rFonts w:ascii="Times New Roman" w:hint="eastAsia"/>
+                <w:rFonts w:ascii="Times New Roman"/>
                 <w:szCs w:val="28"/>
               </w:rPr>
             </w:pPr>
@@ -9791,7 +9703,7 @@
               </w:numPr>
               <w:jc w:val="both"/>
               <w:rPr>
-                <w:rFonts w:ascii="Times New Roman" w:hint="eastAsia"/>
+                <w:rFonts w:ascii="Times New Roman"/>
                 <w:szCs w:val="28"/>
                 <w:shd w:val="pct15" w:color="auto" w:fill="FFFFFF"/>
               </w:rPr>
@@ -9883,7 +9795,7 @@
               </w:numPr>
               <w:jc w:val="center"/>
               <w:rPr>
-                <w:rFonts w:ascii="Times New Roman" w:hint="eastAsia"/>
+                <w:rFonts w:ascii="Times New Roman"/>
                 <w:szCs w:val="28"/>
               </w:rPr>
             </w:pPr>
@@ -9956,7 +9868,7 @@
               </w:numPr>
               <w:jc w:val="both"/>
               <w:rPr>
-                <w:rFonts w:ascii="Times New Roman" w:hint="eastAsia"/>
+                <w:rFonts w:ascii="Times New Roman"/>
                 <w:szCs w:val="28"/>
                 <w:shd w:val="pct15" w:color="auto" w:fill="FFFFFF"/>
               </w:rPr>
@@ -10048,7 +9960,7 @@
               </w:numPr>
               <w:jc w:val="center"/>
               <w:rPr>
-                <w:rFonts w:ascii="Times New Roman" w:hint="eastAsia"/>
+                <w:rFonts w:ascii="Times New Roman"/>
                 <w:szCs w:val="28"/>
               </w:rPr>
             </w:pPr>
@@ -10121,7 +10033,7 @@
               </w:numPr>
               <w:jc w:val="both"/>
               <w:rPr>
-                <w:rFonts w:ascii="Times New Roman" w:hint="eastAsia"/>
+                <w:rFonts w:ascii="Times New Roman"/>
                 <w:szCs w:val="28"/>
               </w:rPr>
             </w:pPr>
@@ -10188,7 +10100,7 @@
               </w:numPr>
               <w:jc w:val="center"/>
               <w:rPr>
-                <w:rFonts w:ascii="Times New Roman" w:hint="eastAsia"/>
+                <w:rFonts w:ascii="Times New Roman"/>
                 <w:szCs w:val="28"/>
               </w:rPr>
             </w:pPr>
@@ -10261,7 +10173,7 @@
               </w:numPr>
               <w:jc w:val="both"/>
               <w:rPr>
-                <w:rFonts w:ascii="Times New Roman" w:hint="eastAsia"/>
+                <w:rFonts w:ascii="Times New Roman"/>
                 <w:szCs w:val="28"/>
                 <w:shd w:val="pct15" w:color="auto" w:fill="FFFFFF"/>
               </w:rPr>
@@ -10419,7 +10331,7 @@
               </w:numPr>
               <w:jc w:val="both"/>
               <w:rPr>
-                <w:rFonts w:ascii="Times New Roman" w:hint="eastAsia"/>
+                <w:rFonts w:ascii="Times New Roman"/>
                 <w:szCs w:val="28"/>
                 <w:shd w:val="pct15" w:color="auto" w:fill="FFFFFF"/>
               </w:rPr>
@@ -10739,7 +10651,7 @@
               </w:numPr>
               <w:jc w:val="both"/>
               <w:rPr>
-                <w:rFonts w:ascii="Times New Roman" w:hint="eastAsia"/>
+                <w:rFonts w:ascii="Times New Roman"/>
                 <w:szCs w:val="28"/>
               </w:rPr>
             </w:pPr>
@@ -10826,7 +10738,7 @@
               </w:numPr>
               <w:jc w:val="center"/>
               <w:rPr>
-                <w:rFonts w:ascii="Times New Roman" w:hint="eastAsia"/>
+                <w:rFonts w:ascii="Times New Roman"/>
                 <w:szCs w:val="28"/>
               </w:rPr>
             </w:pPr>
@@ -10879,7 +10791,7 @@
               </w:numPr>
               <w:jc w:val="both"/>
               <w:rPr>
-                <w:rFonts w:ascii="Times New Roman" w:hint="eastAsia"/>
+                <w:rFonts w:ascii="Times New Roman"/>
                 <w:szCs w:val="28"/>
                 <w:shd w:val="pct15" w:color="auto" w:fill="FFFFFF"/>
               </w:rPr>
@@ -10976,7 +10888,7 @@
               </w:numPr>
               <w:jc w:val="center"/>
               <w:rPr>
-                <w:rFonts w:ascii="Times New Roman" w:hint="eastAsia"/>
+                <w:rFonts w:ascii="Times New Roman"/>
                 <w:szCs w:val="28"/>
               </w:rPr>
             </w:pPr>
@@ -11029,7 +10941,7 @@
               </w:numPr>
               <w:jc w:val="both"/>
               <w:rPr>
-                <w:rFonts w:ascii="Times New Roman" w:hint="eastAsia"/>
+                <w:rFonts w:ascii="Times New Roman"/>
                 <w:szCs w:val="28"/>
                 <w:shd w:val="pct15" w:color="auto" w:fill="FFFFFF"/>
               </w:rPr>
@@ -11118,7 +11030,7 @@
               </w:numPr>
               <w:jc w:val="center"/>
               <w:rPr>
-                <w:rFonts w:ascii="Times New Roman" w:hint="eastAsia"/>
+                <w:rFonts w:ascii="Times New Roman"/>
                 <w:szCs w:val="28"/>
               </w:rPr>
             </w:pPr>
@@ -11475,7 +11387,7 @@
               </w:numPr>
               <w:jc w:val="both"/>
               <w:rPr>
-                <w:rFonts w:ascii="Times New Roman" w:hint="eastAsia"/>
+                <w:rFonts w:ascii="Times New Roman"/>
                 <w:szCs w:val="28"/>
               </w:rPr>
             </w:pPr>
@@ -11567,7 +11479,7 @@
               </w:numPr>
               <w:jc w:val="center"/>
               <w:rPr>
-                <w:rFonts w:ascii="Times New Roman" w:hint="eastAsia"/>
+                <w:rFonts w:ascii="Times New Roman"/>
                 <w:szCs w:val="28"/>
               </w:rPr>
             </w:pPr>
@@ -12323,7 +12235,7 @@
               </w:numPr>
               <w:jc w:val="both"/>
               <w:rPr>
-                <w:rFonts w:ascii="Times New Roman" w:hint="eastAsia"/>
+                <w:rFonts w:ascii="Times New Roman"/>
                 <w:szCs w:val="28"/>
                 <w:shd w:val="pct15" w:color="auto" w:fill="FFFFFF"/>
               </w:rPr>
@@ -12417,7 +12329,7 @@
               </w:numPr>
               <w:jc w:val="center"/>
               <w:rPr>
-                <w:rFonts w:ascii="Times New Roman" w:hint="eastAsia"/>
+                <w:rFonts w:ascii="Times New Roman"/>
                 <w:szCs w:val="28"/>
               </w:rPr>
             </w:pPr>
@@ -13577,7 +13489,7 @@
               </w:numPr>
               <w:jc w:val="both"/>
               <w:rPr>
-                <w:rFonts w:ascii="Times New Roman" w:hint="eastAsia"/>
+                <w:rFonts w:ascii="Times New Roman"/>
                 <w:szCs w:val="28"/>
               </w:rPr>
             </w:pPr>
@@ -13699,7 +13611,7 @@
               </w:numPr>
               <w:jc w:val="center"/>
               <w:rPr>
-                <w:rFonts w:ascii="Times New Roman" w:hint="eastAsia"/>
+                <w:rFonts w:ascii="Times New Roman"/>
                 <w:szCs w:val="28"/>
               </w:rPr>
             </w:pPr>
@@ -13751,7 +13663,7 @@
               </w:numPr>
               <w:jc w:val="both"/>
               <w:rPr>
-                <w:rFonts w:ascii="Times New Roman" w:hint="eastAsia"/>
+                <w:rFonts w:ascii="Times New Roman"/>
                 <w:szCs w:val="28"/>
               </w:rPr>
             </w:pPr>
@@ -13873,7 +13785,7 @@
               </w:numPr>
               <w:jc w:val="center"/>
               <w:rPr>
-                <w:rFonts w:ascii="Times New Roman" w:hint="eastAsia"/>
+                <w:rFonts w:ascii="Times New Roman"/>
                 <w:szCs w:val="28"/>
               </w:rPr>
             </w:pPr>
@@ -13925,7 +13837,7 @@
               </w:numPr>
               <w:jc w:val="both"/>
               <w:rPr>
-                <w:rFonts w:ascii="Times New Roman" w:hint="eastAsia"/>
+                <w:rFonts w:ascii="Times New Roman"/>
                 <w:szCs w:val="28"/>
               </w:rPr>
             </w:pPr>
@@ -14047,7 +13959,7 @@
               </w:numPr>
               <w:jc w:val="center"/>
               <w:rPr>
-                <w:rFonts w:ascii="Times New Roman" w:hint="eastAsia"/>
+                <w:rFonts w:ascii="Times New Roman"/>
                 <w:szCs w:val="28"/>
               </w:rPr>
             </w:pPr>
@@ -14092,7 +14004,7 @@
               </w:numPr>
               <w:jc w:val="both"/>
               <w:rPr>
-                <w:rFonts w:ascii="Times New Roman" w:hint="eastAsia"/>
+                <w:rFonts w:ascii="Times New Roman"/>
                 <w:szCs w:val="28"/>
               </w:rPr>
             </w:pPr>
@@ -14214,7 +14126,7 @@
               </w:numPr>
               <w:jc w:val="center"/>
               <w:rPr>
-                <w:rFonts w:ascii="Times New Roman" w:hint="eastAsia"/>
+                <w:rFonts w:ascii="Times New Roman"/>
                 <w:szCs w:val="28"/>
               </w:rPr>
             </w:pPr>
@@ -14426,7 +14338,7 @@
               </w:numPr>
               <w:jc w:val="both"/>
               <w:rPr>
-                <w:rFonts w:ascii="Times New Roman" w:hint="eastAsia"/>
+                <w:rFonts w:ascii="Times New Roman"/>
                 <w:szCs w:val="28"/>
               </w:rPr>
             </w:pPr>
@@ -14600,7 +14512,7 @@
               </w:numPr>
               <w:jc w:val="both"/>
               <w:rPr>
-                <w:rFonts w:ascii="Times New Roman" w:hint="eastAsia"/>
+                <w:rFonts w:ascii="Times New Roman"/>
                 <w:szCs w:val="28"/>
               </w:rPr>
             </w:pPr>
@@ -14760,7 +14672,7 @@
               </w:numPr>
               <w:jc w:val="both"/>
               <w:rPr>
-                <w:rFonts w:ascii="Times New Roman" w:hint="eastAsia"/>
+                <w:rFonts w:ascii="Times New Roman"/>
                 <w:szCs w:val="28"/>
               </w:rPr>
             </w:pPr>
@@ -14905,7 +14817,7 @@
               </w:numPr>
               <w:jc w:val="center"/>
               <w:rPr>
-                <w:rFonts w:ascii="Times New Roman" w:hint="eastAsia"/>
+                <w:rFonts w:ascii="Times New Roman"/>
                 <w:szCs w:val="28"/>
                 <w:shd w:val="pct15" w:color="auto" w:fill="FFFFFF"/>
               </w:rPr>
@@ -14934,7 +14846,7 @@
               </w:numPr>
               <w:jc w:val="both"/>
               <w:rPr>
-                <w:rFonts w:ascii="Times New Roman" w:hint="eastAsia"/>
+                <w:rFonts w:ascii="Times New Roman"/>
                 <w:szCs w:val="28"/>
               </w:rPr>
             </w:pPr>
@@ -14961,7 +14873,7 @@
               </w:numPr>
               <w:jc w:val="center"/>
               <w:rPr>
-                <w:rFonts w:ascii="Times New Roman" w:hint="eastAsia"/>
+                <w:rFonts w:ascii="Times New Roman"/>
                 <w:szCs w:val="28"/>
               </w:rPr>
             </w:pPr>
@@ -15065,7 +14977,7 @@
               </w:numPr>
               <w:jc w:val="center"/>
               <w:rPr>
-                <w:rFonts w:ascii="Times New Roman" w:hint="eastAsia"/>
+                <w:rFonts w:ascii="Times New Roman"/>
                 <w:szCs w:val="28"/>
               </w:rPr>
             </w:pPr>
@@ -15085,7 +14997,7 @@
               </w:numPr>
               <w:jc w:val="both"/>
               <w:rPr>
-                <w:rFonts w:ascii="Times New Roman" w:hint="eastAsia"/>
+                <w:rFonts w:ascii="Times New Roman"/>
                 <w:szCs w:val="28"/>
               </w:rPr>
             </w:pPr>
@@ -15112,7 +15024,7 @@
               </w:numPr>
               <w:jc w:val="center"/>
               <w:rPr>
-                <w:rFonts w:ascii="Times New Roman" w:hint="eastAsia"/>
+                <w:rFonts w:ascii="Times New Roman"/>
                 <w:szCs w:val="28"/>
               </w:rPr>
             </w:pPr>
@@ -15345,7 +15257,7 @@
               </w:numPr>
               <w:jc w:val="center"/>
               <w:rPr>
-                <w:rFonts w:ascii="Times New Roman" w:hint="eastAsia"/>
+                <w:rFonts w:ascii="Times New Roman"/>
                 <w:szCs w:val="28"/>
               </w:rPr>
             </w:pPr>
@@ -15373,7 +15285,7 @@
               </w:numPr>
               <w:jc w:val="both"/>
               <w:rPr>
-                <w:rFonts w:ascii="Times New Roman" w:hint="eastAsia"/>
+                <w:rFonts w:ascii="Times New Roman"/>
                 <w:szCs w:val="28"/>
               </w:rPr>
             </w:pPr>
@@ -15400,7 +15312,7 @@
               </w:numPr>
               <w:jc w:val="center"/>
               <w:rPr>
-                <w:rFonts w:ascii="Times New Roman" w:hint="eastAsia"/>
+                <w:rFonts w:ascii="Times New Roman"/>
                 <w:szCs w:val="28"/>
               </w:rPr>
             </w:pPr>
@@ -15427,7 +15339,7 @@
               </w:numPr>
               <w:jc w:val="center"/>
               <w:rPr>
-                <w:rFonts w:ascii="Times New Roman" w:hint="eastAsia"/>
+                <w:rFonts w:ascii="Times New Roman"/>
                 <w:szCs w:val="28"/>
               </w:rPr>
             </w:pPr>
@@ -15490,7 +15402,7 @@
               </w:numPr>
               <w:jc w:val="center"/>
               <w:rPr>
-                <w:rFonts w:ascii="Times New Roman" w:hint="eastAsia"/>
+                <w:rFonts w:ascii="Times New Roman"/>
                 <w:szCs w:val="28"/>
               </w:rPr>
             </w:pPr>
@@ -15510,7 +15422,7 @@
               </w:numPr>
               <w:jc w:val="both"/>
               <w:rPr>
-                <w:rFonts w:ascii="Times New Roman" w:hint="eastAsia"/>
+                <w:rFonts w:ascii="Times New Roman"/>
                 <w:szCs w:val="28"/>
               </w:rPr>
             </w:pPr>
@@ -15537,7 +15449,7 @@
               </w:numPr>
               <w:jc w:val="center"/>
               <w:rPr>
-                <w:rFonts w:ascii="Times New Roman" w:hint="eastAsia"/>
+                <w:rFonts w:ascii="Times New Roman"/>
                 <w:szCs w:val="28"/>
               </w:rPr>
             </w:pPr>
@@ -15627,7 +15539,7 @@
               </w:numPr>
               <w:jc w:val="center"/>
               <w:rPr>
-                <w:rFonts w:ascii="Times New Roman" w:hint="eastAsia"/>
+                <w:rFonts w:ascii="Times New Roman"/>
                 <w:szCs w:val="28"/>
               </w:rPr>
             </w:pPr>
@@ -15647,7 +15559,7 @@
               </w:numPr>
               <w:jc w:val="both"/>
               <w:rPr>
-                <w:rFonts w:ascii="Times New Roman" w:hint="eastAsia"/>
+                <w:rFonts w:ascii="Times New Roman"/>
                 <w:szCs w:val="28"/>
               </w:rPr>
             </w:pPr>
@@ -15674,7 +15586,7 @@
               </w:numPr>
               <w:jc w:val="center"/>
               <w:rPr>
-                <w:rFonts w:ascii="Times New Roman" w:hint="eastAsia"/>
+                <w:rFonts w:ascii="Times New Roman"/>
                 <w:szCs w:val="28"/>
               </w:rPr>
             </w:pPr>
@@ -16829,7 +16741,7 @@
                 <w:sz w:val="28"/>
                 <w:szCs w:val="28"/>
               </w:rPr>
-              <w:t>資料庫、</w:t>
+              <w:t>資料庫</w:t>
             </w:r>
             <w:r>
               <w:rPr>
@@ -16837,15 +16749,23 @@
                 <w:sz w:val="28"/>
                 <w:szCs w:val="28"/>
               </w:rPr>
-              <w:t>伺服器API串接、</w:t>
-            </w:r>
-            <w:proofErr w:type="spellStart"/>
+              <w:t>、</w:t>
+            </w:r>
             <w:r>
               <w:rPr>
                 <w:rFonts w:ascii="標楷體" w:eastAsia="標楷體" w:hAnsi="標楷體" w:hint="eastAsia"/>
                 <w:sz w:val="28"/>
                 <w:szCs w:val="28"/>
               </w:rPr>
+              <w:t>伺服器API串接、</w:t>
+            </w:r>
+            <w:proofErr w:type="spellStart"/>
+            <w:r>
+              <w:rPr>
+                <w:rFonts w:ascii="標楷體" w:eastAsia="標楷體" w:hAnsi="標楷體" w:hint="eastAsia"/>
+                <w:sz w:val="28"/>
+                <w:szCs w:val="28"/>
+              </w:rPr>
               <w:t>Op</w:t>
             </w:r>
             <w:r>
@@ -16871,7 +16791,31 @@
                 <w:sz w:val="28"/>
                 <w:szCs w:val="28"/>
               </w:rPr>
-              <w:t>串接、系統整合</w:t>
+              <w:t>串接</w:t>
+            </w:r>
+            <w:r>
+              <w:rPr>
+                <w:rFonts w:ascii="標楷體" w:eastAsia="標楷體" w:hAnsi="標楷體" w:hint="eastAsia"/>
+                <w:sz w:val="28"/>
+                <w:szCs w:val="28"/>
+              </w:rPr>
+              <w:t>、傷口模型API串接</w:t>
+            </w:r>
+            <w:r>
+              <w:rPr>
+                <w:rFonts w:ascii="標楷體" w:eastAsia="標楷體" w:hAnsi="標楷體" w:hint="eastAsia"/>
+                <w:sz w:val="28"/>
+                <w:szCs w:val="28"/>
+              </w:rPr>
+              <w:t>、</w:t>
+            </w:r>
+            <w:r>
+              <w:rPr>
+                <w:rFonts w:ascii="標楷體" w:eastAsia="標楷體" w:hAnsi="標楷體" w:hint="eastAsia"/>
+                <w:sz w:val="28"/>
+                <w:szCs w:val="28"/>
+              </w:rPr>
+              <w:t>系統整合</w:t>
             </w:r>
           </w:p>
         </w:tc>

--- a/document/chapter/part_4_new.docx
+++ b/document/chapter/part_4_new.docx
@@ -82,9 +82,9 @@
           <w:noProof/>
         </w:rPr>
         <w:drawing>
-          <wp:inline distT="0" distB="0" distL="0" distR="0" wp14:anchorId="5BCAD0D7" wp14:editId="5529304D">
-            <wp:extent cx="6479540" cy="4198620"/>
-            <wp:effectExtent l="0" t="0" r="0" b="0"/>
+          <wp:inline distT="0" distB="0" distL="0" distR="0" wp14:anchorId="63AFEC31" wp14:editId="382F390F">
+            <wp:extent cx="6479540" cy="4334933"/>
+            <wp:effectExtent l="0" t="0" r="0" b="8890"/>
             <wp:docPr id="1" name="圖表 1">
               <a:extLst xmlns:a="http://schemas.openxmlformats.org/drawingml/2006/main">
                 <a:ext uri="{FF2B5EF4-FFF2-40B4-BE49-F238E27FC236}">
@@ -2625,7 +2625,7 @@
                 <w:rFonts w:ascii="Times New Roman" w:hint="eastAsia"/>
                 <w:szCs w:val="28"/>
               </w:rPr>
-              <w:t>傷口分類</w:t>
+              <w:t>傷口</w:t>
             </w:r>
             <w:r>
               <w:rPr>
@@ -2633,7 +2633,7 @@
                 <w:szCs w:val="28"/>
               </w:rPr>
               <w:lastRenderedPageBreak/>
-              <w:t>模型</w:t>
+              <w:t>分類模型</w:t>
             </w:r>
           </w:p>
         </w:tc>
@@ -8534,7 +8534,6 @@
                 <w:rFonts w:ascii="Times New Roman" w:hint="eastAsia"/>
                 <w:szCs w:val="28"/>
               </w:rPr>
-              <w:lastRenderedPageBreak/>
               <w:t>附近醫院搜尋</w:t>
             </w:r>
           </w:p>
@@ -16799,15 +16798,7 @@
                 <w:sz w:val="28"/>
                 <w:szCs w:val="28"/>
               </w:rPr>
-              <w:t>、傷口模型API串接</w:t>
-            </w:r>
-            <w:r>
-              <w:rPr>
-                <w:rFonts w:ascii="標楷體" w:eastAsia="標楷體" w:hAnsi="標楷體" w:hint="eastAsia"/>
-                <w:sz w:val="28"/>
-                <w:szCs w:val="28"/>
-              </w:rPr>
-              <w:t>、</w:t>
+              <w:t>、傷口模型API串接、</w:t>
             </w:r>
             <w:r>
               <w:rPr>
@@ -18874,7 +18865,7 @@
           </c:val>
           <c:extLst>
             <c:ext xmlns:c16="http://schemas.microsoft.com/office/drawing/2014/chart" uri="{C3380CC4-5D6E-409C-BE32-E72D297353CC}">
-              <c16:uniqueId val="{00000000-70AB-46FA-AADF-F615806DA179}"/>
+              <c16:uniqueId val="{00000000-3C4A-49B8-BC90-D1D2C3854B1E}"/>
             </c:ext>
           </c:extLst>
         </c:ser>
@@ -19014,7 +19005,7 @@
           </c:val>
           <c:extLst>
             <c:ext xmlns:c16="http://schemas.microsoft.com/office/drawing/2014/chart" uri="{C3380CC4-5D6E-409C-BE32-E72D297353CC}">
-              <c16:uniqueId val="{00000001-70AB-46FA-AADF-F615806DA179}"/>
+              <c16:uniqueId val="{00000001-3C4A-49B8-BC90-D1D2C3854B1E}"/>
             </c:ext>
           </c:extLst>
         </c:ser>
@@ -19153,7 +19144,7 @@
           </c:val>
           <c:extLst>
             <c:ext xmlns:c16="http://schemas.microsoft.com/office/drawing/2014/chart" uri="{C3380CC4-5D6E-409C-BE32-E72D297353CC}">
-              <c16:uniqueId val="{00000002-70AB-46FA-AADF-F615806DA179}"/>
+              <c16:uniqueId val="{00000002-3C4A-49B8-BC90-D1D2C3854B1E}"/>
             </c:ext>
           </c:extLst>
         </c:ser>
@@ -19260,7 +19251,7 @@
                   <c:v>154</c:v>
                 </c:pt>
                 <c:pt idx="15">
-                  <c:v>138</c:v>
+                  <c:v>152</c:v>
                 </c:pt>
                 <c:pt idx="17">
                   <c:v>172</c:v>
@@ -19294,7 +19285,7 @@
           </c:val>
           <c:extLst>
             <c:ext xmlns:c16="http://schemas.microsoft.com/office/drawing/2014/chart" uri="{C3380CC4-5D6E-409C-BE32-E72D297353CC}">
-              <c16:uniqueId val="{00000003-70AB-46FA-AADF-F615806DA179}"/>
+              <c16:uniqueId val="{00000003-3C4A-49B8-BC90-D1D2C3854B1E}"/>
             </c:ext>
           </c:extLst>
         </c:ser>
@@ -19390,7 +19381,7 @@
           </c:val>
           <c:extLst>
             <c:ext xmlns:c16="http://schemas.microsoft.com/office/drawing/2014/chart" uri="{C3380CC4-5D6E-409C-BE32-E72D297353CC}">
-              <c16:uniqueId val="{00000004-70AB-46FA-AADF-F615806DA179}"/>
+              <c16:uniqueId val="{00000004-3C4A-49B8-BC90-D1D2C3854B1E}"/>
             </c:ext>
           </c:extLst>
         </c:ser>
@@ -19491,7 +19482,7 @@
           </c:val>
           <c:extLst>
             <c:ext xmlns:c16="http://schemas.microsoft.com/office/drawing/2014/chart" uri="{C3380CC4-5D6E-409C-BE32-E72D297353CC}">
-              <c16:uniqueId val="{00000005-70AB-46FA-AADF-F615806DA179}"/>
+              <c16:uniqueId val="{00000005-3C4A-49B8-BC90-D1D2C3854B1E}"/>
             </c:ext>
           </c:extLst>
         </c:ser>
@@ -19587,7 +19578,7 @@
           </c:val>
           <c:extLst>
             <c:ext xmlns:c16="http://schemas.microsoft.com/office/drawing/2014/chart" uri="{C3380CC4-5D6E-409C-BE32-E72D297353CC}">
-              <c16:uniqueId val="{00000006-70AB-46FA-AADF-F615806DA179}"/>
+              <c16:uniqueId val="{00000006-3C4A-49B8-BC90-D1D2C3854B1E}"/>
             </c:ext>
           </c:extLst>
         </c:ser>
@@ -19680,7 +19671,7 @@
           </c:val>
           <c:extLst>
             <c:ext xmlns:c16="http://schemas.microsoft.com/office/drawing/2014/chart" uri="{C3380CC4-5D6E-409C-BE32-E72D297353CC}">
-              <c16:uniqueId val="{00000007-70AB-46FA-AADF-F615806DA179}"/>
+              <c16:uniqueId val="{00000007-3C4A-49B8-BC90-D1D2C3854B1E}"/>
             </c:ext>
           </c:extLst>
         </c:ser>

--- a/document/chapter/part_4_new.docx
+++ b/document/chapter/part_4_new.docx
@@ -53,6 +53,7 @@
         </w:rPr>
         <w:t xml:space="preserve">4-1  </w:t>
       </w:r>
+      <w:commentRangeStart w:id="3"/>
       <w:r>
         <w:rPr>
           <w:rFonts w:ascii="Times New Roman"/>
@@ -62,6 +63,15 @@
         <w:t>專案時程</w:t>
       </w:r>
       <w:bookmarkEnd w:id="2"/>
+      <w:commentRangeEnd w:id="3"/>
+      <w:r>
+        <w:rPr>
+          <w:rStyle w:val="afa"/>
+          <w:rFonts w:asciiTheme="minorHAnsi" w:eastAsiaTheme="minorEastAsia" w:hAnsiTheme="minorHAnsi" w:cstheme="minorBidi"/>
+          <w14:ligatures w14:val="standardContextual"/>
+        </w:rPr>
+        <w:commentReference w:id="3"/>
+      </w:r>
     </w:p>
     <w:p>
       <w:pPr>
@@ -95,7 +105,7 @@
             <wp:cNvGraphicFramePr/>
             <a:graphic xmlns:a="http://schemas.openxmlformats.org/drawingml/2006/main">
               <a:graphicData uri="http://schemas.openxmlformats.org/drawingml/2006/chart">
-                <c:chart xmlns:c="http://schemas.openxmlformats.org/drawingml/2006/chart" xmlns:r="http://schemas.openxmlformats.org/officeDocument/2006/relationships" r:id="rId8"/>
+                <c:chart xmlns:c="http://schemas.openxmlformats.org/drawingml/2006/chart" xmlns:r="http://schemas.openxmlformats.org/officeDocument/2006/relationships" r:id="rId12"/>
               </a:graphicData>
             </a:graphic>
           </wp:inline>
@@ -129,7 +139,7 @@
           <w:szCs w:val="32"/>
         </w:rPr>
       </w:pPr>
-      <w:bookmarkStart w:id="3" w:name="_Toc194955439"/>
+      <w:bookmarkStart w:id="4" w:name="_Toc194955439"/>
       <w:r>
         <w:rPr>
           <w:rFonts w:ascii="Times New Roman" w:hint="eastAsia"/>
@@ -146,7 +156,7 @@
         </w:rPr>
         <w:t>專案組織與分工</w:t>
       </w:r>
-      <w:bookmarkEnd w:id="3"/>
+      <w:bookmarkEnd w:id="4"/>
     </w:p>
     <w:tbl>
       <w:tblPr>
@@ -1301,7 +1311,6 @@
               <w:rPr>
                 <w:rFonts w:ascii="Times New Roman" w:hint="eastAsia"/>
                 <w:szCs w:val="28"/>
-                <w:highlight w:val="yellow"/>
               </w:rPr>
               <w:t>建置收藏醫院資料表</w:t>
             </w:r>
@@ -4628,7 +4637,6 @@
                 <w:ilvl w:val="0"/>
                 <w:numId w:val="0"/>
               </w:numPr>
-              <w:jc w:val="both"/>
               <w:rPr>
                 <w:rFonts w:ascii="Times New Roman"/>
                 <w:szCs w:val="28"/>
@@ -4641,7 +4649,7 @@
                 <w:szCs w:val="28"/>
                 <w:shd w:val="pct15" w:color="auto" w:fill="FFFFFF"/>
               </w:rPr>
-              <w:t>新傷口檢測畫面</w:t>
+              <w:t>舊傷口追蹤畫面</w:t>
             </w:r>
           </w:p>
         </w:tc>
@@ -4663,51 +4671,59 @@
                 <w:szCs w:val="28"/>
               </w:rPr>
             </w:pPr>
-          </w:p>
-        </w:tc>
-        <w:tc>
-          <w:tcPr>
-            <w:tcW w:w="1382" w:type="dxa"/>
-            <w:vAlign w:val="center"/>
-          </w:tcPr>
-          <w:p>
-            <w:pPr>
-              <w:pStyle w:val="a"/>
-              <w:numPr>
-                <w:ilvl w:val="0"/>
-                <w:numId w:val="0"/>
-              </w:numPr>
-              <w:jc w:val="center"/>
-              <w:rPr>
-                <w:rFonts w:ascii="Times New Roman"/>
-                <w:szCs w:val="28"/>
-              </w:rPr>
-            </w:pPr>
-          </w:p>
-        </w:tc>
-        <w:tc>
-          <w:tcPr>
-            <w:tcW w:w="1382" w:type="dxa"/>
-            <w:vAlign w:val="center"/>
-          </w:tcPr>
-          <w:p>
-            <w:pPr>
-              <w:pStyle w:val="a"/>
-              <w:numPr>
-                <w:ilvl w:val="0"/>
-                <w:numId w:val="0"/>
-              </w:numPr>
-              <w:jc w:val="center"/>
-              <w:rPr>
-                <w:rFonts w:ascii="Times New Roman"/>
-                <w:szCs w:val="28"/>
-              </w:rPr>
-            </w:pPr>
-          </w:p>
-        </w:tc>
-        <w:tc>
-          <w:tcPr>
-            <w:tcW w:w="1382" w:type="dxa"/>
+            <w:r>
+              <w:rPr>
+                <w:rFonts w:ascii="Times New Roman" w:hint="eastAsia"/>
+                <w:szCs w:val="28"/>
+              </w:rPr>
+              <w:t>○</w:t>
+            </w:r>
+          </w:p>
+        </w:tc>
+        <w:tc>
+          <w:tcPr>
+            <w:tcW w:w="1382" w:type="dxa"/>
+            <w:vAlign w:val="center"/>
+          </w:tcPr>
+          <w:p>
+            <w:pPr>
+              <w:pStyle w:val="a"/>
+              <w:numPr>
+                <w:ilvl w:val="0"/>
+                <w:numId w:val="0"/>
+              </w:numPr>
+              <w:jc w:val="center"/>
+              <w:rPr>
+                <w:rFonts w:ascii="Times New Roman"/>
+                <w:szCs w:val="28"/>
+              </w:rPr>
+            </w:pPr>
+          </w:p>
+        </w:tc>
+        <w:tc>
+          <w:tcPr>
+            <w:tcW w:w="1382" w:type="dxa"/>
+            <w:vAlign w:val="center"/>
+          </w:tcPr>
+          <w:p>
+            <w:pPr>
+              <w:pStyle w:val="a"/>
+              <w:numPr>
+                <w:ilvl w:val="0"/>
+                <w:numId w:val="0"/>
+              </w:numPr>
+              <w:jc w:val="center"/>
+              <w:rPr>
+                <w:rFonts w:ascii="Times New Roman"/>
+                <w:szCs w:val="28"/>
+              </w:rPr>
+            </w:pPr>
+          </w:p>
+        </w:tc>
+        <w:tc>
+          <w:tcPr>
+            <w:tcW w:w="1382" w:type="dxa"/>
+            <w:vAlign w:val="center"/>
           </w:tcPr>
           <w:p>
             <w:pPr>
@@ -4770,7 +4786,7 @@
                 <w:numId w:val="0"/>
               </w:numPr>
               <w:rPr>
-                <w:rFonts w:ascii="Times New Roman"/>
+                <w:rFonts w:ascii="Times New Roman" w:hint="eastAsia"/>
                 <w:szCs w:val="28"/>
                 <w:shd w:val="pct15" w:color="auto" w:fill="FFFFFF"/>
               </w:rPr>
@@ -4781,7 +4797,15 @@
                 <w:szCs w:val="28"/>
                 <w:shd w:val="pct15" w:color="auto" w:fill="FFFFFF"/>
               </w:rPr>
-              <w:t>舊傷口追蹤畫面</w:t>
+              <w:t>拍攝</w:t>
+            </w:r>
+            <w:r>
+              <w:rPr>
+                <w:rFonts w:ascii="Times New Roman" w:hint="eastAsia"/>
+                <w:szCs w:val="28"/>
+                <w:shd w:val="pct15" w:color="auto" w:fill="FFFFFF"/>
+              </w:rPr>
+              <w:t>畫面</w:t>
             </w:r>
           </w:p>
         </w:tc>
@@ -4799,74 +4823,66 @@
               </w:numPr>
               <w:jc w:val="center"/>
               <w:rPr>
-                <w:rFonts w:ascii="Times New Roman"/>
-                <w:szCs w:val="28"/>
-              </w:rPr>
-            </w:pPr>
-            <w:r>
-              <w:rPr>
-                <w:rFonts w:ascii="Times New Roman" w:hint="eastAsia"/>
-                <w:szCs w:val="28"/>
-              </w:rPr>
-              <w:t>○</w:t>
-            </w:r>
-          </w:p>
-        </w:tc>
-        <w:tc>
-          <w:tcPr>
-            <w:tcW w:w="1382" w:type="dxa"/>
-            <w:vAlign w:val="center"/>
-          </w:tcPr>
-          <w:p>
-            <w:pPr>
-              <w:pStyle w:val="a"/>
-              <w:numPr>
-                <w:ilvl w:val="0"/>
-                <w:numId w:val="0"/>
-              </w:numPr>
-              <w:jc w:val="center"/>
-              <w:rPr>
-                <w:rFonts w:ascii="Times New Roman"/>
-                <w:szCs w:val="28"/>
-              </w:rPr>
-            </w:pPr>
-          </w:p>
-        </w:tc>
-        <w:tc>
-          <w:tcPr>
-            <w:tcW w:w="1382" w:type="dxa"/>
-            <w:vAlign w:val="center"/>
-          </w:tcPr>
-          <w:p>
-            <w:pPr>
-              <w:pStyle w:val="a"/>
-              <w:numPr>
-                <w:ilvl w:val="0"/>
-                <w:numId w:val="0"/>
-              </w:numPr>
-              <w:jc w:val="center"/>
-              <w:rPr>
-                <w:rFonts w:ascii="Times New Roman"/>
-                <w:szCs w:val="28"/>
-              </w:rPr>
-            </w:pPr>
-          </w:p>
-        </w:tc>
-        <w:tc>
-          <w:tcPr>
-            <w:tcW w:w="1382" w:type="dxa"/>
-            <w:vAlign w:val="center"/>
-          </w:tcPr>
-          <w:p>
-            <w:pPr>
-              <w:pStyle w:val="a"/>
-              <w:numPr>
-                <w:ilvl w:val="0"/>
-                <w:numId w:val="0"/>
-              </w:numPr>
-              <w:jc w:val="center"/>
-              <w:rPr>
-                <w:rFonts w:ascii="Times New Roman"/>
+                <w:rFonts w:ascii="Times New Roman" w:hint="eastAsia"/>
+                <w:szCs w:val="28"/>
+              </w:rPr>
+            </w:pPr>
+          </w:p>
+        </w:tc>
+        <w:tc>
+          <w:tcPr>
+            <w:tcW w:w="1382" w:type="dxa"/>
+            <w:vAlign w:val="center"/>
+          </w:tcPr>
+          <w:p>
+            <w:pPr>
+              <w:pStyle w:val="a"/>
+              <w:numPr>
+                <w:ilvl w:val="0"/>
+                <w:numId w:val="0"/>
+              </w:numPr>
+              <w:jc w:val="center"/>
+              <w:rPr>
+                <w:rFonts w:ascii="Times New Roman"/>
+                <w:szCs w:val="28"/>
+              </w:rPr>
+            </w:pPr>
+          </w:p>
+        </w:tc>
+        <w:tc>
+          <w:tcPr>
+            <w:tcW w:w="1382" w:type="dxa"/>
+            <w:vAlign w:val="center"/>
+          </w:tcPr>
+          <w:p>
+            <w:pPr>
+              <w:pStyle w:val="a"/>
+              <w:numPr>
+                <w:ilvl w:val="0"/>
+                <w:numId w:val="0"/>
+              </w:numPr>
+              <w:jc w:val="center"/>
+              <w:rPr>
+                <w:rFonts w:ascii="Times New Roman"/>
+                <w:szCs w:val="28"/>
+              </w:rPr>
+            </w:pPr>
+          </w:p>
+        </w:tc>
+        <w:tc>
+          <w:tcPr>
+            <w:tcW w:w="1382" w:type="dxa"/>
+          </w:tcPr>
+          <w:p>
+            <w:pPr>
+              <w:pStyle w:val="a"/>
+              <w:numPr>
+                <w:ilvl w:val="0"/>
+                <w:numId w:val="0"/>
+              </w:numPr>
+              <w:jc w:val="center"/>
+              <w:rPr>
+                <w:rFonts w:ascii="Times New Roman" w:hint="eastAsia"/>
                 <w:szCs w:val="28"/>
               </w:rPr>
             </w:pPr>
@@ -6997,7 +7013,15 @@
                 <w:szCs w:val="28"/>
                 <w:shd w:val="pct15" w:color="auto" w:fill="FFFFFF"/>
               </w:rPr>
-              <w:t>個人化護理建議</w:t>
+              <w:t>個人化</w:t>
+            </w:r>
+            <w:r>
+              <w:rPr>
+                <w:rFonts w:ascii="Times New Roman" w:hint="eastAsia"/>
+                <w:szCs w:val="28"/>
+                <w:shd w:val="pct15" w:color="auto" w:fill="FFFFFF"/>
+              </w:rPr>
+              <w:t>癒合時間</w:t>
             </w:r>
           </w:p>
         </w:tc>
@@ -7130,14 +7154,16 @@
               <w:rPr>
                 <w:rFonts w:ascii="Times New Roman"/>
                 <w:szCs w:val="28"/>
-              </w:rPr>
-            </w:pPr>
-            <w:r>
-              <w:rPr>
-                <w:rFonts w:ascii="Times New Roman" w:hint="eastAsia"/>
-                <w:szCs w:val="28"/>
-              </w:rPr>
-              <w:t>預估傷口癒合時間</w:t>
+                <w:shd w:val="pct15" w:color="auto" w:fill="FFFFFF"/>
+              </w:rPr>
+            </w:pPr>
+            <w:r>
+              <w:rPr>
+                <w:rFonts w:ascii="Times New Roman" w:hint="eastAsia"/>
+                <w:szCs w:val="28"/>
+                <w:shd w:val="pct15" w:color="auto" w:fill="FFFFFF"/>
+              </w:rPr>
+              <w:t>護理建議動畫</w:t>
             </w:r>
           </w:p>
         </w:tc>
@@ -7270,16 +7296,14 @@
               <w:rPr>
                 <w:rFonts w:ascii="Times New Roman"/>
                 <w:szCs w:val="28"/>
-                <w:shd w:val="pct15" w:color="auto" w:fill="FFFFFF"/>
-              </w:rPr>
-            </w:pPr>
-            <w:r>
-              <w:rPr>
-                <w:rFonts w:ascii="Times New Roman" w:hint="eastAsia"/>
-                <w:szCs w:val="28"/>
-                <w:shd w:val="pct15" w:color="auto" w:fill="FFFFFF"/>
-              </w:rPr>
-              <w:t>護理建議動畫</w:t>
+              </w:rPr>
+            </w:pPr>
+            <w:r>
+              <w:rPr>
+                <w:rFonts w:ascii="Times New Roman" w:hint="eastAsia"/>
+                <w:szCs w:val="28"/>
+              </w:rPr>
+              <w:t>護理提醒功能</w:t>
             </w:r>
           </w:p>
         </w:tc>
@@ -7341,6 +7365,13 @@
                 <w:szCs w:val="28"/>
               </w:rPr>
             </w:pPr>
+            <w:r>
+              <w:rPr>
+                <w:rFonts w:ascii="Times New Roman" w:hint="eastAsia"/>
+                <w:szCs w:val="28"/>
+              </w:rPr>
+              <w:t>○</w:t>
+            </w:r>
           </w:p>
         </w:tc>
         <w:tc>
@@ -7419,7 +7450,7 @@
                 <w:rFonts w:ascii="Times New Roman" w:hint="eastAsia"/>
                 <w:szCs w:val="28"/>
               </w:rPr>
-              <w:t>護理提醒功能</w:t>
+              <w:t>提供附近醫院</w:t>
             </w:r>
           </w:p>
         </w:tc>
@@ -7481,13 +7512,426 @@
                 <w:szCs w:val="28"/>
               </w:rPr>
             </w:pPr>
-            <w:r>
-              <w:rPr>
-                <w:rFonts w:ascii="Times New Roman" w:hint="eastAsia"/>
-                <w:szCs w:val="28"/>
-              </w:rPr>
-              <w:t>○</w:t>
-            </w:r>
+          </w:p>
+        </w:tc>
+        <w:tc>
+          <w:tcPr>
+            <w:tcW w:w="1382" w:type="dxa"/>
+            <w:vAlign w:val="center"/>
+          </w:tcPr>
+          <w:p>
+            <w:pPr>
+              <w:pStyle w:val="a"/>
+              <w:numPr>
+                <w:ilvl w:val="0"/>
+                <w:numId w:val="0"/>
+              </w:numPr>
+              <w:jc w:val="center"/>
+              <w:rPr>
+                <w:rFonts w:ascii="Times New Roman"/>
+                <w:szCs w:val="28"/>
+              </w:rPr>
+            </w:pPr>
+            <w:r>
+              <w:rPr>
+                <w:rFonts w:ascii="Times New Roman" w:hint="eastAsia"/>
+                <w:szCs w:val="28"/>
+              </w:rPr>
+              <w:t>●</w:t>
+            </w:r>
+          </w:p>
+        </w:tc>
+      </w:tr>
+      <w:tr>
+        <w:trPr>
+          <w:trHeight w:val="180"/>
+        </w:trPr>
+        <w:tc>
+          <w:tcPr>
+            <w:tcW w:w="988" w:type="dxa"/>
+            <w:vMerge/>
+            <w:vAlign w:val="center"/>
+          </w:tcPr>
+          <w:p>
+            <w:pPr>
+              <w:pStyle w:val="a"/>
+              <w:numPr>
+                <w:ilvl w:val="0"/>
+                <w:numId w:val="0"/>
+              </w:numPr>
+              <w:jc w:val="center"/>
+              <w:rPr>
+                <w:rFonts w:ascii="Times New Roman"/>
+                <w:szCs w:val="28"/>
+              </w:rPr>
+            </w:pPr>
+          </w:p>
+        </w:tc>
+        <w:tc>
+          <w:tcPr>
+            <w:tcW w:w="3685" w:type="dxa"/>
+            <w:vAlign w:val="center"/>
+          </w:tcPr>
+          <w:p>
+            <w:pPr>
+              <w:pStyle w:val="a"/>
+              <w:numPr>
+                <w:ilvl w:val="0"/>
+                <w:numId w:val="0"/>
+              </w:numPr>
+              <w:jc w:val="both"/>
+              <w:rPr>
+                <w:rFonts w:ascii="Times New Roman"/>
+                <w:szCs w:val="28"/>
+              </w:rPr>
+            </w:pPr>
+            <w:r>
+              <w:rPr>
+                <w:rFonts w:ascii="Times New Roman" w:hint="eastAsia"/>
+                <w:szCs w:val="28"/>
+              </w:rPr>
+              <w:t>用戶自我傷口紀錄</w:t>
+            </w:r>
+          </w:p>
+        </w:tc>
+        <w:tc>
+          <w:tcPr>
+            <w:tcW w:w="1381" w:type="dxa"/>
+            <w:vAlign w:val="center"/>
+          </w:tcPr>
+          <w:p>
+            <w:pPr>
+              <w:pStyle w:val="a"/>
+              <w:numPr>
+                <w:ilvl w:val="0"/>
+                <w:numId w:val="0"/>
+              </w:numPr>
+              <w:jc w:val="center"/>
+              <w:rPr>
+                <w:rFonts w:ascii="Times New Roman"/>
+                <w:szCs w:val="28"/>
+              </w:rPr>
+            </w:pPr>
+          </w:p>
+        </w:tc>
+        <w:tc>
+          <w:tcPr>
+            <w:tcW w:w="1382" w:type="dxa"/>
+            <w:vAlign w:val="center"/>
+          </w:tcPr>
+          <w:p>
+            <w:pPr>
+              <w:pStyle w:val="a"/>
+              <w:numPr>
+                <w:ilvl w:val="0"/>
+                <w:numId w:val="0"/>
+              </w:numPr>
+              <w:jc w:val="center"/>
+              <w:rPr>
+                <w:rFonts w:ascii="Times New Roman"/>
+                <w:szCs w:val="28"/>
+              </w:rPr>
+            </w:pPr>
+          </w:p>
+        </w:tc>
+        <w:tc>
+          <w:tcPr>
+            <w:tcW w:w="1382" w:type="dxa"/>
+            <w:vAlign w:val="center"/>
+          </w:tcPr>
+          <w:p>
+            <w:pPr>
+              <w:pStyle w:val="a"/>
+              <w:numPr>
+                <w:ilvl w:val="0"/>
+                <w:numId w:val="0"/>
+              </w:numPr>
+              <w:jc w:val="center"/>
+              <w:rPr>
+                <w:rFonts w:ascii="Times New Roman"/>
+                <w:szCs w:val="28"/>
+              </w:rPr>
+            </w:pPr>
+          </w:p>
+        </w:tc>
+        <w:tc>
+          <w:tcPr>
+            <w:tcW w:w="1382" w:type="dxa"/>
+            <w:vAlign w:val="center"/>
+          </w:tcPr>
+          <w:p>
+            <w:pPr>
+              <w:pStyle w:val="a"/>
+              <w:numPr>
+                <w:ilvl w:val="0"/>
+                <w:numId w:val="0"/>
+              </w:numPr>
+              <w:jc w:val="center"/>
+              <w:rPr>
+                <w:rFonts w:ascii="Times New Roman"/>
+                <w:szCs w:val="28"/>
+              </w:rPr>
+            </w:pPr>
+            <w:r>
+              <w:rPr>
+                <w:rFonts w:ascii="Times New Roman" w:hint="eastAsia"/>
+                <w:szCs w:val="28"/>
+              </w:rPr>
+              <w:t>●</w:t>
+            </w:r>
+          </w:p>
+        </w:tc>
+      </w:tr>
+      <w:tr>
+        <w:trPr>
+          <w:trHeight w:val="180"/>
+        </w:trPr>
+        <w:tc>
+          <w:tcPr>
+            <w:tcW w:w="988" w:type="dxa"/>
+            <w:vMerge/>
+            <w:vAlign w:val="center"/>
+          </w:tcPr>
+          <w:p>
+            <w:pPr>
+              <w:pStyle w:val="a"/>
+              <w:numPr>
+                <w:ilvl w:val="0"/>
+                <w:numId w:val="0"/>
+              </w:numPr>
+              <w:jc w:val="center"/>
+              <w:rPr>
+                <w:rFonts w:ascii="Times New Roman"/>
+                <w:szCs w:val="28"/>
+              </w:rPr>
+            </w:pPr>
+          </w:p>
+        </w:tc>
+        <w:tc>
+          <w:tcPr>
+            <w:tcW w:w="3685" w:type="dxa"/>
+            <w:vAlign w:val="center"/>
+          </w:tcPr>
+          <w:p>
+            <w:pPr>
+              <w:pStyle w:val="a"/>
+              <w:numPr>
+                <w:ilvl w:val="0"/>
+                <w:numId w:val="0"/>
+              </w:numPr>
+              <w:jc w:val="both"/>
+              <w:rPr>
+                <w:rFonts w:ascii="Times New Roman" w:hint="eastAsia"/>
+                <w:szCs w:val="28"/>
+              </w:rPr>
+            </w:pPr>
+            <w:r>
+              <w:rPr>
+                <w:rFonts w:ascii="Times New Roman" w:hint="eastAsia"/>
+                <w:szCs w:val="28"/>
+              </w:rPr>
+              <w:t>診斷報告儲存功能</w:t>
+            </w:r>
+          </w:p>
+        </w:tc>
+        <w:tc>
+          <w:tcPr>
+            <w:tcW w:w="1381" w:type="dxa"/>
+            <w:vAlign w:val="center"/>
+          </w:tcPr>
+          <w:p>
+            <w:pPr>
+              <w:pStyle w:val="a"/>
+              <w:numPr>
+                <w:ilvl w:val="0"/>
+                <w:numId w:val="0"/>
+              </w:numPr>
+              <w:jc w:val="center"/>
+              <w:rPr>
+                <w:rFonts w:ascii="Times New Roman"/>
+                <w:szCs w:val="28"/>
+              </w:rPr>
+            </w:pPr>
+          </w:p>
+        </w:tc>
+        <w:tc>
+          <w:tcPr>
+            <w:tcW w:w="1382" w:type="dxa"/>
+            <w:vAlign w:val="center"/>
+          </w:tcPr>
+          <w:p>
+            <w:pPr>
+              <w:pStyle w:val="a"/>
+              <w:numPr>
+                <w:ilvl w:val="0"/>
+                <w:numId w:val="0"/>
+              </w:numPr>
+              <w:jc w:val="center"/>
+              <w:rPr>
+                <w:rFonts w:ascii="Times New Roman"/>
+                <w:szCs w:val="28"/>
+              </w:rPr>
+            </w:pPr>
+          </w:p>
+        </w:tc>
+        <w:tc>
+          <w:tcPr>
+            <w:tcW w:w="1382" w:type="dxa"/>
+            <w:vAlign w:val="center"/>
+          </w:tcPr>
+          <w:p>
+            <w:pPr>
+              <w:pStyle w:val="a"/>
+              <w:numPr>
+                <w:ilvl w:val="0"/>
+                <w:numId w:val="0"/>
+              </w:numPr>
+              <w:jc w:val="center"/>
+              <w:rPr>
+                <w:rFonts w:ascii="Times New Roman"/>
+                <w:szCs w:val="28"/>
+              </w:rPr>
+            </w:pPr>
+          </w:p>
+        </w:tc>
+        <w:tc>
+          <w:tcPr>
+            <w:tcW w:w="1382" w:type="dxa"/>
+            <w:vAlign w:val="center"/>
+          </w:tcPr>
+          <w:p>
+            <w:pPr>
+              <w:pStyle w:val="a"/>
+              <w:numPr>
+                <w:ilvl w:val="0"/>
+                <w:numId w:val="0"/>
+              </w:numPr>
+              <w:jc w:val="center"/>
+              <w:rPr>
+                <w:rFonts w:ascii="Times New Roman" w:hint="eastAsia"/>
+                <w:szCs w:val="28"/>
+              </w:rPr>
+            </w:pPr>
+            <w:r>
+              <w:rPr>
+                <w:rFonts w:ascii="Times New Roman" w:hint="eastAsia"/>
+                <w:szCs w:val="28"/>
+              </w:rPr>
+              <w:t>●</w:t>
+            </w:r>
+          </w:p>
+        </w:tc>
+      </w:tr>
+      <w:tr>
+        <w:trPr>
+          <w:trHeight w:val="180"/>
+        </w:trPr>
+        <w:tc>
+          <w:tcPr>
+            <w:tcW w:w="988" w:type="dxa"/>
+            <w:vMerge/>
+            <w:vAlign w:val="center"/>
+          </w:tcPr>
+          <w:p>
+            <w:pPr>
+              <w:pStyle w:val="a"/>
+              <w:numPr>
+                <w:ilvl w:val="0"/>
+                <w:numId w:val="0"/>
+              </w:numPr>
+              <w:jc w:val="center"/>
+              <w:rPr>
+                <w:rFonts w:ascii="Times New Roman"/>
+                <w:szCs w:val="28"/>
+              </w:rPr>
+            </w:pPr>
+          </w:p>
+        </w:tc>
+        <w:tc>
+          <w:tcPr>
+            <w:tcW w:w="3685" w:type="dxa"/>
+            <w:vAlign w:val="center"/>
+          </w:tcPr>
+          <w:p>
+            <w:pPr>
+              <w:pStyle w:val="a"/>
+              <w:numPr>
+                <w:ilvl w:val="0"/>
+                <w:numId w:val="0"/>
+              </w:numPr>
+              <w:jc w:val="both"/>
+              <w:rPr>
+                <w:rFonts w:ascii="Times New Roman" w:hint="eastAsia"/>
+                <w:szCs w:val="28"/>
+              </w:rPr>
+            </w:pPr>
+            <w:r>
+              <w:rPr>
+                <w:rFonts w:ascii="Times New Roman" w:hint="eastAsia"/>
+                <w:szCs w:val="28"/>
+              </w:rPr>
+              <w:t>診斷報告名稱修改</w:t>
+            </w:r>
+          </w:p>
+        </w:tc>
+        <w:tc>
+          <w:tcPr>
+            <w:tcW w:w="1381" w:type="dxa"/>
+            <w:vAlign w:val="center"/>
+          </w:tcPr>
+          <w:p>
+            <w:pPr>
+              <w:pStyle w:val="a"/>
+              <w:numPr>
+                <w:ilvl w:val="0"/>
+                <w:numId w:val="0"/>
+              </w:numPr>
+              <w:jc w:val="center"/>
+              <w:rPr>
+                <w:rFonts w:ascii="Times New Roman"/>
+                <w:szCs w:val="28"/>
+              </w:rPr>
+            </w:pPr>
+          </w:p>
+        </w:tc>
+        <w:tc>
+          <w:tcPr>
+            <w:tcW w:w="1382" w:type="dxa"/>
+            <w:vAlign w:val="center"/>
+          </w:tcPr>
+          <w:p>
+            <w:pPr>
+              <w:pStyle w:val="a"/>
+              <w:numPr>
+                <w:ilvl w:val="0"/>
+                <w:numId w:val="0"/>
+              </w:numPr>
+              <w:jc w:val="center"/>
+              <w:rPr>
+                <w:rFonts w:ascii="Times New Roman"/>
+                <w:szCs w:val="28"/>
+              </w:rPr>
+            </w:pPr>
+          </w:p>
+        </w:tc>
+        <w:tc>
+          <w:tcPr>
+            <w:tcW w:w="1382" w:type="dxa"/>
+            <w:vAlign w:val="center"/>
+          </w:tcPr>
+          <w:p>
+            <w:pPr>
+              <w:pStyle w:val="a"/>
+              <w:numPr>
+                <w:ilvl w:val="0"/>
+                <w:numId w:val="0"/>
+              </w:numPr>
+              <w:jc w:val="center"/>
+              <w:rPr>
+                <w:rFonts w:ascii="Times New Roman"/>
+                <w:szCs w:val="28"/>
+              </w:rPr>
+            </w:pPr>
           </w:p>
         </w:tc>
         <w:tc>
@@ -7525,22 +7969,29 @@
         <w:tc>
           <w:tcPr>
             <w:tcW w:w="988" w:type="dxa"/>
-            <w:vMerge/>
-            <w:vAlign w:val="center"/>
-          </w:tcPr>
-          <w:p>
-            <w:pPr>
-              <w:pStyle w:val="a"/>
-              <w:numPr>
-                <w:ilvl w:val="0"/>
-                <w:numId w:val="0"/>
-              </w:numPr>
-              <w:jc w:val="center"/>
-              <w:rPr>
-                <w:rFonts w:ascii="Times New Roman"/>
-                <w:szCs w:val="28"/>
-              </w:rPr>
-            </w:pPr>
+            <w:vMerge w:val="restart"/>
+            <w:vAlign w:val="center"/>
+          </w:tcPr>
+          <w:p>
+            <w:pPr>
+              <w:pStyle w:val="a"/>
+              <w:numPr>
+                <w:ilvl w:val="0"/>
+                <w:numId w:val="0"/>
+              </w:numPr>
+              <w:jc w:val="center"/>
+              <w:rPr>
+                <w:rFonts w:ascii="Times New Roman"/>
+                <w:szCs w:val="28"/>
+              </w:rPr>
+            </w:pPr>
+            <w:r>
+              <w:rPr>
+                <w:rFonts w:ascii="Times New Roman" w:hint="eastAsia"/>
+                <w:szCs w:val="28"/>
+              </w:rPr>
+              <w:t>傷口追蹤</w:t>
+            </w:r>
           </w:p>
         </w:tc>
         <w:tc>
@@ -7566,7 +8017,7 @@
                 <w:rFonts w:ascii="Times New Roman" w:hint="eastAsia"/>
                 <w:szCs w:val="28"/>
               </w:rPr>
-              <w:t>提供附近醫院</w:t>
+              <w:t>抓用戶的診斷報告</w:t>
             </w:r>
           </w:p>
         </w:tc>
@@ -7613,307 +8064,25 @@
         <w:tc>
           <w:tcPr>
             <w:tcW w:w="1382" w:type="dxa"/>
-            <w:vAlign w:val="center"/>
-          </w:tcPr>
-          <w:p>
-            <w:pPr>
-              <w:pStyle w:val="a"/>
-              <w:numPr>
-                <w:ilvl w:val="0"/>
-                <w:numId w:val="0"/>
-              </w:numPr>
-              <w:jc w:val="center"/>
-              <w:rPr>
-                <w:rFonts w:ascii="Times New Roman"/>
-                <w:szCs w:val="28"/>
-              </w:rPr>
-            </w:pPr>
-          </w:p>
-        </w:tc>
-        <w:tc>
-          <w:tcPr>
-            <w:tcW w:w="1382" w:type="dxa"/>
-            <w:vAlign w:val="center"/>
-          </w:tcPr>
-          <w:p>
-            <w:pPr>
-              <w:pStyle w:val="a"/>
-              <w:numPr>
-                <w:ilvl w:val="0"/>
-                <w:numId w:val="0"/>
-              </w:numPr>
-              <w:jc w:val="center"/>
-              <w:rPr>
-                <w:rFonts w:ascii="Times New Roman"/>
-                <w:szCs w:val="28"/>
-              </w:rPr>
-            </w:pPr>
-            <w:r>
-              <w:rPr>
-                <w:rFonts w:ascii="Times New Roman" w:hint="eastAsia"/>
-                <w:szCs w:val="28"/>
-              </w:rPr>
-              <w:t>●</w:t>
-            </w:r>
-          </w:p>
-        </w:tc>
-      </w:tr>
-      <w:tr>
-        <w:trPr>
-          <w:trHeight w:val="180"/>
-        </w:trPr>
-        <w:tc>
-          <w:tcPr>
-            <w:tcW w:w="988" w:type="dxa"/>
-            <w:vMerge/>
-            <w:vAlign w:val="center"/>
-          </w:tcPr>
-          <w:p>
-            <w:pPr>
-              <w:pStyle w:val="a"/>
-              <w:numPr>
-                <w:ilvl w:val="0"/>
-                <w:numId w:val="0"/>
-              </w:numPr>
-              <w:jc w:val="center"/>
-              <w:rPr>
-                <w:rFonts w:ascii="Times New Roman"/>
-                <w:szCs w:val="28"/>
-              </w:rPr>
-            </w:pPr>
-          </w:p>
-        </w:tc>
-        <w:tc>
-          <w:tcPr>
-            <w:tcW w:w="3685" w:type="dxa"/>
-            <w:vAlign w:val="center"/>
-          </w:tcPr>
-          <w:p>
-            <w:pPr>
-              <w:pStyle w:val="a"/>
-              <w:numPr>
-                <w:ilvl w:val="0"/>
-                <w:numId w:val="0"/>
-              </w:numPr>
-              <w:jc w:val="both"/>
-              <w:rPr>
-                <w:rFonts w:ascii="Times New Roman"/>
-                <w:szCs w:val="28"/>
-              </w:rPr>
-            </w:pPr>
-            <w:r>
-              <w:rPr>
-                <w:rFonts w:ascii="Times New Roman" w:hint="eastAsia"/>
-                <w:szCs w:val="28"/>
-              </w:rPr>
-              <w:t>用戶自我傷口紀錄</w:t>
-            </w:r>
-          </w:p>
-        </w:tc>
-        <w:tc>
-          <w:tcPr>
-            <w:tcW w:w="1381" w:type="dxa"/>
-            <w:vAlign w:val="center"/>
-          </w:tcPr>
-          <w:p>
-            <w:pPr>
-              <w:pStyle w:val="a"/>
-              <w:numPr>
-                <w:ilvl w:val="0"/>
-                <w:numId w:val="0"/>
-              </w:numPr>
-              <w:jc w:val="center"/>
-              <w:rPr>
-                <w:rFonts w:ascii="Times New Roman"/>
-                <w:szCs w:val="28"/>
-              </w:rPr>
-            </w:pPr>
-          </w:p>
-        </w:tc>
-        <w:tc>
-          <w:tcPr>
-            <w:tcW w:w="1382" w:type="dxa"/>
-            <w:vAlign w:val="center"/>
-          </w:tcPr>
-          <w:p>
-            <w:pPr>
-              <w:pStyle w:val="a"/>
-              <w:numPr>
-                <w:ilvl w:val="0"/>
-                <w:numId w:val="0"/>
-              </w:numPr>
-              <w:jc w:val="center"/>
-              <w:rPr>
-                <w:rFonts w:ascii="Times New Roman"/>
-                <w:szCs w:val="28"/>
-              </w:rPr>
-            </w:pPr>
-          </w:p>
-        </w:tc>
-        <w:tc>
-          <w:tcPr>
-            <w:tcW w:w="1382" w:type="dxa"/>
-            <w:vAlign w:val="center"/>
-          </w:tcPr>
-          <w:p>
-            <w:pPr>
-              <w:pStyle w:val="a"/>
-              <w:numPr>
-                <w:ilvl w:val="0"/>
-                <w:numId w:val="0"/>
-              </w:numPr>
-              <w:jc w:val="center"/>
-              <w:rPr>
-                <w:rFonts w:ascii="Times New Roman"/>
-                <w:szCs w:val="28"/>
-              </w:rPr>
-            </w:pPr>
-          </w:p>
-        </w:tc>
-        <w:tc>
-          <w:tcPr>
-            <w:tcW w:w="1382" w:type="dxa"/>
-            <w:vAlign w:val="center"/>
-          </w:tcPr>
-          <w:p>
-            <w:pPr>
-              <w:pStyle w:val="a"/>
-              <w:numPr>
-                <w:ilvl w:val="0"/>
-                <w:numId w:val="0"/>
-              </w:numPr>
-              <w:jc w:val="center"/>
-              <w:rPr>
-                <w:rFonts w:ascii="Times New Roman"/>
-                <w:szCs w:val="28"/>
-              </w:rPr>
-            </w:pPr>
-            <w:r>
-              <w:rPr>
-                <w:rFonts w:ascii="Times New Roman" w:hint="eastAsia"/>
-                <w:szCs w:val="28"/>
-              </w:rPr>
-              <w:t>●</w:t>
-            </w:r>
-          </w:p>
-        </w:tc>
-      </w:tr>
-      <w:tr>
-        <w:trPr>
-          <w:trHeight w:val="180"/>
-        </w:trPr>
-        <w:tc>
-          <w:tcPr>
-            <w:tcW w:w="988" w:type="dxa"/>
-            <w:vMerge/>
-            <w:vAlign w:val="center"/>
-          </w:tcPr>
-          <w:p>
-            <w:pPr>
-              <w:pStyle w:val="a"/>
-              <w:numPr>
-                <w:ilvl w:val="0"/>
-                <w:numId w:val="0"/>
-              </w:numPr>
-              <w:jc w:val="center"/>
-              <w:rPr>
-                <w:rFonts w:ascii="Times New Roman"/>
-                <w:szCs w:val="28"/>
-              </w:rPr>
-            </w:pPr>
-          </w:p>
-        </w:tc>
-        <w:tc>
-          <w:tcPr>
-            <w:tcW w:w="3685" w:type="dxa"/>
-            <w:vAlign w:val="center"/>
-          </w:tcPr>
-          <w:p>
-            <w:pPr>
-              <w:pStyle w:val="a"/>
-              <w:numPr>
-                <w:ilvl w:val="0"/>
-                <w:numId w:val="0"/>
-              </w:numPr>
-              <w:jc w:val="both"/>
-              <w:rPr>
-                <w:rFonts w:ascii="Times New Roman"/>
-                <w:szCs w:val="28"/>
-              </w:rPr>
-            </w:pPr>
-            <w:r>
-              <w:rPr>
-                <w:rFonts w:ascii="Times New Roman" w:hint="eastAsia"/>
-                <w:szCs w:val="28"/>
-              </w:rPr>
-              <w:t>診斷報告儲存功能</w:t>
-            </w:r>
-          </w:p>
-        </w:tc>
-        <w:tc>
-          <w:tcPr>
-            <w:tcW w:w="1381" w:type="dxa"/>
-            <w:vAlign w:val="center"/>
-          </w:tcPr>
-          <w:p>
-            <w:pPr>
-              <w:pStyle w:val="a"/>
-              <w:numPr>
-                <w:ilvl w:val="0"/>
-                <w:numId w:val="0"/>
-              </w:numPr>
-              <w:jc w:val="center"/>
-              <w:rPr>
-                <w:rFonts w:ascii="Times New Roman"/>
-                <w:szCs w:val="28"/>
-              </w:rPr>
-            </w:pPr>
-          </w:p>
-        </w:tc>
-        <w:tc>
-          <w:tcPr>
-            <w:tcW w:w="1382" w:type="dxa"/>
-            <w:vAlign w:val="center"/>
-          </w:tcPr>
-          <w:p>
-            <w:pPr>
-              <w:pStyle w:val="a"/>
-              <w:numPr>
-                <w:ilvl w:val="0"/>
-                <w:numId w:val="0"/>
-              </w:numPr>
-              <w:jc w:val="center"/>
-              <w:rPr>
-                <w:rFonts w:ascii="Times New Roman"/>
-                <w:szCs w:val="28"/>
-              </w:rPr>
-            </w:pPr>
-          </w:p>
-        </w:tc>
-        <w:tc>
-          <w:tcPr>
-            <w:tcW w:w="1382" w:type="dxa"/>
-            <w:vAlign w:val="center"/>
-          </w:tcPr>
-          <w:p>
-            <w:pPr>
-              <w:pStyle w:val="a"/>
-              <w:numPr>
-                <w:ilvl w:val="0"/>
-                <w:numId w:val="0"/>
-              </w:numPr>
-              <w:jc w:val="center"/>
-              <w:rPr>
-                <w:rFonts w:ascii="Times New Roman"/>
-                <w:szCs w:val="28"/>
-              </w:rPr>
-            </w:pPr>
-          </w:p>
-        </w:tc>
-        <w:tc>
-          <w:tcPr>
-            <w:tcW w:w="1382" w:type="dxa"/>
-            <w:vAlign w:val="center"/>
+          </w:tcPr>
+          <w:p>
+            <w:pPr>
+              <w:pStyle w:val="a"/>
+              <w:numPr>
+                <w:ilvl w:val="0"/>
+                <w:numId w:val="0"/>
+              </w:numPr>
+              <w:jc w:val="center"/>
+              <w:rPr>
+                <w:rFonts w:ascii="Times New Roman"/>
+                <w:szCs w:val="28"/>
+              </w:rPr>
+            </w:pPr>
+          </w:p>
+        </w:tc>
+        <w:tc>
+          <w:tcPr>
+            <w:tcW w:w="1382" w:type="dxa"/>
           </w:tcPr>
           <w:p>
             <w:pPr>
@@ -7945,29 +8114,22 @@
         <w:tc>
           <w:tcPr>
             <w:tcW w:w="988" w:type="dxa"/>
-            <w:vMerge w:val="restart"/>
-            <w:vAlign w:val="center"/>
-          </w:tcPr>
-          <w:p>
-            <w:pPr>
-              <w:pStyle w:val="a"/>
-              <w:numPr>
-                <w:ilvl w:val="0"/>
-                <w:numId w:val="0"/>
-              </w:numPr>
-              <w:jc w:val="center"/>
-              <w:rPr>
-                <w:rFonts w:ascii="Times New Roman"/>
-                <w:szCs w:val="28"/>
-              </w:rPr>
-            </w:pPr>
-            <w:r>
-              <w:rPr>
-                <w:rFonts w:ascii="Times New Roman" w:hint="eastAsia"/>
-                <w:szCs w:val="28"/>
-              </w:rPr>
-              <w:t>傷口追蹤</w:t>
-            </w:r>
+            <w:vMerge/>
+            <w:vAlign w:val="center"/>
+          </w:tcPr>
+          <w:p>
+            <w:pPr>
+              <w:pStyle w:val="a"/>
+              <w:numPr>
+                <w:ilvl w:val="0"/>
+                <w:numId w:val="0"/>
+              </w:numPr>
+              <w:jc w:val="center"/>
+              <w:rPr>
+                <w:rFonts w:ascii="Times New Roman"/>
+                <w:szCs w:val="28"/>
+              </w:rPr>
+            </w:pPr>
           </w:p>
         </w:tc>
         <w:tc>
@@ -7993,7 +8155,7 @@
                 <w:rFonts w:ascii="Times New Roman" w:hint="eastAsia"/>
                 <w:szCs w:val="28"/>
               </w:rPr>
-              <w:t>抓用戶的診斷報告</w:t>
+              <w:t>傷口種類篩選</w:t>
             </w:r>
           </w:p>
         </w:tc>
@@ -8131,7 +8293,7 @@
                 <w:rFonts w:ascii="Times New Roman" w:hint="eastAsia"/>
                 <w:szCs w:val="28"/>
               </w:rPr>
-              <w:t>傷口種類篩選</w:t>
+              <w:t>日期篩選</w:t>
             </w:r>
           </w:p>
         </w:tc>
@@ -8268,8 +8430,17 @@
               <w:rPr>
                 <w:rFonts w:ascii="Times New Roman" w:hint="eastAsia"/>
                 <w:szCs w:val="28"/>
-              </w:rPr>
-              <w:t>日期篩選</w:t>
+                <w:shd w:val="pct15" w:color="auto" w:fill="FFFFFF"/>
+              </w:rPr>
+              <w:t>傷口狀態更新</w:t>
+            </w:r>
+            <w:r>
+              <w:rPr>
+                <w:rFonts w:ascii="Times New Roman" w:hint="eastAsia"/>
+                <w:szCs w:val="28"/>
+                <w:shd w:val="pct15" w:color="auto" w:fill="FFFFFF"/>
+              </w:rPr>
+              <w:t>（是否癒合）</w:t>
             </w:r>
           </w:p>
         </w:tc>
@@ -8366,22 +8537,29 @@
         <w:tc>
           <w:tcPr>
             <w:tcW w:w="988" w:type="dxa"/>
-            <w:vMerge/>
-            <w:vAlign w:val="center"/>
-          </w:tcPr>
-          <w:p>
-            <w:pPr>
-              <w:pStyle w:val="a"/>
-              <w:numPr>
-                <w:ilvl w:val="0"/>
-                <w:numId w:val="0"/>
-              </w:numPr>
-              <w:jc w:val="center"/>
-              <w:rPr>
-                <w:rFonts w:ascii="Times New Roman"/>
-                <w:szCs w:val="28"/>
-              </w:rPr>
-            </w:pPr>
+            <w:vMerge w:val="restart"/>
+            <w:vAlign w:val="center"/>
+          </w:tcPr>
+          <w:p>
+            <w:pPr>
+              <w:pStyle w:val="a"/>
+              <w:numPr>
+                <w:ilvl w:val="0"/>
+                <w:numId w:val="0"/>
+              </w:numPr>
+              <w:jc w:val="center"/>
+              <w:rPr>
+                <w:rFonts w:ascii="Times New Roman"/>
+                <w:szCs w:val="28"/>
+              </w:rPr>
+            </w:pPr>
+            <w:r>
+              <w:rPr>
+                <w:rFonts w:ascii="Times New Roman" w:hint="eastAsia"/>
+                <w:szCs w:val="28"/>
+              </w:rPr>
+              <w:t>附近醫院搜尋</w:t>
+            </w:r>
           </w:p>
         </w:tc>
         <w:tc>
@@ -8406,17 +8584,15 @@
               <w:rPr>
                 <w:rFonts w:ascii="Times New Roman" w:hint="eastAsia"/>
                 <w:szCs w:val="28"/>
-                <w:shd w:val="pct15" w:color="auto" w:fill="FFFFFF"/>
-              </w:rPr>
-              <w:t>傷口狀態更新</w:t>
-            </w:r>
-            <w:r>
-              <w:rPr>
-                <w:rFonts w:ascii="Times New Roman" w:hint="eastAsia"/>
-                <w:szCs w:val="28"/>
-                <w:shd w:val="pct15" w:color="auto" w:fill="FFFFFF"/>
-              </w:rPr>
-              <w:t>（是否癒合）</w:t>
+              </w:rPr>
+              <w:t>取得用戶的</w:t>
+            </w:r>
+            <w:r>
+              <w:rPr>
+                <w:rFonts w:ascii="Times New Roman" w:hint="eastAsia"/>
+                <w:szCs w:val="28"/>
+              </w:rPr>
+              <w:t>GPS</w:t>
             </w:r>
           </w:p>
         </w:tc>
@@ -8477,25 +8653,6 @@
                 <w:szCs w:val="28"/>
               </w:rPr>
             </w:pPr>
-          </w:p>
-        </w:tc>
-        <w:tc>
-          <w:tcPr>
-            <w:tcW w:w="1382" w:type="dxa"/>
-          </w:tcPr>
-          <w:p>
-            <w:pPr>
-              <w:pStyle w:val="a"/>
-              <w:numPr>
-                <w:ilvl w:val="0"/>
-                <w:numId w:val="0"/>
-              </w:numPr>
-              <w:jc w:val="center"/>
-              <w:rPr>
-                <w:rFonts w:ascii="Times New Roman"/>
-                <w:szCs w:val="28"/>
-              </w:rPr>
-            </w:pPr>
             <w:r>
               <w:rPr>
                 <w:rFonts w:ascii="Times New Roman" w:hint="eastAsia"/>
@@ -8503,6 +8660,26 @@
               </w:rPr>
               <w:t>●</w:t>
             </w:r>
+          </w:p>
+        </w:tc>
+        <w:tc>
+          <w:tcPr>
+            <w:tcW w:w="1382" w:type="dxa"/>
+            <w:vAlign w:val="center"/>
+          </w:tcPr>
+          <w:p>
+            <w:pPr>
+              <w:pStyle w:val="a"/>
+              <w:numPr>
+                <w:ilvl w:val="0"/>
+                <w:numId w:val="0"/>
+              </w:numPr>
+              <w:jc w:val="center"/>
+              <w:rPr>
+                <w:rFonts w:ascii="Times New Roman"/>
+                <w:szCs w:val="28"/>
+              </w:rPr>
+            </w:pPr>
           </w:p>
         </w:tc>
       </w:tr>
@@ -8513,159 +8690,6 @@
         <w:tc>
           <w:tcPr>
             <w:tcW w:w="988" w:type="dxa"/>
-            <w:vMerge w:val="restart"/>
-            <w:vAlign w:val="center"/>
-          </w:tcPr>
-          <w:p>
-            <w:pPr>
-              <w:pStyle w:val="a"/>
-              <w:numPr>
-                <w:ilvl w:val="0"/>
-                <w:numId w:val="0"/>
-              </w:numPr>
-              <w:jc w:val="center"/>
-              <w:rPr>
-                <w:rFonts w:ascii="Times New Roman"/>
-                <w:szCs w:val="28"/>
-              </w:rPr>
-            </w:pPr>
-            <w:r>
-              <w:rPr>
-                <w:rFonts w:ascii="Times New Roman" w:hint="eastAsia"/>
-                <w:szCs w:val="28"/>
-              </w:rPr>
-              <w:t>附近醫院搜尋</w:t>
-            </w:r>
-          </w:p>
-        </w:tc>
-        <w:tc>
-          <w:tcPr>
-            <w:tcW w:w="3685" w:type="dxa"/>
-            <w:vAlign w:val="center"/>
-          </w:tcPr>
-          <w:p>
-            <w:pPr>
-              <w:pStyle w:val="a"/>
-              <w:numPr>
-                <w:ilvl w:val="0"/>
-                <w:numId w:val="0"/>
-              </w:numPr>
-              <w:jc w:val="both"/>
-              <w:rPr>
-                <w:rFonts w:ascii="Times New Roman"/>
-                <w:szCs w:val="28"/>
-              </w:rPr>
-            </w:pPr>
-            <w:r>
-              <w:rPr>
-                <w:rFonts w:ascii="Times New Roman" w:hint="eastAsia"/>
-                <w:szCs w:val="28"/>
-              </w:rPr>
-              <w:t>取得用戶的</w:t>
-            </w:r>
-            <w:r>
-              <w:rPr>
-                <w:rFonts w:ascii="Times New Roman" w:hint="eastAsia"/>
-                <w:szCs w:val="28"/>
-              </w:rPr>
-              <w:t>GPS</w:t>
-            </w:r>
-          </w:p>
-        </w:tc>
-        <w:tc>
-          <w:tcPr>
-            <w:tcW w:w="1381" w:type="dxa"/>
-            <w:vAlign w:val="center"/>
-          </w:tcPr>
-          <w:p>
-            <w:pPr>
-              <w:pStyle w:val="a"/>
-              <w:numPr>
-                <w:ilvl w:val="0"/>
-                <w:numId w:val="0"/>
-              </w:numPr>
-              <w:jc w:val="center"/>
-              <w:rPr>
-                <w:rFonts w:ascii="Times New Roman"/>
-                <w:szCs w:val="28"/>
-              </w:rPr>
-            </w:pPr>
-          </w:p>
-        </w:tc>
-        <w:tc>
-          <w:tcPr>
-            <w:tcW w:w="1382" w:type="dxa"/>
-            <w:vAlign w:val="center"/>
-          </w:tcPr>
-          <w:p>
-            <w:pPr>
-              <w:pStyle w:val="a"/>
-              <w:numPr>
-                <w:ilvl w:val="0"/>
-                <w:numId w:val="0"/>
-              </w:numPr>
-              <w:jc w:val="center"/>
-              <w:rPr>
-                <w:rFonts w:ascii="Times New Roman"/>
-                <w:szCs w:val="28"/>
-              </w:rPr>
-            </w:pPr>
-          </w:p>
-        </w:tc>
-        <w:tc>
-          <w:tcPr>
-            <w:tcW w:w="1382" w:type="dxa"/>
-          </w:tcPr>
-          <w:p>
-            <w:pPr>
-              <w:pStyle w:val="a"/>
-              <w:numPr>
-                <w:ilvl w:val="0"/>
-                <w:numId w:val="0"/>
-              </w:numPr>
-              <w:jc w:val="center"/>
-              <w:rPr>
-                <w:rFonts w:ascii="Times New Roman"/>
-                <w:szCs w:val="28"/>
-              </w:rPr>
-            </w:pPr>
-            <w:r>
-              <w:rPr>
-                <w:rFonts w:ascii="Times New Roman" w:hint="eastAsia"/>
-                <w:szCs w:val="28"/>
-              </w:rPr>
-              <w:t>●</w:t>
-            </w:r>
-          </w:p>
-        </w:tc>
-        <w:tc>
-          <w:tcPr>
-            <w:tcW w:w="1382" w:type="dxa"/>
-            <w:vAlign w:val="center"/>
-          </w:tcPr>
-          <w:p>
-            <w:pPr>
-              <w:pStyle w:val="a"/>
-              <w:numPr>
-                <w:ilvl w:val="0"/>
-                <w:numId w:val="0"/>
-              </w:numPr>
-              <w:jc w:val="center"/>
-              <w:rPr>
-                <w:rFonts w:ascii="Times New Roman"/>
-                <w:szCs w:val="28"/>
-              </w:rPr>
-            </w:pPr>
-          </w:p>
-        </w:tc>
-      </w:tr>
-      <w:tr>
-        <w:trPr>
-          <w:trHeight w:val="122"/>
-        </w:trPr>
-        <w:tc>
-          <w:tcPr>
-            <w:tcW w:w="988" w:type="dxa"/>
             <w:vMerge/>
             <w:vAlign w:val="center"/>
           </w:tcPr>
@@ -12266,13 +12290,6 @@
                 <w:szCs w:val="28"/>
               </w:rPr>
             </w:pPr>
-            <w:r>
-              <w:rPr>
-                <w:rFonts w:ascii="Times New Roman" w:hint="eastAsia"/>
-                <w:szCs w:val="28"/>
-              </w:rPr>
-              <w:t>○</w:t>
-            </w:r>
           </w:p>
         </w:tc>
         <w:tc>
@@ -12413,13 +12430,6 @@
                 <w:szCs w:val="28"/>
               </w:rPr>
             </w:pPr>
-            <w:r>
-              <w:rPr>
-                <w:rFonts w:ascii="Times New Roman" w:hint="eastAsia"/>
-                <w:szCs w:val="28"/>
-              </w:rPr>
-              <w:t>○</w:t>
-            </w:r>
           </w:p>
         </w:tc>
         <w:tc>
@@ -14416,59 +14426,52 @@
                 <w:szCs w:val="28"/>
               </w:rPr>
             </w:pPr>
+          </w:p>
+        </w:tc>
+        <w:tc>
+          <w:tcPr>
+            <w:tcW w:w="1382" w:type="dxa"/>
+            <w:vAlign w:val="center"/>
+          </w:tcPr>
+          <w:p>
+            <w:pPr>
+              <w:pStyle w:val="a"/>
+              <w:numPr>
+                <w:ilvl w:val="0"/>
+                <w:numId w:val="0"/>
+              </w:numPr>
+              <w:jc w:val="center"/>
+              <w:rPr>
+                <w:rFonts w:ascii="Times New Roman"/>
+                <w:szCs w:val="28"/>
+              </w:rPr>
+            </w:pPr>
+          </w:p>
+        </w:tc>
+        <w:tc>
+          <w:tcPr>
+            <w:tcW w:w="1382" w:type="dxa"/>
+            <w:vAlign w:val="center"/>
+          </w:tcPr>
+          <w:p>
+            <w:pPr>
+              <w:pStyle w:val="a"/>
+              <w:numPr>
+                <w:ilvl w:val="0"/>
+                <w:numId w:val="0"/>
+              </w:numPr>
+              <w:jc w:val="center"/>
+              <w:rPr>
+                <w:rFonts w:ascii="Times New Roman"/>
+                <w:szCs w:val="28"/>
+              </w:rPr>
+            </w:pPr>
             <w:r>
               <w:rPr>
                 <w:rFonts w:ascii="Times New Roman" w:hint="eastAsia"/>
                 <w:szCs w:val="28"/>
               </w:rPr>
               <w:t>●</w:t>
-            </w:r>
-          </w:p>
-        </w:tc>
-        <w:tc>
-          <w:tcPr>
-            <w:tcW w:w="1382" w:type="dxa"/>
-            <w:vAlign w:val="center"/>
-          </w:tcPr>
-          <w:p>
-            <w:pPr>
-              <w:pStyle w:val="a"/>
-              <w:numPr>
-                <w:ilvl w:val="0"/>
-                <w:numId w:val="0"/>
-              </w:numPr>
-              <w:jc w:val="center"/>
-              <w:rPr>
-                <w:rFonts w:ascii="Times New Roman"/>
-                <w:szCs w:val="28"/>
-              </w:rPr>
-            </w:pPr>
-          </w:p>
-        </w:tc>
-        <w:tc>
-          <w:tcPr>
-            <w:tcW w:w="1382" w:type="dxa"/>
-            <w:vAlign w:val="center"/>
-          </w:tcPr>
-          <w:p>
-            <w:pPr>
-              <w:pStyle w:val="a"/>
-              <w:numPr>
-                <w:ilvl w:val="0"/>
-                <w:numId w:val="0"/>
-              </w:numPr>
-              <w:jc w:val="center"/>
-              <w:rPr>
-                <w:rFonts w:ascii="Times New Roman"/>
-                <w:szCs w:val="28"/>
-              </w:rPr>
-            </w:pPr>
-            <w:r>
-              <w:rPr>
-                <w:rFonts w:ascii="Times New Roman" w:hint="eastAsia"/>
-                <w:szCs w:val="28"/>
-              </w:rPr>
-              <w:t>○</w:t>
             </w:r>
           </w:p>
         </w:tc>
@@ -14630,6 +14633,13 @@
                 <w:szCs w:val="28"/>
               </w:rPr>
             </w:pPr>
+            <w:r>
+              <w:rPr>
+                <w:rFonts w:ascii="Times New Roman" w:hint="eastAsia"/>
+                <w:szCs w:val="28"/>
+              </w:rPr>
+              <w:t>●</w:t>
+            </w:r>
           </w:p>
         </w:tc>
       </w:tr>
@@ -14671,7 +14681,7 @@
               </w:numPr>
               <w:jc w:val="both"/>
               <w:rPr>
-                <w:rFonts w:ascii="Times New Roman"/>
+                <w:rFonts w:ascii="Times New Roman" w:hint="eastAsia"/>
                 <w:szCs w:val="28"/>
               </w:rPr>
             </w:pPr>
@@ -14726,7 +14736,7 @@
               </w:numPr>
               <w:jc w:val="center"/>
               <w:rPr>
-                <w:rFonts w:ascii="Times New Roman"/>
+                <w:rFonts w:ascii="Times New Roman" w:hint="eastAsia"/>
                 <w:szCs w:val="28"/>
               </w:rPr>
             </w:pPr>
@@ -14801,6 +14811,317 @@
         </w:tc>
       </w:tr>
       <w:tr>
+        <w:trPr>
+          <w:trHeight w:val="40"/>
+        </w:trPr>
+        <w:tc>
+          <w:tcPr>
+            <w:tcW w:w="988" w:type="dxa"/>
+            <w:vMerge/>
+            <w:vAlign w:val="center"/>
+          </w:tcPr>
+          <w:p>
+            <w:pPr>
+              <w:pStyle w:val="a"/>
+              <w:numPr>
+                <w:ilvl w:val="0"/>
+                <w:numId w:val="0"/>
+              </w:numPr>
+              <w:jc w:val="center"/>
+              <w:rPr>
+                <w:rFonts w:ascii="Times New Roman"/>
+                <w:szCs w:val="28"/>
+              </w:rPr>
+            </w:pPr>
+          </w:p>
+        </w:tc>
+        <w:tc>
+          <w:tcPr>
+            <w:tcW w:w="3685" w:type="dxa"/>
+          </w:tcPr>
+          <w:p>
+            <w:pPr>
+              <w:pStyle w:val="a"/>
+              <w:numPr>
+                <w:ilvl w:val="0"/>
+                <w:numId w:val="0"/>
+              </w:numPr>
+              <w:jc w:val="both"/>
+              <w:rPr>
+                <w:rFonts w:ascii="Times New Roman" w:hint="eastAsia"/>
+                <w:szCs w:val="28"/>
+              </w:rPr>
+            </w:pPr>
+            <w:r>
+              <w:rPr>
+                <w:rFonts w:ascii="Times New Roman" w:hint="eastAsia"/>
+                <w:szCs w:val="28"/>
+              </w:rPr>
+              <w:t>第</w:t>
+            </w:r>
+            <w:r>
+              <w:rPr>
+                <w:rFonts w:ascii="Times New Roman" w:hint="eastAsia"/>
+                <w:szCs w:val="28"/>
+              </w:rPr>
+              <w:t>1</w:t>
+            </w:r>
+            <w:r>
+              <w:rPr>
+                <w:rFonts w:ascii="Times New Roman" w:hint="eastAsia"/>
+                <w:szCs w:val="28"/>
+              </w:rPr>
+              <w:t>4</w:t>
+            </w:r>
+            <w:r>
+              <w:rPr>
+                <w:rFonts w:ascii="Times New Roman" w:hint="eastAsia"/>
+                <w:szCs w:val="28"/>
+              </w:rPr>
+              <w:t>章</w:t>
+            </w:r>
+            <w:r>
+              <w:rPr>
+                <w:rFonts w:ascii="Times New Roman" w:hint="eastAsia"/>
+                <w:szCs w:val="28"/>
+              </w:rPr>
+              <w:t xml:space="preserve"> </w:t>
+            </w:r>
+            <w:r>
+              <w:rPr>
+                <w:rFonts w:ascii="Times New Roman" w:hint="eastAsia"/>
+                <w:szCs w:val="28"/>
+              </w:rPr>
+              <w:t>參考資料</w:t>
+            </w:r>
+          </w:p>
+        </w:tc>
+        <w:tc>
+          <w:tcPr>
+            <w:tcW w:w="1381" w:type="dxa"/>
+            <w:vAlign w:val="center"/>
+          </w:tcPr>
+          <w:p>
+            <w:pPr>
+              <w:pStyle w:val="a"/>
+              <w:numPr>
+                <w:ilvl w:val="0"/>
+                <w:numId w:val="0"/>
+              </w:numPr>
+              <w:jc w:val="center"/>
+              <w:rPr>
+                <w:rFonts w:ascii="Times New Roman" w:hint="eastAsia"/>
+                <w:szCs w:val="28"/>
+              </w:rPr>
+            </w:pPr>
+          </w:p>
+        </w:tc>
+        <w:tc>
+          <w:tcPr>
+            <w:tcW w:w="1382" w:type="dxa"/>
+          </w:tcPr>
+          <w:p>
+            <w:pPr>
+              <w:pStyle w:val="a"/>
+              <w:numPr>
+                <w:ilvl w:val="0"/>
+                <w:numId w:val="0"/>
+              </w:numPr>
+              <w:jc w:val="center"/>
+              <w:rPr>
+                <w:rFonts w:ascii="Times New Roman"/>
+                <w:szCs w:val="28"/>
+              </w:rPr>
+            </w:pPr>
+            <w:r>
+              <w:rPr>
+                <w:rFonts w:ascii="Times New Roman" w:hint="eastAsia"/>
+                <w:szCs w:val="28"/>
+              </w:rPr>
+              <w:t>●</w:t>
+            </w:r>
+          </w:p>
+        </w:tc>
+        <w:tc>
+          <w:tcPr>
+            <w:tcW w:w="1382" w:type="dxa"/>
+            <w:vAlign w:val="center"/>
+          </w:tcPr>
+          <w:p>
+            <w:pPr>
+              <w:pStyle w:val="a"/>
+              <w:numPr>
+                <w:ilvl w:val="0"/>
+                <w:numId w:val="0"/>
+              </w:numPr>
+              <w:jc w:val="center"/>
+              <w:rPr>
+                <w:rFonts w:ascii="Times New Roman"/>
+                <w:szCs w:val="28"/>
+              </w:rPr>
+            </w:pPr>
+          </w:p>
+        </w:tc>
+        <w:tc>
+          <w:tcPr>
+            <w:tcW w:w="1382" w:type="dxa"/>
+            <w:vAlign w:val="center"/>
+          </w:tcPr>
+          <w:p>
+            <w:pPr>
+              <w:pStyle w:val="a"/>
+              <w:numPr>
+                <w:ilvl w:val="0"/>
+                <w:numId w:val="0"/>
+              </w:numPr>
+              <w:jc w:val="center"/>
+              <w:rPr>
+                <w:rFonts w:ascii="Times New Roman"/>
+                <w:szCs w:val="28"/>
+              </w:rPr>
+            </w:pPr>
+          </w:p>
+        </w:tc>
+      </w:tr>
+      <w:tr>
+        <w:trPr>
+          <w:trHeight w:val="40"/>
+        </w:trPr>
+        <w:tc>
+          <w:tcPr>
+            <w:tcW w:w="988" w:type="dxa"/>
+            <w:vMerge/>
+            <w:vAlign w:val="center"/>
+          </w:tcPr>
+          <w:p>
+            <w:pPr>
+              <w:pStyle w:val="a"/>
+              <w:numPr>
+                <w:ilvl w:val="0"/>
+                <w:numId w:val="0"/>
+              </w:numPr>
+              <w:jc w:val="center"/>
+              <w:rPr>
+                <w:rFonts w:ascii="Times New Roman"/>
+                <w:szCs w:val="28"/>
+              </w:rPr>
+            </w:pPr>
+          </w:p>
+        </w:tc>
+        <w:tc>
+          <w:tcPr>
+            <w:tcW w:w="3685" w:type="dxa"/>
+          </w:tcPr>
+          <w:p>
+            <w:pPr>
+              <w:pStyle w:val="a"/>
+              <w:numPr>
+                <w:ilvl w:val="0"/>
+                <w:numId w:val="0"/>
+              </w:numPr>
+              <w:jc w:val="both"/>
+              <w:rPr>
+                <w:rFonts w:ascii="Times New Roman" w:hint="eastAsia"/>
+                <w:szCs w:val="28"/>
+              </w:rPr>
+            </w:pPr>
+            <w:r>
+              <w:rPr>
+                <w:rFonts w:ascii="Times New Roman" w:hint="eastAsia"/>
+                <w:szCs w:val="28"/>
+              </w:rPr>
+              <w:t>附錄</w:t>
+            </w:r>
+          </w:p>
+        </w:tc>
+        <w:tc>
+          <w:tcPr>
+            <w:tcW w:w="1381" w:type="dxa"/>
+            <w:vAlign w:val="center"/>
+          </w:tcPr>
+          <w:p>
+            <w:pPr>
+              <w:pStyle w:val="a"/>
+              <w:numPr>
+                <w:ilvl w:val="0"/>
+                <w:numId w:val="0"/>
+              </w:numPr>
+              <w:jc w:val="center"/>
+              <w:rPr>
+                <w:rFonts w:ascii="Times New Roman"/>
+                <w:szCs w:val="28"/>
+              </w:rPr>
+            </w:pPr>
+          </w:p>
+        </w:tc>
+        <w:tc>
+          <w:tcPr>
+            <w:tcW w:w="1382" w:type="dxa"/>
+          </w:tcPr>
+          <w:p>
+            <w:pPr>
+              <w:pStyle w:val="a"/>
+              <w:numPr>
+                <w:ilvl w:val="0"/>
+                <w:numId w:val="0"/>
+              </w:numPr>
+              <w:jc w:val="center"/>
+              <w:rPr>
+                <w:rFonts w:ascii="Times New Roman"/>
+                <w:szCs w:val="28"/>
+              </w:rPr>
+            </w:pPr>
+            <w:r>
+              <w:rPr>
+                <w:rFonts w:ascii="Times New Roman" w:hint="eastAsia"/>
+                <w:szCs w:val="28"/>
+              </w:rPr>
+              <w:t>●</w:t>
+            </w:r>
+          </w:p>
+        </w:tc>
+        <w:tc>
+          <w:tcPr>
+            <w:tcW w:w="1382" w:type="dxa"/>
+            <w:vAlign w:val="center"/>
+          </w:tcPr>
+          <w:p>
+            <w:pPr>
+              <w:pStyle w:val="a"/>
+              <w:numPr>
+                <w:ilvl w:val="0"/>
+                <w:numId w:val="0"/>
+              </w:numPr>
+              <w:jc w:val="center"/>
+              <w:rPr>
+                <w:rFonts w:ascii="Times New Roman"/>
+                <w:szCs w:val="28"/>
+              </w:rPr>
+            </w:pPr>
+          </w:p>
+        </w:tc>
+        <w:tc>
+          <w:tcPr>
+            <w:tcW w:w="1382" w:type="dxa"/>
+            <w:vAlign w:val="center"/>
+          </w:tcPr>
+          <w:p>
+            <w:pPr>
+              <w:pStyle w:val="a"/>
+              <w:numPr>
+                <w:ilvl w:val="0"/>
+                <w:numId w:val="0"/>
+              </w:numPr>
+              <w:jc w:val="center"/>
+              <w:rPr>
+                <w:rFonts w:ascii="Times New Roman"/>
+                <w:szCs w:val="28"/>
+              </w:rPr>
+            </w:pPr>
+          </w:p>
+        </w:tc>
+      </w:tr>
+      <w:tr>
         <w:tc>
           <w:tcPr>
             <w:tcW w:w="988" w:type="dxa"/>
@@ -14825,7 +15146,6 @@
               <w:rPr>
                 <w:rFonts w:ascii="Times New Roman" w:hint="eastAsia"/>
                 <w:szCs w:val="28"/>
-                <w:shd w:val="pct15" w:color="auto" w:fill="FFFFFF"/>
               </w:rPr>
               <w:t>影片</w:t>
             </w:r>
@@ -15264,7 +15584,6 @@
               <w:rPr>
                 <w:rFonts w:ascii="Times New Roman" w:hint="eastAsia"/>
                 <w:szCs w:val="28"/>
-                <w:shd w:val="pct15" w:color="auto" w:fill="FFFFFF"/>
               </w:rPr>
               <w:t>競賽</w:t>
             </w:r>
@@ -16964,7 +17283,7 @@
           <w:szCs w:val="32"/>
         </w:rPr>
       </w:pPr>
-      <w:bookmarkStart w:id="4" w:name="_Toc194955440"/>
+      <w:bookmarkStart w:id="5" w:name="_Toc194955440"/>
       <w:r>
         <w:rPr>
           <w:rFonts w:ascii="Times New Roman" w:hint="eastAsia"/>
@@ -16997,7 +17316,7 @@
         </w:rPr>
         <w:t>紀錄</w:t>
       </w:r>
-      <w:bookmarkEnd w:id="4"/>
+      <w:bookmarkEnd w:id="5"/>
     </w:p>
     <w:p>
       <w:pPr>
@@ -17032,6 +17351,48 @@
     </w:sectPr>
   </w:body>
 </w:document>
+</file>
+
+<file path=word/comments.xml><?xml version="1.0" encoding="utf-8"?>
+<w:comments xmlns:wpc="http://schemas.microsoft.com/office/word/2010/wordprocessingCanvas" xmlns:cx="http://schemas.microsoft.com/office/drawing/2014/chartex" xmlns:cx1="http://schemas.microsoft.com/office/drawing/2015/9/8/chartex" xmlns:cx2="http://schemas.microsoft.com/office/drawing/2015/10/21/chartex" xmlns:cx3="http://schemas.microsoft.com/office/drawing/2016/5/9/chartex" xmlns:cx4="http://schemas.microsoft.com/office/drawing/2016/5/10/chartex" xmlns:cx5="http://schemas.microsoft.com/office/drawing/2016/5/11/chartex" xmlns:cx6="http://schemas.microsoft.com/office/drawing/2016/5/12/chartex" xmlns:cx7="http://schemas.microsoft.com/office/drawing/2016/5/13/chartex" xmlns:cx8="http://schemas.microsoft.com/office/drawing/2016/5/14/chartex" xmlns:mc="http://schemas.openxmlformats.org/markup-compatibility/2006" xmlns:aink="http://schemas.microsoft.com/office/drawing/2016/ink" xmlns:am3d="http://schemas.microsoft.com/office/drawing/2017/model3d" xmlns:o="urn:schemas-microsoft-com:office:office" xmlns:r="http://schemas.openxmlformats.org/officeDocument/2006/relationships" xmlns:m="http://schemas.openxmlformats.org/officeDocument/2006/math" xmlns:v="urn:schemas-microsoft-com:vml" xmlns:wp14="http://schemas.microsoft.com/office/word/2010/wordprocessingDrawing" xmlns:wp="http://schemas.openxmlformats.org/drawingml/2006/wordprocessingDrawing" xmlns:w10="urn:schemas-microsoft-com:office:word" xmlns:w="http://schemas.openxmlformats.org/wordprocessingml/2006/main" xmlns:w14="http://schemas.microsoft.com/office/word/2010/wordml" xmlns:w15="http://schemas.microsoft.com/office/word/2012/wordml" xmlns:w16cex="http://schemas.microsoft.com/office/word/2018/wordml/cex" xmlns:w16cid="http://schemas.microsoft.com/office/word/2016/wordml/cid" xmlns:w16="http://schemas.microsoft.com/office/word/2018/wordml" xmlns:w16sdtdh="http://schemas.microsoft.com/office/word/2020/wordml/sdtdatahash" xmlns:w16se="http://schemas.microsoft.com/office/word/2015/wordml/symex" xmlns:wpg="http://schemas.microsoft.com/office/word/2010/wordprocessingGroup" xmlns:wpi="http://schemas.microsoft.com/office/word/2010/wordprocessingInk" xmlns:wne="http://schemas.microsoft.com/office/word/2006/wordml" xmlns:wps="http://schemas.microsoft.com/office/word/2010/wordprocessingShape" mc:Ignorable="w14 w15 w16se w16cid w16 w16cex w16sdtdh wp14">
+  <w:comment w:id="3" w:author="11146017_卓佑儒" w:date="2025-09-24T16:08:00Z" w:initials="1">
+    <w:p>
+      <w:pPr>
+        <w:pStyle w:val="afb"/>
+      </w:pPr>
+      <w:r>
+        <w:rPr>
+          <w:rStyle w:val="afa"/>
+        </w:rPr>
+        <w:annotationRef/>
+      </w:r>
+      <w:r>
+        <w:rPr>
+          <w:rFonts w:hint="eastAsia"/>
+        </w:rPr>
+        <w:t>策展時間</w:t>
+      </w:r>
+    </w:p>
+  </w:comment>
+</w:comments>
+</file>
+
+<file path=word/commentsExtended.xml><?xml version="1.0" encoding="utf-8"?>
+<w15:commentsEx xmlns:wpc="http://schemas.microsoft.com/office/word/2010/wordprocessingCanvas" xmlns:cx="http://schemas.microsoft.com/office/drawing/2014/chartex" xmlns:cx1="http://schemas.microsoft.com/office/drawing/2015/9/8/chartex" xmlns:cx2="http://schemas.microsoft.com/office/drawing/2015/10/21/chartex" xmlns:cx3="http://schemas.microsoft.com/office/drawing/2016/5/9/chartex" xmlns:cx4="http://schemas.microsoft.com/office/drawing/2016/5/10/chartex" xmlns:cx5="http://schemas.microsoft.com/office/drawing/2016/5/11/chartex" xmlns:cx6="http://schemas.microsoft.com/office/drawing/2016/5/12/chartex" xmlns:cx7="http://schemas.microsoft.com/office/drawing/2016/5/13/chartex" xmlns:cx8="http://schemas.microsoft.com/office/drawing/2016/5/14/chartex" xmlns:mc="http://schemas.openxmlformats.org/markup-compatibility/2006" xmlns:aink="http://schemas.microsoft.com/office/drawing/2016/ink" xmlns:am3d="http://schemas.microsoft.com/office/drawing/2017/model3d" xmlns:o="urn:schemas-microsoft-com:office:office" xmlns:r="http://schemas.openxmlformats.org/officeDocument/2006/relationships" xmlns:m="http://schemas.openxmlformats.org/officeDocument/2006/math" xmlns:v="urn:schemas-microsoft-com:vml" xmlns:wp14="http://schemas.microsoft.com/office/word/2010/wordprocessingDrawing" xmlns:wp="http://schemas.openxmlformats.org/drawingml/2006/wordprocessingDrawing" xmlns:w10="urn:schemas-microsoft-com:office:word" xmlns:w="http://schemas.openxmlformats.org/wordprocessingml/2006/main" xmlns:w14="http://schemas.microsoft.com/office/word/2010/wordml" xmlns:w15="http://schemas.microsoft.com/office/word/2012/wordml" xmlns:w16cex="http://schemas.microsoft.com/office/word/2018/wordml/cex" xmlns:w16cid="http://schemas.microsoft.com/office/word/2016/wordml/cid" xmlns:w16="http://schemas.microsoft.com/office/word/2018/wordml" xmlns:w16sdtdh="http://schemas.microsoft.com/office/word/2020/wordml/sdtdatahash" xmlns:w16se="http://schemas.microsoft.com/office/word/2015/wordml/symex" xmlns:wpg="http://schemas.microsoft.com/office/word/2010/wordprocessingGroup" xmlns:wpi="http://schemas.microsoft.com/office/word/2010/wordprocessingInk" xmlns:wne="http://schemas.microsoft.com/office/word/2006/wordml" xmlns:wps="http://schemas.microsoft.com/office/word/2010/wordprocessingShape" mc:Ignorable="w14 w15 w16se w16cid w16 w16cex w16sdtdh wp14">
+  <w15:commentEx w15:paraId="51B3EC44" w15:done="0"/>
+</w15:commentsEx>
+</file>
+
+<file path=word/commentsExtensible.xml><?xml version="1.0" encoding="utf-8"?>
+<w16cex:commentsExtensible xmlns:wpc="http://schemas.microsoft.com/office/word/2010/wordprocessingCanvas" xmlns:cx="http://schemas.microsoft.com/office/drawing/2014/chartex" xmlns:cx1="http://schemas.microsoft.com/office/drawing/2015/9/8/chartex" xmlns:cx2="http://schemas.microsoft.com/office/drawing/2015/10/21/chartex" xmlns:cx3="http://schemas.microsoft.com/office/drawing/2016/5/9/chartex" xmlns:cx4="http://schemas.microsoft.com/office/drawing/2016/5/10/chartex" xmlns:cx5="http://schemas.microsoft.com/office/drawing/2016/5/11/chartex" xmlns:cx6="http://schemas.microsoft.com/office/drawing/2016/5/12/chartex" xmlns:cx7="http://schemas.microsoft.com/office/drawing/2016/5/13/chartex" xmlns:cx8="http://schemas.microsoft.com/office/drawing/2016/5/14/chartex" xmlns:mc="http://schemas.openxmlformats.org/markup-compatibility/2006" xmlns:aink="http://schemas.microsoft.com/office/drawing/2016/ink" xmlns:am3d="http://schemas.microsoft.com/office/drawing/2017/model3d" xmlns:o="urn:schemas-microsoft-com:office:office" xmlns:r="http://schemas.openxmlformats.org/officeDocument/2006/relationships" xmlns:m="http://schemas.openxmlformats.org/officeDocument/2006/math" xmlns:v="urn:schemas-microsoft-com:vml" xmlns:wp14="http://schemas.microsoft.com/office/word/2010/wordprocessingDrawing" xmlns:wp="http://schemas.openxmlformats.org/drawingml/2006/wordprocessingDrawing" xmlns:w10="urn:schemas-microsoft-com:office:word" xmlns:w="http://schemas.openxmlformats.org/wordprocessingml/2006/main" xmlns:w14="http://schemas.microsoft.com/office/word/2010/wordml" xmlns:w15="http://schemas.microsoft.com/office/word/2012/wordml" xmlns:w16cex="http://schemas.microsoft.com/office/word/2018/wordml/cex" xmlns:w16cid="http://schemas.microsoft.com/office/word/2016/wordml/cid" xmlns:w16="http://schemas.microsoft.com/office/word/2018/wordml" xmlns:w16sdtdh="http://schemas.microsoft.com/office/word/2020/wordml/sdtdatahash" xmlns:w16se="http://schemas.microsoft.com/office/word/2015/wordml/symex" xmlns:wpg="http://schemas.microsoft.com/office/word/2010/wordprocessingGroup" xmlns:wpi="http://schemas.microsoft.com/office/word/2010/wordprocessingInk" xmlns:wne="http://schemas.microsoft.com/office/word/2006/wordml" xmlns:wps="http://schemas.microsoft.com/office/word/2010/wordprocessingShape" mc:Ignorable="w14 w15 w16se w16cid w16 w16cex w16sdtdh wp14">
+  <w16cex:commentExtensible w16cex:durableId="2C7E95FA" w16cex:dateUtc="2025-09-24T08:08:00Z"/>
+</w16cex:commentsExtensible>
+</file>
+
+<file path=word/commentsIds.xml><?xml version="1.0" encoding="utf-8"?>
+<w16cid:commentsIds xmlns:wpc="http://schemas.microsoft.com/office/word/2010/wordprocessingCanvas" xmlns:cx="http://schemas.microsoft.com/office/drawing/2014/chartex" xmlns:cx1="http://schemas.microsoft.com/office/drawing/2015/9/8/chartex" xmlns:cx2="http://schemas.microsoft.com/office/drawing/2015/10/21/chartex" xmlns:cx3="http://schemas.microsoft.com/office/drawing/2016/5/9/chartex" xmlns:cx4="http://schemas.microsoft.com/office/drawing/2016/5/10/chartex" xmlns:cx5="http://schemas.microsoft.com/office/drawing/2016/5/11/chartex" xmlns:cx6="http://schemas.microsoft.com/office/drawing/2016/5/12/chartex" xmlns:cx7="http://schemas.microsoft.com/office/drawing/2016/5/13/chartex" xmlns:cx8="http://schemas.microsoft.com/office/drawing/2016/5/14/chartex" xmlns:mc="http://schemas.openxmlformats.org/markup-compatibility/2006" xmlns:aink="http://schemas.microsoft.com/office/drawing/2016/ink" xmlns:am3d="http://schemas.microsoft.com/office/drawing/2017/model3d" xmlns:o="urn:schemas-microsoft-com:office:office" xmlns:r="http://schemas.openxmlformats.org/officeDocument/2006/relationships" xmlns:m="http://schemas.openxmlformats.org/officeDocument/2006/math" xmlns:v="urn:schemas-microsoft-com:vml" xmlns:wp14="http://schemas.microsoft.com/office/word/2010/wordprocessingDrawing" xmlns:wp="http://schemas.openxmlformats.org/drawingml/2006/wordprocessingDrawing" xmlns:w10="urn:schemas-microsoft-com:office:word" xmlns:w="http://schemas.openxmlformats.org/wordprocessingml/2006/main" xmlns:w14="http://schemas.microsoft.com/office/word/2010/wordml" xmlns:w15="http://schemas.microsoft.com/office/word/2012/wordml" xmlns:w16cex="http://schemas.microsoft.com/office/word/2018/wordml/cex" xmlns:w16cid="http://schemas.microsoft.com/office/word/2016/wordml/cid" xmlns:w16="http://schemas.microsoft.com/office/word/2018/wordml" xmlns:w16sdtdh="http://schemas.microsoft.com/office/word/2020/wordml/sdtdatahash" xmlns:w16se="http://schemas.microsoft.com/office/word/2015/wordml/symex" xmlns:wpg="http://schemas.microsoft.com/office/word/2010/wordprocessingGroup" xmlns:wpi="http://schemas.microsoft.com/office/word/2010/wordprocessingInk" xmlns:wne="http://schemas.microsoft.com/office/word/2006/wordml" xmlns:wps="http://schemas.microsoft.com/office/word/2010/wordprocessingShape" mc:Ignorable="w14 w15 w16se w16cid w16 w16cex w16sdtdh wp14">
+  <w16cid:commentId w16cid:paraId="51B3EC44" w16cid:durableId="2C7E95FA"/>
+</w16cid:commentsIds>
 </file>
 
 <file path=word/endnotes.xml><?xml version="1.0" encoding="utf-8"?>
@@ -17471,6 +17832,14 @@
     </w:lvlOverride>
   </w:num>
 </w:numbering>
+</file>
+
+<file path=word/people.xml><?xml version="1.0" encoding="utf-8"?>
+<w15:people xmlns:wpc="http://schemas.microsoft.com/office/word/2010/wordprocessingCanvas" xmlns:cx="http://schemas.microsoft.com/office/drawing/2014/chartex" xmlns:cx1="http://schemas.microsoft.com/office/drawing/2015/9/8/chartex" xmlns:cx2="http://schemas.microsoft.com/office/drawing/2015/10/21/chartex" xmlns:cx3="http://schemas.microsoft.com/office/drawing/2016/5/9/chartex" xmlns:cx4="http://schemas.microsoft.com/office/drawing/2016/5/10/chartex" xmlns:cx5="http://schemas.microsoft.com/office/drawing/2016/5/11/chartex" xmlns:cx6="http://schemas.microsoft.com/office/drawing/2016/5/12/chartex" xmlns:cx7="http://schemas.microsoft.com/office/drawing/2016/5/13/chartex" xmlns:cx8="http://schemas.microsoft.com/office/drawing/2016/5/14/chartex" xmlns:mc="http://schemas.openxmlformats.org/markup-compatibility/2006" xmlns:aink="http://schemas.microsoft.com/office/drawing/2016/ink" xmlns:am3d="http://schemas.microsoft.com/office/drawing/2017/model3d" xmlns:o="urn:schemas-microsoft-com:office:office" xmlns:r="http://schemas.openxmlformats.org/officeDocument/2006/relationships" xmlns:m="http://schemas.openxmlformats.org/officeDocument/2006/math" xmlns:v="urn:schemas-microsoft-com:vml" xmlns:wp14="http://schemas.microsoft.com/office/word/2010/wordprocessingDrawing" xmlns:wp="http://schemas.openxmlformats.org/drawingml/2006/wordprocessingDrawing" xmlns:w10="urn:schemas-microsoft-com:office:word" xmlns:w="http://schemas.openxmlformats.org/wordprocessingml/2006/main" xmlns:w14="http://schemas.microsoft.com/office/word/2010/wordml" xmlns:w15="http://schemas.microsoft.com/office/word/2012/wordml" xmlns:w16cex="http://schemas.microsoft.com/office/word/2018/wordml/cex" xmlns:w16cid="http://schemas.microsoft.com/office/word/2016/wordml/cid" xmlns:w16="http://schemas.microsoft.com/office/word/2018/wordml" xmlns:w16sdtdh="http://schemas.microsoft.com/office/word/2020/wordml/sdtdatahash" xmlns:w16se="http://schemas.microsoft.com/office/word/2015/wordml/symex" xmlns:wpg="http://schemas.microsoft.com/office/word/2010/wordprocessingGroup" xmlns:wpi="http://schemas.microsoft.com/office/word/2010/wordprocessingInk" xmlns:wne="http://schemas.microsoft.com/office/word/2006/wordml" xmlns:wps="http://schemas.microsoft.com/office/word/2010/wordprocessingShape" mc:Ignorable="w14 w15 w16se w16cid w16 w16cex w16sdtdh wp14">
+  <w15:person w15:author="11146017_卓佑儒">
+    <w15:presenceInfo w15:providerId="None" w15:userId="11146017_卓佑儒"/>
+  </w15:person>
+</w15:people>
 </file>
 
 <file path=word/styles.xml><?xml version="1.0" encoding="utf-8"?>
@@ -18710,6 +19079,61 @@
       </w:tblBorders>
     </w:tblPr>
   </w:style>
+  <w:style w:type="character" w:styleId="afa">
+    <w:name w:val="annotation reference"/>
+    <w:basedOn w:val="a1"/>
+    <w:uiPriority w:val="99"/>
+    <w:semiHidden/>
+    <w:unhideWhenUsed/>
+    <w:rsid w:val="000D228E"/>
+    <w:rPr>
+      <w:sz w:val="18"/>
+      <w:szCs w:val="18"/>
+    </w:rPr>
+  </w:style>
+  <w:style w:type="paragraph" w:styleId="afb">
+    <w:name w:val="annotation text"/>
+    <w:basedOn w:val="a0"/>
+    <w:link w:val="afc"/>
+    <w:uiPriority w:val="99"/>
+    <w:semiHidden/>
+    <w:unhideWhenUsed/>
+    <w:rsid w:val="000D228E"/>
+  </w:style>
+  <w:style w:type="character" w:customStyle="1" w:styleId="afc">
+    <w:name w:val="註解文字 字元"/>
+    <w:basedOn w:val="a1"/>
+    <w:link w:val="afb"/>
+    <w:uiPriority w:val="99"/>
+    <w:semiHidden/>
+    <w:rsid w:val="000D228E"/>
+  </w:style>
+  <w:style w:type="paragraph" w:styleId="afd">
+    <w:name w:val="annotation subject"/>
+    <w:basedOn w:val="afb"/>
+    <w:next w:val="afb"/>
+    <w:link w:val="afe"/>
+    <w:uiPriority w:val="99"/>
+    <w:semiHidden/>
+    <w:unhideWhenUsed/>
+    <w:rsid w:val="000D228E"/>
+    <w:rPr>
+      <w:b/>
+      <w:bCs/>
+    </w:rPr>
+  </w:style>
+  <w:style w:type="character" w:customStyle="1" w:styleId="afe">
+    <w:name w:val="註解主旨 字元"/>
+    <w:basedOn w:val="afc"/>
+    <w:link w:val="afd"/>
+    <w:uiPriority w:val="99"/>
+    <w:semiHidden/>
+    <w:rsid w:val="000D228E"/>
+    <w:rPr>
+      <w:b/>
+      <w:bCs/>
+    </w:rPr>
+  </w:style>
 </w:styles>
 </file>
 

--- a/document/chapter/part_4_new.docx
+++ b/document/chapter/part_4_new.docx
@@ -92,9 +92,9 @@
           <w:noProof/>
         </w:rPr>
         <w:drawing>
-          <wp:inline distT="0" distB="0" distL="0" distR="0" wp14:anchorId="63AFEC31" wp14:editId="382F390F">
-            <wp:extent cx="6479540" cy="4334933"/>
-            <wp:effectExtent l="0" t="0" r="0" b="8890"/>
+          <wp:inline distT="0" distB="0" distL="0" distR="0" wp14:anchorId="12BC2AA9" wp14:editId="3B248B79">
+            <wp:extent cx="6479540" cy="5295900"/>
+            <wp:effectExtent l="0" t="0" r="0" b="0"/>
             <wp:docPr id="1" name="圖表 1">
               <a:extLst xmlns:a="http://schemas.openxmlformats.org/drawingml/2006/main">
                 <a:ext uri="{FF2B5EF4-FFF2-40B4-BE49-F238E27FC236}">
@@ -2034,7 +2034,15 @@
                 <w:rFonts w:ascii="Times New Roman" w:hint="eastAsia"/>
                 <w:szCs w:val="28"/>
               </w:rPr>
-              <w:t>開發環境架設</w:t>
+              <w:t>開發</w:t>
+            </w:r>
+            <w:r>
+              <w:rPr>
+                <w:rFonts w:ascii="Times New Roman" w:hint="eastAsia"/>
+                <w:szCs w:val="28"/>
+              </w:rPr>
+              <w:lastRenderedPageBreak/>
+              <w:t>環境架設</w:t>
             </w:r>
           </w:p>
         </w:tc>
@@ -2061,6 +2069,7 @@
                 <w:rFonts w:ascii="Times New Roman" w:hint="eastAsia"/>
                 <w:szCs w:val="28"/>
               </w:rPr>
+              <w:lastRenderedPageBreak/>
               <w:t>Fl</w:t>
             </w:r>
             <w:r>
@@ -2634,15 +2643,7 @@
                 <w:rFonts w:ascii="Times New Roman" w:hint="eastAsia"/>
                 <w:szCs w:val="28"/>
               </w:rPr>
-              <w:t>傷口</w:t>
-            </w:r>
-            <w:r>
-              <w:rPr>
-                <w:rFonts w:ascii="Times New Roman" w:hint="eastAsia"/>
-                <w:szCs w:val="28"/>
-              </w:rPr>
-              <w:lastRenderedPageBreak/>
-              <w:t>分類模型</w:t>
+              <w:t>傷口分類模型</w:t>
             </w:r>
           </w:p>
         </w:tc>
@@ -2669,7 +2670,6 @@
                 <w:rFonts w:ascii="Times New Roman" w:hint="eastAsia"/>
                 <w:szCs w:val="28"/>
               </w:rPr>
-              <w:lastRenderedPageBreak/>
               <w:t>傷口照片收集</w:t>
             </w:r>
           </w:p>
@@ -4500,14 +4500,12 @@
               <w:rPr>
                 <w:rFonts w:ascii="Times New Roman"/>
                 <w:szCs w:val="28"/>
-                <w:shd w:val="pct15" w:color="auto" w:fill="FFFFFF"/>
-              </w:rPr>
-            </w:pPr>
-            <w:r>
-              <w:rPr>
-                <w:rFonts w:ascii="Times New Roman" w:hint="eastAsia"/>
-                <w:szCs w:val="28"/>
-                <w:shd w:val="pct15" w:color="auto" w:fill="FFFFFF"/>
+              </w:rPr>
+            </w:pPr>
+            <w:r>
+              <w:rPr>
+                <w:rFonts w:ascii="Times New Roman" w:hint="eastAsia"/>
+                <w:szCs w:val="28"/>
               </w:rPr>
               <w:t>新傷口或舊傷口選擇畫面</w:t>
             </w:r>
@@ -4640,14 +4638,12 @@
               <w:rPr>
                 <w:rFonts w:ascii="Times New Roman"/>
                 <w:szCs w:val="28"/>
-                <w:shd w:val="pct15" w:color="auto" w:fill="FFFFFF"/>
-              </w:rPr>
-            </w:pPr>
-            <w:r>
-              <w:rPr>
-                <w:rFonts w:ascii="Times New Roman" w:hint="eastAsia"/>
-                <w:szCs w:val="28"/>
-                <w:shd w:val="pct15" w:color="auto" w:fill="FFFFFF"/>
+              </w:rPr>
+            </w:pPr>
+            <w:r>
+              <w:rPr>
+                <w:rFonts w:ascii="Times New Roman" w:hint="eastAsia"/>
+                <w:szCs w:val="28"/>
               </w:rPr>
               <w:t>舊傷口追蹤畫面</w:t>
             </w:r>
@@ -4786,26 +4782,16 @@
                 <w:numId w:val="0"/>
               </w:numPr>
               <w:rPr>
-                <w:rFonts w:ascii="Times New Roman" w:hint="eastAsia"/>
-                <w:szCs w:val="28"/>
-                <w:shd w:val="pct15" w:color="auto" w:fill="FFFFFF"/>
-              </w:rPr>
-            </w:pPr>
-            <w:r>
-              <w:rPr>
-                <w:rFonts w:ascii="Times New Roman" w:hint="eastAsia"/>
-                <w:szCs w:val="28"/>
-                <w:shd w:val="pct15" w:color="auto" w:fill="FFFFFF"/>
-              </w:rPr>
-              <w:t>拍攝</w:t>
-            </w:r>
-            <w:r>
-              <w:rPr>
-                <w:rFonts w:ascii="Times New Roman" w:hint="eastAsia"/>
-                <w:szCs w:val="28"/>
-                <w:shd w:val="pct15" w:color="auto" w:fill="FFFFFF"/>
-              </w:rPr>
-              <w:t>畫面</w:t>
+                <w:rFonts w:ascii="Times New Roman"/>
+                <w:szCs w:val="28"/>
+              </w:rPr>
+            </w:pPr>
+            <w:r>
+              <w:rPr>
+                <w:rFonts w:ascii="Times New Roman" w:hint="eastAsia"/>
+                <w:szCs w:val="28"/>
+              </w:rPr>
+              <w:t>拍攝畫面</w:t>
             </w:r>
           </w:p>
         </w:tc>
@@ -4823,66 +4809,66 @@
               </w:numPr>
               <w:jc w:val="center"/>
               <w:rPr>
-                <w:rFonts w:ascii="Times New Roman" w:hint="eastAsia"/>
-                <w:szCs w:val="28"/>
-              </w:rPr>
-            </w:pPr>
-          </w:p>
-        </w:tc>
-        <w:tc>
-          <w:tcPr>
-            <w:tcW w:w="1382" w:type="dxa"/>
-            <w:vAlign w:val="center"/>
-          </w:tcPr>
-          <w:p>
-            <w:pPr>
-              <w:pStyle w:val="a"/>
-              <w:numPr>
-                <w:ilvl w:val="0"/>
-                <w:numId w:val="0"/>
-              </w:numPr>
-              <w:jc w:val="center"/>
-              <w:rPr>
-                <w:rFonts w:ascii="Times New Roman"/>
-                <w:szCs w:val="28"/>
-              </w:rPr>
-            </w:pPr>
-          </w:p>
-        </w:tc>
-        <w:tc>
-          <w:tcPr>
-            <w:tcW w:w="1382" w:type="dxa"/>
-            <w:vAlign w:val="center"/>
-          </w:tcPr>
-          <w:p>
-            <w:pPr>
-              <w:pStyle w:val="a"/>
-              <w:numPr>
-                <w:ilvl w:val="0"/>
-                <w:numId w:val="0"/>
-              </w:numPr>
-              <w:jc w:val="center"/>
-              <w:rPr>
-                <w:rFonts w:ascii="Times New Roman"/>
-                <w:szCs w:val="28"/>
-              </w:rPr>
-            </w:pPr>
-          </w:p>
-        </w:tc>
-        <w:tc>
-          <w:tcPr>
-            <w:tcW w:w="1382" w:type="dxa"/>
-          </w:tcPr>
-          <w:p>
-            <w:pPr>
-              <w:pStyle w:val="a"/>
-              <w:numPr>
-                <w:ilvl w:val="0"/>
-                <w:numId w:val="0"/>
-              </w:numPr>
-              <w:jc w:val="center"/>
-              <w:rPr>
-                <w:rFonts w:ascii="Times New Roman" w:hint="eastAsia"/>
+                <w:rFonts w:ascii="Times New Roman"/>
+                <w:szCs w:val="28"/>
+              </w:rPr>
+            </w:pPr>
+          </w:p>
+        </w:tc>
+        <w:tc>
+          <w:tcPr>
+            <w:tcW w:w="1382" w:type="dxa"/>
+            <w:vAlign w:val="center"/>
+          </w:tcPr>
+          <w:p>
+            <w:pPr>
+              <w:pStyle w:val="a"/>
+              <w:numPr>
+                <w:ilvl w:val="0"/>
+                <w:numId w:val="0"/>
+              </w:numPr>
+              <w:jc w:val="center"/>
+              <w:rPr>
+                <w:rFonts w:ascii="Times New Roman"/>
+                <w:szCs w:val="28"/>
+              </w:rPr>
+            </w:pPr>
+          </w:p>
+        </w:tc>
+        <w:tc>
+          <w:tcPr>
+            <w:tcW w:w="1382" w:type="dxa"/>
+            <w:vAlign w:val="center"/>
+          </w:tcPr>
+          <w:p>
+            <w:pPr>
+              <w:pStyle w:val="a"/>
+              <w:numPr>
+                <w:ilvl w:val="0"/>
+                <w:numId w:val="0"/>
+              </w:numPr>
+              <w:jc w:val="center"/>
+              <w:rPr>
+                <w:rFonts w:ascii="Times New Roman"/>
+                <w:szCs w:val="28"/>
+              </w:rPr>
+            </w:pPr>
+          </w:p>
+        </w:tc>
+        <w:tc>
+          <w:tcPr>
+            <w:tcW w:w="1382" w:type="dxa"/>
+          </w:tcPr>
+          <w:p>
+            <w:pPr>
+              <w:pStyle w:val="a"/>
+              <w:numPr>
+                <w:ilvl w:val="0"/>
+                <w:numId w:val="0"/>
+              </w:numPr>
+              <w:jc w:val="center"/>
+              <w:rPr>
+                <w:rFonts w:ascii="Times New Roman"/>
                 <w:szCs w:val="28"/>
               </w:rPr>
             </w:pPr>
@@ -4936,14 +4922,12 @@
               <w:rPr>
                 <w:rFonts w:ascii="Times New Roman"/>
                 <w:szCs w:val="28"/>
-                <w:shd w:val="pct15" w:color="auto" w:fill="FFFFFF"/>
-              </w:rPr>
-            </w:pPr>
-            <w:r>
-              <w:rPr>
-                <w:rFonts w:ascii="Times New Roman" w:hint="eastAsia"/>
-                <w:szCs w:val="28"/>
-                <w:shd w:val="pct15" w:color="auto" w:fill="FFFFFF"/>
+              </w:rPr>
+            </w:pPr>
+            <w:r>
+              <w:rPr>
+                <w:rFonts w:ascii="Times New Roman" w:hint="eastAsia"/>
+                <w:szCs w:val="28"/>
               </w:rPr>
               <w:t>診斷報告畫面</w:t>
             </w:r>
@@ -5229,7 +5213,6 @@
               <w:rPr>
                 <w:rFonts w:ascii="Times New Roman" w:hint="eastAsia"/>
                 <w:szCs w:val="28"/>
-                <w:shd w:val="pct15" w:color="auto" w:fill="FFFFFF"/>
               </w:rPr>
               <w:t>附近醫院收藏畫面</w:t>
             </w:r>
@@ -5653,14 +5636,12 @@
               <w:rPr>
                 <w:rFonts w:ascii="Times New Roman"/>
                 <w:szCs w:val="28"/>
-                <w:shd w:val="pct15" w:color="auto" w:fill="FFFFFF"/>
-              </w:rPr>
-            </w:pPr>
-            <w:r>
-              <w:rPr>
-                <w:rFonts w:ascii="Times New Roman" w:hint="eastAsia"/>
-                <w:szCs w:val="28"/>
-                <w:shd w:val="pct15" w:color="auto" w:fill="FFFFFF"/>
+              </w:rPr>
+            </w:pPr>
+            <w:r>
+              <w:rPr>
+                <w:rFonts w:ascii="Times New Roman" w:hint="eastAsia"/>
+                <w:szCs w:val="28"/>
               </w:rPr>
               <w:t>使用者個人帳號管理畫面</w:t>
             </w:r>
@@ -5802,14 +5783,12 @@
               <w:rPr>
                 <w:rFonts w:ascii="Times New Roman"/>
                 <w:szCs w:val="28"/>
-                <w:shd w:val="pct15" w:color="auto" w:fill="FFFFFF"/>
-              </w:rPr>
-            </w:pPr>
-            <w:r>
-              <w:rPr>
-                <w:rFonts w:ascii="Times New Roman" w:hint="eastAsia"/>
-                <w:szCs w:val="28"/>
-                <w:shd w:val="pct15" w:color="auto" w:fill="FFFFFF"/>
+              </w:rPr>
+            </w:pPr>
+            <w:r>
+              <w:rPr>
+                <w:rFonts w:ascii="Times New Roman" w:hint="eastAsia"/>
+                <w:szCs w:val="28"/>
               </w:rPr>
               <w:t>使用者個人密碼變更畫面</w:t>
             </w:r>
@@ -5944,14 +5923,12 @@
               <w:rPr>
                 <w:rFonts w:ascii="Times New Roman"/>
                 <w:szCs w:val="28"/>
-                <w:shd w:val="pct15" w:color="auto" w:fill="FFFFFF"/>
-              </w:rPr>
-            </w:pPr>
-            <w:r>
-              <w:rPr>
-                <w:rFonts w:ascii="Times New Roman" w:hint="eastAsia"/>
-                <w:szCs w:val="28"/>
-                <w:shd w:val="pct15" w:color="auto" w:fill="FFFFFF"/>
+              </w:rPr>
+            </w:pPr>
+            <w:r>
+              <w:rPr>
+                <w:rFonts w:ascii="Times New Roman" w:hint="eastAsia"/>
+                <w:szCs w:val="28"/>
               </w:rPr>
               <w:t>使用者個人習慣變更畫面</w:t>
             </w:r>
@@ -6085,14 +6062,12 @@
               <w:rPr>
                 <w:rFonts w:ascii="Times New Roman"/>
                 <w:szCs w:val="28"/>
-                <w:shd w:val="pct15" w:color="auto" w:fill="FFFFFF"/>
-              </w:rPr>
-            </w:pPr>
-            <w:r>
-              <w:rPr>
-                <w:rFonts w:ascii="Times New Roman" w:hint="eastAsia"/>
-                <w:szCs w:val="28"/>
-                <w:shd w:val="pct15" w:color="auto" w:fill="FFFFFF"/>
+              </w:rPr>
+            </w:pPr>
+            <w:r>
+              <w:rPr>
+                <w:rFonts w:ascii="Times New Roman" w:hint="eastAsia"/>
+                <w:szCs w:val="28"/>
               </w:rPr>
               <w:t>使用者個人疾病變更畫面</w:t>
             </w:r>
@@ -6212,7 +6187,6 @@
               <w:rPr>
                 <w:rFonts w:ascii="Times New Roman" w:hint="eastAsia"/>
                 <w:szCs w:val="28"/>
-                <w:shd w:val="pct15" w:color="auto" w:fill="FFFFFF"/>
               </w:rPr>
               <w:t>傷口拍攝</w:t>
             </w:r>
@@ -6870,7 +6844,6 @@
               <w:rPr>
                 <w:rFonts w:ascii="Times New Roman" w:hint="eastAsia"/>
                 <w:szCs w:val="28"/>
-                <w:shd w:val="pct15" w:color="auto" w:fill="FFFFFF"/>
               </w:rPr>
               <w:t>抓用戶年齡、習慣、疾病</w:t>
             </w:r>
@@ -7011,7 +6984,6 @@
               <w:rPr>
                 <w:rFonts w:ascii="Times New Roman" w:hint="eastAsia"/>
                 <w:szCs w:val="28"/>
-                <w:shd w:val="pct15" w:color="auto" w:fill="FFFFFF"/>
               </w:rPr>
               <w:t>個人化</w:t>
             </w:r>
@@ -7019,7 +6991,6 @@
               <w:rPr>
                 <w:rFonts w:ascii="Times New Roman" w:hint="eastAsia"/>
                 <w:szCs w:val="28"/>
-                <w:shd w:val="pct15" w:color="auto" w:fill="FFFFFF"/>
               </w:rPr>
               <w:t>癒合時間</w:t>
             </w:r>
@@ -7154,14 +7125,12 @@
               <w:rPr>
                 <w:rFonts w:ascii="Times New Roman"/>
                 <w:szCs w:val="28"/>
-                <w:shd w:val="pct15" w:color="auto" w:fill="FFFFFF"/>
-              </w:rPr>
-            </w:pPr>
-            <w:r>
-              <w:rPr>
-                <w:rFonts w:ascii="Times New Roman" w:hint="eastAsia"/>
-                <w:szCs w:val="28"/>
-                <w:shd w:val="pct15" w:color="auto" w:fill="FFFFFF"/>
+              </w:rPr>
+            </w:pPr>
+            <w:r>
+              <w:rPr>
+                <w:rFonts w:ascii="Times New Roman" w:hint="eastAsia"/>
+                <w:szCs w:val="28"/>
               </w:rPr>
               <w:t>護理建議動畫</w:t>
             </w:r>
@@ -7721,7 +7690,7 @@
               </w:numPr>
               <w:jc w:val="both"/>
               <w:rPr>
-                <w:rFonts w:ascii="Times New Roman" w:hint="eastAsia"/>
+                <w:rFonts w:ascii="Times New Roman"/>
                 <w:szCs w:val="28"/>
               </w:rPr>
             </w:pPr>
@@ -7808,7 +7777,7 @@
               </w:numPr>
               <w:jc w:val="center"/>
               <w:rPr>
-                <w:rFonts w:ascii="Times New Roman" w:hint="eastAsia"/>
+                <w:rFonts w:ascii="Times New Roman"/>
                 <w:szCs w:val="28"/>
               </w:rPr>
             </w:pPr>
@@ -7861,7 +7830,7 @@
               </w:numPr>
               <w:jc w:val="both"/>
               <w:rPr>
-                <w:rFonts w:ascii="Times New Roman" w:hint="eastAsia"/>
+                <w:rFonts w:ascii="Times New Roman"/>
                 <w:szCs w:val="28"/>
               </w:rPr>
             </w:pPr>
@@ -8430,17 +8399,8 @@
               <w:rPr>
                 <w:rFonts w:ascii="Times New Roman" w:hint="eastAsia"/>
                 <w:szCs w:val="28"/>
-                <w:shd w:val="pct15" w:color="auto" w:fill="FFFFFF"/>
-              </w:rPr>
-              <w:t>傷口狀態更新</w:t>
-            </w:r>
-            <w:r>
-              <w:rPr>
-                <w:rFonts w:ascii="Times New Roman" w:hint="eastAsia"/>
-                <w:szCs w:val="28"/>
-                <w:shd w:val="pct15" w:color="auto" w:fill="FFFFFF"/>
-              </w:rPr>
-              <w:t>（是否癒合）</w:t>
+              </w:rPr>
+              <w:t>傷口狀態更新（是否癒合）</w:t>
             </w:r>
           </w:p>
         </w:tc>
@@ -9728,14 +9688,12 @@
               <w:rPr>
                 <w:rFonts w:ascii="Times New Roman"/>
                 <w:szCs w:val="28"/>
-                <w:shd w:val="pct15" w:color="auto" w:fill="FFFFFF"/>
-              </w:rPr>
-            </w:pPr>
-            <w:r>
-              <w:rPr>
-                <w:rFonts w:ascii="Times New Roman" w:hint="eastAsia"/>
-                <w:szCs w:val="28"/>
-                <w:shd w:val="pct15" w:color="auto" w:fill="FFFFFF"/>
+              </w:rPr>
+            </w:pPr>
+            <w:r>
+              <w:rPr>
+                <w:rFonts w:ascii="Times New Roman" w:hint="eastAsia"/>
+                <w:szCs w:val="28"/>
               </w:rPr>
               <w:t>依營業狀態變更</w:t>
             </w:r>
@@ -9743,7 +9701,6 @@
               <w:rPr>
                 <w:rFonts w:ascii="Times New Roman" w:hint="eastAsia"/>
                 <w:szCs w:val="28"/>
-                <w:shd w:val="pct15" w:color="auto" w:fill="FFFFFF"/>
               </w:rPr>
               <w:t>i</w:t>
             </w:r>
@@ -9751,7 +9708,6 @@
               <w:rPr>
                 <w:rFonts w:ascii="Times New Roman"/>
                 <w:szCs w:val="28"/>
-                <w:shd w:val="pct15" w:color="auto" w:fill="FFFFFF"/>
               </w:rPr>
               <w:t>con</w:t>
             </w:r>
@@ -9759,7 +9715,6 @@
               <w:rPr>
                 <w:rFonts w:ascii="Times New Roman" w:hint="eastAsia"/>
                 <w:szCs w:val="28"/>
-                <w:shd w:val="pct15" w:color="auto" w:fill="FFFFFF"/>
               </w:rPr>
               <w:t>樣式</w:t>
             </w:r>
@@ -9893,14 +9848,12 @@
               <w:rPr>
                 <w:rFonts w:ascii="Times New Roman"/>
                 <w:szCs w:val="28"/>
-                <w:shd w:val="pct15" w:color="auto" w:fill="FFFFFF"/>
-              </w:rPr>
-            </w:pPr>
-            <w:r>
-              <w:rPr>
-                <w:rFonts w:ascii="Times New Roman" w:hint="eastAsia"/>
-                <w:szCs w:val="28"/>
-                <w:shd w:val="pct15" w:color="auto" w:fill="FFFFFF"/>
+              </w:rPr>
+            </w:pPr>
+            <w:r>
+              <w:rPr>
+                <w:rFonts w:ascii="Times New Roman" w:hint="eastAsia"/>
+                <w:szCs w:val="28"/>
               </w:rPr>
               <w:t>依收藏狀態變更</w:t>
             </w:r>
@@ -9908,7 +9861,6 @@
               <w:rPr>
                 <w:rFonts w:ascii="Times New Roman" w:hint="eastAsia"/>
                 <w:szCs w:val="28"/>
-                <w:shd w:val="pct15" w:color="auto" w:fill="FFFFFF"/>
               </w:rPr>
               <w:t>i</w:t>
             </w:r>
@@ -9916,7 +9868,6 @@
               <w:rPr>
                 <w:rFonts w:ascii="Times New Roman"/>
                 <w:szCs w:val="28"/>
-                <w:shd w:val="pct15" w:color="auto" w:fill="FFFFFF"/>
               </w:rPr>
               <w:t>con</w:t>
             </w:r>
@@ -9924,7 +9875,6 @@
               <w:rPr>
                 <w:rFonts w:ascii="Times New Roman" w:hint="eastAsia"/>
                 <w:szCs w:val="28"/>
-                <w:shd w:val="pct15" w:color="auto" w:fill="FFFFFF"/>
               </w:rPr>
               <w:t>樣式</w:t>
             </w:r>
@@ -10198,14 +10148,12 @@
               <w:rPr>
                 <w:rFonts w:ascii="Times New Roman"/>
                 <w:szCs w:val="28"/>
-                <w:shd w:val="pct15" w:color="auto" w:fill="FFFFFF"/>
-              </w:rPr>
-            </w:pPr>
-            <w:r>
-              <w:rPr>
-                <w:rFonts w:ascii="Times New Roman" w:hint="eastAsia"/>
-                <w:szCs w:val="28"/>
-                <w:shd w:val="pct15" w:color="auto" w:fill="FFFFFF"/>
+              </w:rPr>
+            </w:pPr>
+            <w:r>
+              <w:rPr>
+                <w:rFonts w:ascii="Times New Roman" w:hint="eastAsia"/>
+                <w:szCs w:val="28"/>
               </w:rPr>
               <w:t>即時顯示附近醫院</w:t>
             </w:r>
@@ -10213,7 +10161,6 @@
               <w:rPr>
                 <w:rFonts w:ascii="Times New Roman" w:hint="eastAsia"/>
                 <w:szCs w:val="28"/>
-                <w:shd w:val="pct15" w:color="auto" w:fill="FFFFFF"/>
               </w:rPr>
               <w:t>/</w:t>
             </w:r>
@@ -10221,7 +10168,6 @@
               <w:rPr>
                 <w:rFonts w:ascii="Times New Roman" w:hint="eastAsia"/>
                 <w:szCs w:val="28"/>
-                <w:shd w:val="pct15" w:color="auto" w:fill="FFFFFF"/>
               </w:rPr>
               <w:t>診所</w:t>
             </w:r>
@@ -10356,24 +10302,14 @@
               <w:rPr>
                 <w:rFonts w:ascii="Times New Roman"/>
                 <w:szCs w:val="28"/>
-                <w:shd w:val="pct15" w:color="auto" w:fill="FFFFFF"/>
-              </w:rPr>
-            </w:pPr>
-            <w:r>
-              <w:rPr>
-                <w:rFonts w:ascii="Times New Roman" w:hint="eastAsia"/>
-                <w:szCs w:val="28"/>
-                <w:shd w:val="pct15" w:color="auto" w:fill="FFFFFF"/>
-              </w:rPr>
-              <w:t>醫院收藏</w:t>
-            </w:r>
-            <w:r>
-              <w:rPr>
-                <w:rFonts w:ascii="Times New Roman" w:hint="eastAsia"/>
-                <w:szCs w:val="28"/>
-                <w:shd w:val="pct15" w:color="auto" w:fill="FFFFFF"/>
-              </w:rPr>
-              <w:t>功能</w:t>
+              </w:rPr>
+            </w:pPr>
+            <w:r>
+              <w:rPr>
+                <w:rFonts w:ascii="Times New Roman" w:hint="eastAsia"/>
+                <w:szCs w:val="28"/>
+              </w:rPr>
+              <w:t>醫院收藏功能</w:t>
             </w:r>
           </w:p>
         </w:tc>
@@ -10816,24 +10752,14 @@
               <w:rPr>
                 <w:rFonts w:ascii="Times New Roman"/>
                 <w:szCs w:val="28"/>
-                <w:shd w:val="pct15" w:color="auto" w:fill="FFFFFF"/>
-              </w:rPr>
-            </w:pPr>
-            <w:r>
-              <w:rPr>
-                <w:rFonts w:ascii="Times New Roman" w:hint="eastAsia"/>
-                <w:szCs w:val="28"/>
-                <w:shd w:val="pct15" w:color="auto" w:fill="FFFFFF"/>
-              </w:rPr>
-              <w:t>傷口狀態更新</w:t>
-            </w:r>
-            <w:r>
-              <w:rPr>
-                <w:rFonts w:ascii="Times New Roman" w:hint="eastAsia"/>
-                <w:szCs w:val="28"/>
-                <w:shd w:val="pct15" w:color="auto" w:fill="FFFFFF"/>
-              </w:rPr>
-              <w:t>（是否癒合）</w:t>
+              </w:rPr>
+            </w:pPr>
+            <w:r>
+              <w:rPr>
+                <w:rFonts w:ascii="Times New Roman" w:hint="eastAsia"/>
+                <w:szCs w:val="28"/>
+              </w:rPr>
+              <w:t>傷口狀態更新（是否癒合）</w:t>
             </w:r>
           </w:p>
         </w:tc>
@@ -10966,14 +10892,12 @@
               <w:rPr>
                 <w:rFonts w:ascii="Times New Roman"/>
                 <w:szCs w:val="28"/>
-                <w:shd w:val="pct15" w:color="auto" w:fill="FFFFFF"/>
-              </w:rPr>
-            </w:pPr>
-            <w:r>
-              <w:rPr>
-                <w:rFonts w:ascii="Times New Roman" w:hint="eastAsia"/>
-                <w:szCs w:val="28"/>
-                <w:shd w:val="pct15" w:color="auto" w:fill="FFFFFF"/>
+              </w:rPr>
+            </w:pPr>
+            <w:r>
+              <w:rPr>
+                <w:rFonts w:ascii="Times New Roman" w:hint="eastAsia"/>
+                <w:szCs w:val="28"/>
               </w:rPr>
               <w:t>傷口追蹤動畫</w:t>
             </w:r>
@@ -12260,14 +12184,12 @@
               <w:rPr>
                 <w:rFonts w:ascii="Times New Roman"/>
                 <w:szCs w:val="28"/>
-                <w:shd w:val="pct15" w:color="auto" w:fill="FFFFFF"/>
-              </w:rPr>
-            </w:pPr>
-            <w:r>
-              <w:rPr>
-                <w:rFonts w:ascii="Times New Roman" w:hint="eastAsia"/>
-                <w:szCs w:val="28"/>
-                <w:shd w:val="pct15" w:color="auto" w:fill="FFFFFF"/>
+              </w:rPr>
+            </w:pPr>
+            <w:r>
+              <w:rPr>
+                <w:rFonts w:ascii="Times New Roman" w:hint="eastAsia"/>
+                <w:szCs w:val="28"/>
               </w:rPr>
               <w:t>個人習慣修改</w:t>
             </w:r>
@@ -12400,14 +12322,12 @@
               <w:rPr>
                 <w:rFonts w:ascii="Times New Roman"/>
                 <w:szCs w:val="28"/>
-                <w:shd w:val="pct15" w:color="auto" w:fill="FFFFFF"/>
-              </w:rPr>
-            </w:pPr>
-            <w:r>
-              <w:rPr>
-                <w:rFonts w:ascii="Times New Roman" w:hint="eastAsia"/>
-                <w:szCs w:val="28"/>
-                <w:shd w:val="pct15" w:color="auto" w:fill="FFFFFF"/>
+              </w:rPr>
+            </w:pPr>
+            <w:r>
+              <w:rPr>
+                <w:rFonts w:ascii="Times New Roman" w:hint="eastAsia"/>
+                <w:szCs w:val="28"/>
               </w:rPr>
               <w:t>特殊習慣修改</w:t>
             </w:r>
@@ -14681,7 +14601,7 @@
               </w:numPr>
               <w:jc w:val="both"/>
               <w:rPr>
-                <w:rFonts w:ascii="Times New Roman" w:hint="eastAsia"/>
+                <w:rFonts w:ascii="Times New Roman"/>
                 <w:szCs w:val="28"/>
               </w:rPr>
             </w:pPr>
@@ -14736,7 +14656,7 @@
               </w:numPr>
               <w:jc w:val="center"/>
               <w:rPr>
-                <w:rFonts w:ascii="Times New Roman" w:hint="eastAsia"/>
+                <w:rFonts w:ascii="Times New Roman"/>
                 <w:szCs w:val="28"/>
               </w:rPr>
             </w:pPr>
@@ -14848,7 +14768,7 @@
               </w:numPr>
               <w:jc w:val="both"/>
               <w:rPr>
-                <w:rFonts w:ascii="Times New Roman" w:hint="eastAsia"/>
+                <w:rFonts w:ascii="Times New Roman"/>
                 <w:szCs w:val="28"/>
               </w:rPr>
             </w:pPr>
@@ -14864,14 +14784,7 @@
                 <w:rFonts w:ascii="Times New Roman" w:hint="eastAsia"/>
                 <w:szCs w:val="28"/>
               </w:rPr>
-              <w:t>1</w:t>
-            </w:r>
-            <w:r>
-              <w:rPr>
-                <w:rFonts w:ascii="Times New Roman" w:hint="eastAsia"/>
-                <w:szCs w:val="28"/>
-              </w:rPr>
-              <w:t>4</w:t>
+              <w:t>14</w:t>
             </w:r>
             <w:r>
               <w:rPr>
@@ -14910,7 +14823,7 @@
               </w:numPr>
               <w:jc w:val="center"/>
               <w:rPr>
-                <w:rFonts w:ascii="Times New Roman" w:hint="eastAsia"/>
+                <w:rFonts w:ascii="Times New Roman"/>
                 <w:szCs w:val="28"/>
               </w:rPr>
             </w:pPr>
@@ -15021,7 +14934,7 @@
               </w:numPr>
               <w:jc w:val="both"/>
               <w:rPr>
-                <w:rFonts w:ascii="Times New Roman" w:hint="eastAsia"/>
+                <w:rFonts w:ascii="Times New Roman"/>
                 <w:szCs w:val="28"/>
               </w:rPr>
             </w:pPr>
@@ -19170,9 +19083,9 @@
           <c:invertIfNegative val="0"/>
           <c:cat>
             <c:strRef>
-              <c:f>'4-1專案排程-甘特圖-new'!$A$3:$A$36</c:f>
+              <c:f>'4-1專案排程-甘特圖-new'!$A$3:$A$40</c:f>
               <c:strCache>
-                <c:ptCount val="33"/>
+                <c:ptCount val="37"/>
                 <c:pt idx="0">
                   <c:v>技術學習</c:v>
                 </c:pt>
@@ -19219,9 +19132,15 @@
                   <c:v>簡報製作</c:v>
                 </c:pt>
                 <c:pt idx="30">
+                  <c:v>策展籌備</c:v>
+                </c:pt>
+                <c:pt idx="32">
+                  <c:v>最終文件製作</c:v>
+                </c:pt>
+                <c:pt idx="34">
                   <c:v>競賽參與-1</c:v>
                 </c:pt>
-                <c:pt idx="32">
+                <c:pt idx="36">
                   <c:v>競賽參與-2</c:v>
                 </c:pt>
               </c:strCache>
@@ -19229,10 +19148,10 @@
           </c:cat>
           <c:val>
             <c:numRef>
-              <c:f>'4-1專案排程-甘特圖-new'!$C$3:$C$36</c:f>
+              <c:f>'4-1專案排程-甘特圖-new'!$C$3:$C$40</c:f>
               <c:numCache>
                 <c:formatCode>General</c:formatCode>
-                <c:ptCount val="34"/>
+                <c:ptCount val="38"/>
                 <c:pt idx="0" formatCode="m/d/yyyy">
                   <c:v>45597</c:v>
                 </c:pt>
@@ -19279,9 +19198,15 @@
                   <c:v>45797</c:v>
                 </c:pt>
                 <c:pt idx="30" formatCode="m/d/yyyy">
+                  <c:v>45948</c:v>
+                </c:pt>
+                <c:pt idx="32" formatCode="m/d/yyyy">
+                  <c:v>45960</c:v>
+                </c:pt>
+                <c:pt idx="34" formatCode="m/d/yyyy">
                   <c:v>45839</c:v>
                 </c:pt>
-                <c:pt idx="32" formatCode="m/d/yyyy">
+                <c:pt idx="36" formatCode="m/d/yyyy">
                   <c:v>45870</c:v>
                 </c:pt>
               </c:numCache>
@@ -19289,7 +19214,7 @@
           </c:val>
           <c:extLst>
             <c:ext xmlns:c16="http://schemas.microsoft.com/office/drawing/2014/chart" uri="{C3380CC4-5D6E-409C-BE32-E72D297353CC}">
-              <c16:uniqueId val="{00000000-3C4A-49B8-BC90-D1D2C3854B1E}"/>
+              <c16:uniqueId val="{00000000-6F38-4036-AB82-D343E107788E}"/>
             </c:ext>
           </c:extLst>
         </c:ser>
@@ -19310,9 +19235,9 @@
           <c:invertIfNegative val="0"/>
           <c:cat>
             <c:strRef>
-              <c:f>'4-1專案排程-甘特圖-new'!$A$3:$A$36</c:f>
+              <c:f>'4-1專案排程-甘特圖-new'!$A$3:$A$40</c:f>
               <c:strCache>
-                <c:ptCount val="33"/>
+                <c:ptCount val="37"/>
                 <c:pt idx="0">
                   <c:v>技術學習</c:v>
                 </c:pt>
@@ -19359,9 +19284,15 @@
                   <c:v>簡報製作</c:v>
                 </c:pt>
                 <c:pt idx="30">
+                  <c:v>策展籌備</c:v>
+                </c:pt>
+                <c:pt idx="32">
+                  <c:v>最終文件製作</c:v>
+                </c:pt>
+                <c:pt idx="34">
                   <c:v>競賽參與-1</c:v>
                 </c:pt>
-                <c:pt idx="32">
+                <c:pt idx="36">
                   <c:v>競賽參與-2</c:v>
                 </c:pt>
               </c:strCache>
@@ -19369,10 +19300,10 @@
           </c:cat>
           <c:val>
             <c:numRef>
-              <c:f>'4-1專案排程-甘特圖-new'!$E$3:$E$36</c:f>
+              <c:f>'4-1專案排程-甘特圖-new'!$E$3:$E$40</c:f>
               <c:numCache>
                 <c:formatCode>General</c:formatCode>
-                <c:ptCount val="34"/>
+                <c:ptCount val="38"/>
                 <c:pt idx="0">
                   <c:v>272</c:v>
                 </c:pt>
@@ -19419,9 +19350,15 @@
                   <c:v>8</c:v>
                 </c:pt>
                 <c:pt idx="30">
-                  <c:v>87</c:v>
+                  <c:v>50</c:v>
                 </c:pt>
                 <c:pt idx="32">
+                  <c:v>58</c:v>
+                </c:pt>
+                <c:pt idx="34">
+                  <c:v>115</c:v>
+                </c:pt>
+                <c:pt idx="36">
                   <c:v>93</c:v>
                 </c:pt>
               </c:numCache>
@@ -19429,7 +19366,7 @@
           </c:val>
           <c:extLst>
             <c:ext xmlns:c16="http://schemas.microsoft.com/office/drawing/2014/chart" uri="{C3380CC4-5D6E-409C-BE32-E72D297353CC}">
-              <c16:uniqueId val="{00000001-3C4A-49B8-BC90-D1D2C3854B1E}"/>
+              <c16:uniqueId val="{00000001-6F38-4036-AB82-D343E107788E}"/>
             </c:ext>
           </c:extLst>
         </c:ser>
@@ -19449,9 +19386,9 @@
           <c:invertIfNegative val="0"/>
           <c:cat>
             <c:strRef>
-              <c:f>'4-1專案排程-甘特圖-new'!$A$3:$A$36</c:f>
+              <c:f>'4-1專案排程-甘特圖-new'!$A$3:$A$40</c:f>
               <c:strCache>
-                <c:ptCount val="33"/>
+                <c:ptCount val="37"/>
                 <c:pt idx="0">
                   <c:v>技術學習</c:v>
                 </c:pt>
@@ -19498,9 +19435,15 @@
                   <c:v>簡報製作</c:v>
                 </c:pt>
                 <c:pt idx="30">
+                  <c:v>策展籌備</c:v>
+                </c:pt>
+                <c:pt idx="32">
+                  <c:v>最終文件製作</c:v>
+                </c:pt>
+                <c:pt idx="34">
                   <c:v>競賽參與-1</c:v>
                 </c:pt>
-                <c:pt idx="32">
+                <c:pt idx="36">
                   <c:v>競賽參與-2</c:v>
                 </c:pt>
               </c:strCache>
@@ -19508,10 +19451,10 @@
           </c:cat>
           <c:val>
             <c:numRef>
-              <c:f>'4-1專案排程-甘特圖-new'!$J$3:$J$36</c:f>
+              <c:f>'4-1專案排程-甘特圖-new'!$J$3:$J$40</c:f>
               <c:numCache>
                 <c:formatCode>m/d/yyyy</c:formatCode>
-                <c:ptCount val="34"/>
+                <c:ptCount val="38"/>
                 <c:pt idx="1">
                   <c:v>45597</c:v>
                 </c:pt>
@@ -19558,9 +19501,15 @@
                   <c:v>45797</c:v>
                 </c:pt>
                 <c:pt idx="31">
+                  <c:v>45948</c:v>
+                </c:pt>
+                <c:pt idx="33">
+                  <c:v>45960</c:v>
+                </c:pt>
+                <c:pt idx="35">
                   <c:v>45839</c:v>
                 </c:pt>
-                <c:pt idx="33">
+                <c:pt idx="37">
                   <c:v>45870</c:v>
                 </c:pt>
               </c:numCache>
@@ -19568,7 +19517,7 @@
           </c:val>
           <c:extLst>
             <c:ext xmlns:c16="http://schemas.microsoft.com/office/drawing/2014/chart" uri="{C3380CC4-5D6E-409C-BE32-E72D297353CC}">
-              <c16:uniqueId val="{00000002-3C4A-49B8-BC90-D1D2C3854B1E}"/>
+              <c16:uniqueId val="{00000002-6F38-4036-AB82-D343E107788E}"/>
             </c:ext>
           </c:extLst>
         </c:ser>
@@ -19590,9 +19539,9 @@
           <c:invertIfNegative val="0"/>
           <c:cat>
             <c:strRef>
-              <c:f>'4-1專案排程-甘特圖-new'!$A$3:$A$36</c:f>
+              <c:f>'4-1專案排程-甘特圖-new'!$A$3:$A$40</c:f>
               <c:strCache>
-                <c:ptCount val="33"/>
+                <c:ptCount val="37"/>
                 <c:pt idx="0">
                   <c:v>技術學習</c:v>
                 </c:pt>
@@ -19639,9 +19588,15 @@
                   <c:v>簡報製作</c:v>
                 </c:pt>
                 <c:pt idx="30">
+                  <c:v>策展籌備</c:v>
+                </c:pt>
+                <c:pt idx="32">
+                  <c:v>最終文件製作</c:v>
+                </c:pt>
+                <c:pt idx="34">
                   <c:v>競賽參與-1</c:v>
                 </c:pt>
-                <c:pt idx="32">
+                <c:pt idx="36">
                   <c:v>競賽參與-2</c:v>
                 </c:pt>
               </c:strCache>
@@ -19649,10 +19604,10 @@
           </c:cat>
           <c:val>
             <c:numRef>
-              <c:f>'4-1專案排程-甘特圖-new'!$L$3:$L$36</c:f>
+              <c:f>'4-1專案排程-甘特圖-new'!$L$3:$L$40</c:f>
               <c:numCache>
                 <c:formatCode>General</c:formatCode>
-                <c:ptCount val="34"/>
+                <c:ptCount val="38"/>
                 <c:pt idx="1">
                   <c:v>272</c:v>
                 </c:pt>
@@ -19699,9 +19654,15 @@
                   <c:v>8</c:v>
                 </c:pt>
                 <c:pt idx="31">
-                  <c:v>87</c:v>
+                  <c:v>50</c:v>
                 </c:pt>
                 <c:pt idx="33">
+                  <c:v>58</c:v>
+                </c:pt>
+                <c:pt idx="35">
+                  <c:v>115</c:v>
+                </c:pt>
+                <c:pt idx="37">
                   <c:v>61</c:v>
                 </c:pt>
               </c:numCache>
@@ -19709,7 +19670,7 @@
           </c:val>
           <c:extLst>
             <c:ext xmlns:c16="http://schemas.microsoft.com/office/drawing/2014/chart" uri="{C3380CC4-5D6E-409C-BE32-E72D297353CC}">
-              <c16:uniqueId val="{00000003-3C4A-49B8-BC90-D1D2C3854B1E}"/>
+              <c16:uniqueId val="{00000003-6F38-4036-AB82-D343E107788E}"/>
             </c:ext>
           </c:extLst>
         </c:ser>
@@ -19725,9 +19686,9 @@
           <c:invertIfNegative val="0"/>
           <c:cat>
             <c:strRef>
-              <c:f>'4-1專案排程-甘特圖-new'!$A$3:$A$36</c:f>
+              <c:f>'4-1專案排程-甘特圖-new'!$A$3:$A$40</c:f>
               <c:strCache>
-                <c:ptCount val="33"/>
+                <c:ptCount val="37"/>
                 <c:pt idx="0">
                   <c:v>技術學習</c:v>
                 </c:pt>
@@ -19774,9 +19735,15 @@
                   <c:v>簡報製作</c:v>
                 </c:pt>
                 <c:pt idx="30">
+                  <c:v>策展籌備</c:v>
+                </c:pt>
+                <c:pt idx="32">
+                  <c:v>最終文件製作</c:v>
+                </c:pt>
+                <c:pt idx="34">
                   <c:v>競賽參與-1</c:v>
                 </c:pt>
-                <c:pt idx="32">
+                <c:pt idx="36">
                   <c:v>競賽參與-2</c:v>
                 </c:pt>
               </c:strCache>
@@ -19789,10 +19756,10 @@
                 <c:formatCode>General</c:formatCode>
                 <c:ptCount val="29"/>
                 <c:pt idx="22">
-                  <c:v>103</c:v>
+                  <c:v>82</c:v>
                 </c:pt>
                 <c:pt idx="24">
-                  <c:v>108</c:v>
+                  <c:v>81</c:v>
                 </c:pt>
                 <c:pt idx="26">
                   <c:v>117</c:v>
@@ -19805,7 +19772,7 @@
           </c:val>
           <c:extLst>
             <c:ext xmlns:c16="http://schemas.microsoft.com/office/drawing/2014/chart" uri="{C3380CC4-5D6E-409C-BE32-E72D297353CC}">
-              <c16:uniqueId val="{00000004-3C4A-49B8-BC90-D1D2C3854B1E}"/>
+              <c16:uniqueId val="{00000004-6F38-4036-AB82-D343E107788E}"/>
             </c:ext>
           </c:extLst>
         </c:ser>
@@ -19826,9 +19793,9 @@
           <c:invertIfNegative val="0"/>
           <c:cat>
             <c:strRef>
-              <c:f>'4-1專案排程-甘特圖-new'!$A$3:$A$36</c:f>
+              <c:f>'4-1專案排程-甘特圖-new'!$A$3:$A$40</c:f>
               <c:strCache>
-                <c:ptCount val="33"/>
+                <c:ptCount val="37"/>
                 <c:pt idx="0">
                   <c:v>技術學習</c:v>
                 </c:pt>
@@ -19875,9 +19842,15 @@
                   <c:v>簡報製作</c:v>
                 </c:pt>
                 <c:pt idx="30">
+                  <c:v>策展籌備</c:v>
+                </c:pt>
+                <c:pt idx="32">
+                  <c:v>最終文件製作</c:v>
+                </c:pt>
+                <c:pt idx="34">
                   <c:v>競賽參與-1</c:v>
                 </c:pt>
-                <c:pt idx="32">
+                <c:pt idx="36">
                   <c:v>競賽參與-2</c:v>
                 </c:pt>
               </c:strCache>
@@ -19890,10 +19863,10 @@
                 <c:formatCode>General</c:formatCode>
                 <c:ptCount val="29"/>
                 <c:pt idx="22">
-                  <c:v>11</c:v>
+                  <c:v>32</c:v>
                 </c:pt>
                 <c:pt idx="24">
-                  <c:v>7</c:v>
+                  <c:v>34</c:v>
                 </c:pt>
                 <c:pt idx="26">
                   <c:v>17</c:v>
@@ -19906,7 +19879,7 @@
           </c:val>
           <c:extLst>
             <c:ext xmlns:c16="http://schemas.microsoft.com/office/drawing/2014/chart" uri="{C3380CC4-5D6E-409C-BE32-E72D297353CC}">
-              <c16:uniqueId val="{00000005-3C4A-49B8-BC90-D1D2C3854B1E}"/>
+              <c16:uniqueId val="{00000005-6F38-4036-AB82-D343E107788E}"/>
             </c:ext>
           </c:extLst>
         </c:ser>
@@ -19922,9 +19895,9 @@
           <c:invertIfNegative val="0"/>
           <c:cat>
             <c:strRef>
-              <c:f>'4-1專案排程-甘特圖-new'!$A$3:$A$36</c:f>
+              <c:f>'4-1專案排程-甘特圖-new'!$A$3:$A$40</c:f>
               <c:strCache>
-                <c:ptCount val="33"/>
+                <c:ptCount val="37"/>
                 <c:pt idx="0">
                   <c:v>技術學習</c:v>
                 </c:pt>
@@ -19971,9 +19944,15 @@
                   <c:v>簡報製作</c:v>
                 </c:pt>
                 <c:pt idx="30">
+                  <c:v>策展籌備</c:v>
+                </c:pt>
+                <c:pt idx="32">
+                  <c:v>最終文件製作</c:v>
+                </c:pt>
+                <c:pt idx="34">
                   <c:v>競賽參與-1</c:v>
                 </c:pt>
-                <c:pt idx="32">
+                <c:pt idx="36">
                   <c:v>競賽參與-2</c:v>
                 </c:pt>
               </c:strCache>
@@ -19986,10 +19965,10 @@
                 <c:formatCode>General</c:formatCode>
                 <c:ptCount val="30"/>
                 <c:pt idx="23">
-                  <c:v>103</c:v>
+                  <c:v>82</c:v>
                 </c:pt>
                 <c:pt idx="25">
-                  <c:v>108</c:v>
+                  <c:v>81</c:v>
                 </c:pt>
                 <c:pt idx="27">
                   <c:v>117</c:v>
@@ -20002,7 +19981,7 @@
           </c:val>
           <c:extLst>
             <c:ext xmlns:c16="http://schemas.microsoft.com/office/drawing/2014/chart" uri="{C3380CC4-5D6E-409C-BE32-E72D297353CC}">
-              <c16:uniqueId val="{00000006-3C4A-49B8-BC90-D1D2C3854B1E}"/>
+              <c16:uniqueId val="{00000006-6F38-4036-AB82-D343E107788E}"/>
             </c:ext>
           </c:extLst>
         </c:ser>
@@ -20015,9 +19994,9 @@
           <c:invertIfNegative val="0"/>
           <c:cat>
             <c:strRef>
-              <c:f>'4-1專案排程-甘特圖-new'!$A$3:$A$36</c:f>
+              <c:f>'4-1專案排程-甘特圖-new'!$A$3:$A$40</c:f>
               <c:strCache>
-                <c:ptCount val="33"/>
+                <c:ptCount val="37"/>
                 <c:pt idx="0">
                   <c:v>技術學習</c:v>
                 </c:pt>
@@ -20064,9 +20043,15 @@
                   <c:v>簡報製作</c:v>
                 </c:pt>
                 <c:pt idx="30">
+                  <c:v>策展籌備</c:v>
+                </c:pt>
+                <c:pt idx="32">
+                  <c:v>最終文件製作</c:v>
+                </c:pt>
+                <c:pt idx="34">
                   <c:v>競賽參與-1</c:v>
                 </c:pt>
-                <c:pt idx="32">
+                <c:pt idx="36">
                   <c:v>競賽參與-2</c:v>
                 </c:pt>
               </c:strCache>
@@ -20079,10 +20064,10 @@
                 <c:formatCode>General</c:formatCode>
                 <c:ptCount val="30"/>
                 <c:pt idx="23">
-                  <c:v>11</c:v>
+                  <c:v>32</c:v>
                 </c:pt>
                 <c:pt idx="25">
-                  <c:v>7</c:v>
+                  <c:v>34</c:v>
                 </c:pt>
                 <c:pt idx="27">
                   <c:v>17</c:v>
@@ -20095,7 +20080,7 @@
           </c:val>
           <c:extLst>
             <c:ext xmlns:c16="http://schemas.microsoft.com/office/drawing/2014/chart" uri="{C3380CC4-5D6E-409C-BE32-E72D297353CC}">
-              <c16:uniqueId val="{00000007-3C4A-49B8-BC90-D1D2C3854B1E}"/>
+              <c16:uniqueId val="{00000007-6F38-4036-AB82-D343E107788E}"/>
             </c:ext>
           </c:extLst>
         </c:ser>
@@ -20141,7 +20126,7 @@
           <a:lstStyle/>
           <a:p>
             <a:pPr>
-              <a:defRPr sz="1000"/>
+              <a:defRPr sz="900"/>
             </a:pPr>
             <a:endParaRPr lang="zh-TW"/>
           </a:p>
@@ -20157,7 +20142,7 @@
         <c:axId val="1066545775"/>
         <c:scaling>
           <c:orientation val="minMax"/>
-          <c:max val="46000"/>
+          <c:max val="46029"/>
           <c:min val="45597"/>
         </c:scaling>
         <c:delete val="0"/>
@@ -20192,7 +20177,7 @@
           <a:lstStyle/>
           <a:p>
             <a:pPr>
-              <a:defRPr sz="1000"/>
+              <a:defRPr sz="900"/>
             </a:pPr>
             <a:endParaRPr lang="zh-TW"/>
           </a:p>
@@ -20200,7 +20185,7 @@
         <c:crossAx val="1066546607"/>
         <c:crosses val="autoZero"/>
         <c:crossBetween val="between"/>
-        <c:majorUnit val="31"/>
+        <c:majorUnit val="30"/>
         <c:minorUnit val="25"/>
       </c:valAx>
     </c:plotArea>

--- a/document/chapter/part_4_new.docx
+++ b/document/chapter/part_4_new.docx
@@ -53,7 +53,6 @@
         </w:rPr>
         <w:t xml:space="preserve">4-1  </w:t>
       </w:r>
-      <w:commentRangeStart w:id="3"/>
       <w:r>
         <w:rPr>
           <w:rFonts w:ascii="Times New Roman"/>
@@ -63,15 +62,6 @@
         <w:t>專案時程</w:t>
       </w:r>
       <w:bookmarkEnd w:id="2"/>
-      <w:commentRangeEnd w:id="3"/>
-      <w:r>
-        <w:rPr>
-          <w:rStyle w:val="afa"/>
-          <w:rFonts w:asciiTheme="minorHAnsi" w:eastAsiaTheme="minorEastAsia" w:hAnsiTheme="minorHAnsi" w:cstheme="minorBidi"/>
-          <w14:ligatures w14:val="standardContextual"/>
-        </w:rPr>
-        <w:commentReference w:id="3"/>
-      </w:r>
     </w:p>
     <w:p>
       <w:pPr>
@@ -105,7 +95,7 @@
             <wp:cNvGraphicFramePr/>
             <a:graphic xmlns:a="http://schemas.openxmlformats.org/drawingml/2006/main">
               <a:graphicData uri="http://schemas.openxmlformats.org/drawingml/2006/chart">
-                <c:chart xmlns:c="http://schemas.openxmlformats.org/drawingml/2006/chart" xmlns:r="http://schemas.openxmlformats.org/officeDocument/2006/relationships" r:id="rId12"/>
+                <c:chart xmlns:c="http://schemas.openxmlformats.org/drawingml/2006/chart" xmlns:r="http://schemas.openxmlformats.org/officeDocument/2006/relationships" r:id="rId8"/>
               </a:graphicData>
             </a:graphic>
           </wp:inline>
@@ -139,7 +129,7 @@
           <w:szCs w:val="32"/>
         </w:rPr>
       </w:pPr>
-      <w:bookmarkStart w:id="4" w:name="_Toc194955439"/>
+      <w:bookmarkStart w:id="3" w:name="_Toc194955439"/>
       <w:r>
         <w:rPr>
           <w:rFonts w:ascii="Times New Roman" w:hint="eastAsia"/>
@@ -156,7 +146,7 @@
         </w:rPr>
         <w:t>專案組織與分工</w:t>
       </w:r>
-      <w:bookmarkEnd w:id="4"/>
+      <w:bookmarkEnd w:id="3"/>
     </w:p>
     <w:tbl>
       <w:tblPr>
@@ -166,8 +156,8 @@
         <w:tblLook w:val="04A0" w:firstRow="1" w:lastRow="0" w:firstColumn="1" w:lastColumn="0" w:noHBand="0" w:noVBand="1"/>
       </w:tblPr>
       <w:tblGrid>
-        <w:gridCol w:w="988"/>
-        <w:gridCol w:w="3685"/>
+        <w:gridCol w:w="1129"/>
+        <w:gridCol w:w="3544"/>
         <w:gridCol w:w="1381"/>
         <w:gridCol w:w="1382"/>
         <w:gridCol w:w="1382"/>
@@ -413,7 +403,6 @@
                 <w:szCs w:val="28"/>
               </w:rPr>
             </w:pPr>
-            <w:proofErr w:type="gramStart"/>
             <w:r>
               <w:rPr>
                 <w:rFonts w:ascii="Times New Roman" w:hint="eastAsia"/>
@@ -421,7 +410,6 @@
               </w:rPr>
               <w:t>卓佑儒</w:t>
             </w:r>
-            <w:proofErr w:type="gramEnd"/>
           </w:p>
         </w:tc>
         <w:tc>
@@ -469,7 +457,6 @@
                 <w:szCs w:val="28"/>
               </w:rPr>
             </w:pPr>
-            <w:proofErr w:type="gramStart"/>
             <w:r>
               <w:rPr>
                 <w:rFonts w:ascii="Times New Roman" w:hint="eastAsia"/>
@@ -477,49 +464,32 @@
               </w:rPr>
               <w:t>吳沁學</w:t>
             </w:r>
-            <w:proofErr w:type="gramEnd"/>
-          </w:p>
-        </w:tc>
-        <w:tc>
-          <w:tcPr>
-            <w:tcW w:w="1382" w:type="dxa"/>
-            <w:vAlign w:val="center"/>
-          </w:tcPr>
-          <w:p>
-            <w:pPr>
-              <w:pStyle w:val="a"/>
-              <w:numPr>
-                <w:ilvl w:val="0"/>
-                <w:numId w:val="0"/>
-              </w:numPr>
-              <w:jc w:val="center"/>
-              <w:rPr>
-                <w:rFonts w:ascii="Times New Roman"/>
-                <w:szCs w:val="28"/>
-              </w:rPr>
-            </w:pPr>
-            <w:r>
-              <w:rPr>
-                <w:rFonts w:ascii="Times New Roman" w:hint="eastAsia"/>
-                <w:szCs w:val="28"/>
-              </w:rPr>
-              <w:t>王</w:t>
-            </w:r>
-            <w:proofErr w:type="gramStart"/>
-            <w:r>
-              <w:rPr>
-                <w:rFonts w:ascii="Times New Roman" w:hint="eastAsia"/>
-                <w:szCs w:val="28"/>
-              </w:rPr>
-              <w:t>暘</w:t>
-            </w:r>
-            <w:proofErr w:type="gramEnd"/>
-            <w:r>
-              <w:rPr>
-                <w:rFonts w:ascii="Times New Roman" w:hint="eastAsia"/>
-                <w:szCs w:val="28"/>
-              </w:rPr>
-              <w:t>嘉</w:t>
+          </w:p>
+        </w:tc>
+        <w:tc>
+          <w:tcPr>
+            <w:tcW w:w="1382" w:type="dxa"/>
+            <w:vAlign w:val="center"/>
+          </w:tcPr>
+          <w:p>
+            <w:pPr>
+              <w:pStyle w:val="a"/>
+              <w:numPr>
+                <w:ilvl w:val="0"/>
+                <w:numId w:val="0"/>
+              </w:numPr>
+              <w:jc w:val="center"/>
+              <w:rPr>
+                <w:rFonts w:ascii="Times New Roman"/>
+                <w:szCs w:val="28"/>
+              </w:rPr>
+            </w:pPr>
+            <w:r>
+              <w:rPr>
+                <w:rFonts w:ascii="Times New Roman" w:hint="eastAsia"/>
+                <w:szCs w:val="28"/>
+              </w:rPr>
+              <w:t>王暘嘉</w:t>
             </w:r>
           </w:p>
         </w:tc>
@@ -530,7 +500,7 @@
         </w:trPr>
         <w:tc>
           <w:tcPr>
-            <w:tcW w:w="988" w:type="dxa"/>
+            <w:tcW w:w="1129" w:type="dxa"/>
             <w:vMerge w:val="restart"/>
             <w:vAlign w:val="center"/>
           </w:tcPr>
@@ -558,7 +528,7 @@
         </w:tc>
         <w:tc>
           <w:tcPr>
-            <w:tcW w:w="3685" w:type="dxa"/>
+            <w:tcW w:w="3544" w:type="dxa"/>
             <w:vAlign w:val="center"/>
           </w:tcPr>
           <w:p>
@@ -684,7 +654,7 @@
         </w:trPr>
         <w:tc>
           <w:tcPr>
-            <w:tcW w:w="988" w:type="dxa"/>
+            <w:tcW w:w="1129" w:type="dxa"/>
             <w:vMerge/>
             <w:vAlign w:val="center"/>
           </w:tcPr>
@@ -705,7 +675,7 @@
         </w:tc>
         <w:tc>
           <w:tcPr>
-            <w:tcW w:w="3685" w:type="dxa"/>
+            <w:tcW w:w="3544" w:type="dxa"/>
             <w:vAlign w:val="center"/>
           </w:tcPr>
           <w:p>
@@ -831,7 +801,7 @@
         </w:trPr>
         <w:tc>
           <w:tcPr>
-            <w:tcW w:w="988" w:type="dxa"/>
+            <w:tcW w:w="1129" w:type="dxa"/>
             <w:vMerge/>
             <w:vAlign w:val="center"/>
           </w:tcPr>
@@ -852,7 +822,7 @@
         </w:tc>
         <w:tc>
           <w:tcPr>
-            <w:tcW w:w="3685" w:type="dxa"/>
+            <w:tcW w:w="3544" w:type="dxa"/>
             <w:vAlign w:val="center"/>
           </w:tcPr>
           <w:p>
@@ -978,7 +948,7 @@
         </w:trPr>
         <w:tc>
           <w:tcPr>
-            <w:tcW w:w="988" w:type="dxa"/>
+            <w:tcW w:w="1129" w:type="dxa"/>
             <w:vMerge/>
             <w:vAlign w:val="center"/>
           </w:tcPr>
@@ -999,7 +969,7 @@
         </w:tc>
         <w:tc>
           <w:tcPr>
-            <w:tcW w:w="3685" w:type="dxa"/>
+            <w:tcW w:w="3544" w:type="dxa"/>
             <w:vAlign w:val="center"/>
           </w:tcPr>
           <w:p>
@@ -1124,7 +1094,7 @@
         </w:trPr>
         <w:tc>
           <w:tcPr>
-            <w:tcW w:w="988" w:type="dxa"/>
+            <w:tcW w:w="1129" w:type="dxa"/>
             <w:vMerge/>
             <w:vAlign w:val="center"/>
           </w:tcPr>
@@ -1145,7 +1115,7 @@
         </w:tc>
         <w:tc>
           <w:tcPr>
-            <w:tcW w:w="3685" w:type="dxa"/>
+            <w:tcW w:w="3544" w:type="dxa"/>
             <w:vAlign w:val="center"/>
           </w:tcPr>
           <w:p>
@@ -1270,7 +1240,7 @@
         </w:trPr>
         <w:tc>
           <w:tcPr>
-            <w:tcW w:w="988" w:type="dxa"/>
+            <w:tcW w:w="1129" w:type="dxa"/>
             <w:vMerge/>
             <w:vAlign w:val="center"/>
           </w:tcPr>
@@ -1291,7 +1261,7 @@
         </w:tc>
         <w:tc>
           <w:tcPr>
-            <w:tcW w:w="3685" w:type="dxa"/>
+            <w:tcW w:w="3544" w:type="dxa"/>
             <w:vAlign w:val="center"/>
           </w:tcPr>
           <w:p>
@@ -1409,7 +1379,7 @@
         </w:trPr>
         <w:tc>
           <w:tcPr>
-            <w:tcW w:w="988" w:type="dxa"/>
+            <w:tcW w:w="1129" w:type="dxa"/>
             <w:vMerge/>
             <w:vAlign w:val="center"/>
           </w:tcPr>
@@ -1430,7 +1400,7 @@
         </w:tc>
         <w:tc>
           <w:tcPr>
-            <w:tcW w:w="3685" w:type="dxa"/>
+            <w:tcW w:w="3544" w:type="dxa"/>
             <w:vAlign w:val="center"/>
           </w:tcPr>
           <w:p>
@@ -1555,7 +1525,7 @@
         </w:trPr>
         <w:tc>
           <w:tcPr>
-            <w:tcW w:w="988" w:type="dxa"/>
+            <w:tcW w:w="1129" w:type="dxa"/>
             <w:vMerge/>
             <w:vAlign w:val="center"/>
           </w:tcPr>
@@ -1576,7 +1546,7 @@
         </w:tc>
         <w:tc>
           <w:tcPr>
-            <w:tcW w:w="3685" w:type="dxa"/>
+            <w:tcW w:w="3544" w:type="dxa"/>
             <w:vAlign w:val="center"/>
           </w:tcPr>
           <w:p>
@@ -1701,7 +1671,7 @@
         </w:trPr>
         <w:tc>
           <w:tcPr>
-            <w:tcW w:w="988" w:type="dxa"/>
+            <w:tcW w:w="1129" w:type="dxa"/>
             <w:vMerge w:val="restart"/>
             <w:vAlign w:val="center"/>
           </w:tcPr>
@@ -1729,7 +1699,7 @@
         </w:tc>
         <w:tc>
           <w:tcPr>
-            <w:tcW w:w="3685" w:type="dxa"/>
+            <w:tcW w:w="3544" w:type="dxa"/>
             <w:vAlign w:val="center"/>
           </w:tcPr>
           <w:p>
@@ -1862,7 +1832,7 @@
         </w:trPr>
         <w:tc>
           <w:tcPr>
-            <w:tcW w:w="988" w:type="dxa"/>
+            <w:tcW w:w="1129" w:type="dxa"/>
             <w:vMerge/>
             <w:vAlign w:val="center"/>
           </w:tcPr>
@@ -1883,7 +1853,7 @@
         </w:tc>
         <w:tc>
           <w:tcPr>
-            <w:tcW w:w="3685" w:type="dxa"/>
+            <w:tcW w:w="3544" w:type="dxa"/>
             <w:vAlign w:val="center"/>
           </w:tcPr>
           <w:p>
@@ -2012,7 +1982,7 @@
         </w:trPr>
         <w:tc>
           <w:tcPr>
-            <w:tcW w:w="988" w:type="dxa"/>
+            <w:tcW w:w="1129" w:type="dxa"/>
             <w:vMerge w:val="restart"/>
             <w:vAlign w:val="center"/>
           </w:tcPr>
@@ -2034,7 +2004,7 @@
                 <w:rFonts w:ascii="Times New Roman" w:hint="eastAsia"/>
                 <w:szCs w:val="28"/>
               </w:rPr>
-              <w:t>開發</w:t>
+              <w:t>開發環</w:t>
             </w:r>
             <w:r>
               <w:rPr>
@@ -2042,13 +2012,13 @@
                 <w:szCs w:val="28"/>
               </w:rPr>
               <w:lastRenderedPageBreak/>
-              <w:t>環境架設</w:t>
-            </w:r>
-          </w:p>
-        </w:tc>
-        <w:tc>
-          <w:tcPr>
-            <w:tcW w:w="3685" w:type="dxa"/>
+              <w:t>境架設</w:t>
+            </w:r>
+          </w:p>
+        </w:tc>
+        <w:tc>
+          <w:tcPr>
+            <w:tcW w:w="3544" w:type="dxa"/>
             <w:vAlign w:val="center"/>
           </w:tcPr>
           <w:p>
@@ -2188,7 +2158,7 @@
         </w:trPr>
         <w:tc>
           <w:tcPr>
-            <w:tcW w:w="988" w:type="dxa"/>
+            <w:tcW w:w="1129" w:type="dxa"/>
             <w:vMerge/>
             <w:vAlign w:val="center"/>
           </w:tcPr>
@@ -2209,7 +2179,7 @@
         </w:tc>
         <w:tc>
           <w:tcPr>
-            <w:tcW w:w="3685" w:type="dxa"/>
+            <w:tcW w:w="3544" w:type="dxa"/>
             <w:vAlign w:val="center"/>
           </w:tcPr>
           <w:p>
@@ -2341,7 +2311,7 @@
         </w:trPr>
         <w:tc>
           <w:tcPr>
-            <w:tcW w:w="988" w:type="dxa"/>
+            <w:tcW w:w="1129" w:type="dxa"/>
             <w:vMerge/>
             <w:vAlign w:val="center"/>
           </w:tcPr>
@@ -2362,7 +2332,7 @@
         </w:tc>
         <w:tc>
           <w:tcPr>
-            <w:tcW w:w="3685" w:type="dxa"/>
+            <w:tcW w:w="3544" w:type="dxa"/>
             <w:vAlign w:val="center"/>
           </w:tcPr>
           <w:p>
@@ -2481,7 +2451,7 @@
         </w:trPr>
         <w:tc>
           <w:tcPr>
-            <w:tcW w:w="988" w:type="dxa"/>
+            <w:tcW w:w="1129" w:type="dxa"/>
             <w:vMerge/>
             <w:vAlign w:val="center"/>
           </w:tcPr>
@@ -2502,7 +2472,7 @@
         </w:tc>
         <w:tc>
           <w:tcPr>
-            <w:tcW w:w="3685" w:type="dxa"/>
+            <w:tcW w:w="3544" w:type="dxa"/>
             <w:vAlign w:val="center"/>
           </w:tcPr>
           <w:p>
@@ -2621,7 +2591,7 @@
         </w:trPr>
         <w:tc>
           <w:tcPr>
-            <w:tcW w:w="988" w:type="dxa"/>
+            <w:tcW w:w="1129" w:type="dxa"/>
             <w:vMerge w:val="restart"/>
             <w:vAlign w:val="center"/>
           </w:tcPr>
@@ -2649,7 +2619,7 @@
         </w:tc>
         <w:tc>
           <w:tcPr>
-            <w:tcW w:w="3685" w:type="dxa"/>
+            <w:tcW w:w="3544" w:type="dxa"/>
             <w:vAlign w:val="center"/>
           </w:tcPr>
           <w:p>
@@ -2782,7 +2752,7 @@
         </w:trPr>
         <w:tc>
           <w:tcPr>
-            <w:tcW w:w="988" w:type="dxa"/>
+            <w:tcW w:w="1129" w:type="dxa"/>
             <w:vMerge/>
             <w:vAlign w:val="center"/>
           </w:tcPr>
@@ -2803,7 +2773,7 @@
         </w:tc>
         <w:tc>
           <w:tcPr>
-            <w:tcW w:w="3685" w:type="dxa"/>
+            <w:tcW w:w="3544" w:type="dxa"/>
             <w:vAlign w:val="center"/>
           </w:tcPr>
           <w:p>
@@ -2943,7 +2913,7 @@
         </w:trPr>
         <w:tc>
           <w:tcPr>
-            <w:tcW w:w="988" w:type="dxa"/>
+            <w:tcW w:w="1129" w:type="dxa"/>
             <w:vMerge/>
             <w:vAlign w:val="center"/>
           </w:tcPr>
@@ -2964,7 +2934,7 @@
         </w:tc>
         <w:tc>
           <w:tcPr>
-            <w:tcW w:w="3685" w:type="dxa"/>
+            <w:tcW w:w="3544" w:type="dxa"/>
             <w:vAlign w:val="center"/>
           </w:tcPr>
           <w:p>
@@ -3095,7 +3065,7 @@
         </w:trPr>
         <w:tc>
           <w:tcPr>
-            <w:tcW w:w="988" w:type="dxa"/>
+            <w:tcW w:w="1129" w:type="dxa"/>
             <w:vMerge/>
             <w:vAlign w:val="center"/>
           </w:tcPr>
@@ -3116,7 +3086,7 @@
         </w:tc>
         <w:tc>
           <w:tcPr>
-            <w:tcW w:w="3685" w:type="dxa"/>
+            <w:tcW w:w="3544" w:type="dxa"/>
             <w:vAlign w:val="center"/>
           </w:tcPr>
           <w:p>
@@ -3249,7 +3219,7 @@
         </w:trPr>
         <w:tc>
           <w:tcPr>
-            <w:tcW w:w="988" w:type="dxa"/>
+            <w:tcW w:w="1129" w:type="dxa"/>
             <w:vMerge w:val="restart"/>
             <w:vAlign w:val="center"/>
           </w:tcPr>
@@ -3298,7 +3268,7 @@
         </w:tc>
         <w:tc>
           <w:tcPr>
-            <w:tcW w:w="3685" w:type="dxa"/>
+            <w:tcW w:w="3544" w:type="dxa"/>
             <w:vAlign w:val="center"/>
           </w:tcPr>
           <w:p>
@@ -3422,7 +3392,7 @@
         </w:trPr>
         <w:tc>
           <w:tcPr>
-            <w:tcW w:w="988" w:type="dxa"/>
+            <w:tcW w:w="1129" w:type="dxa"/>
             <w:vMerge/>
             <w:vAlign w:val="center"/>
           </w:tcPr>
@@ -3443,7 +3413,7 @@
         </w:tc>
         <w:tc>
           <w:tcPr>
-            <w:tcW w:w="3685" w:type="dxa"/>
+            <w:tcW w:w="3544" w:type="dxa"/>
             <w:vAlign w:val="center"/>
           </w:tcPr>
           <w:p>
@@ -3574,7 +3544,7 @@
         </w:trPr>
         <w:tc>
           <w:tcPr>
-            <w:tcW w:w="988" w:type="dxa"/>
+            <w:tcW w:w="1129" w:type="dxa"/>
             <w:vMerge/>
             <w:vAlign w:val="center"/>
           </w:tcPr>
@@ -3595,7 +3565,7 @@
         </w:tc>
         <w:tc>
           <w:tcPr>
-            <w:tcW w:w="3685" w:type="dxa"/>
+            <w:tcW w:w="3544" w:type="dxa"/>
             <w:vAlign w:val="center"/>
           </w:tcPr>
           <w:p>
@@ -3712,7 +3682,7 @@
         </w:trPr>
         <w:tc>
           <w:tcPr>
-            <w:tcW w:w="988" w:type="dxa"/>
+            <w:tcW w:w="1129" w:type="dxa"/>
             <w:vMerge/>
             <w:vAlign w:val="center"/>
           </w:tcPr>
@@ -3733,7 +3703,7 @@
         </w:tc>
         <w:tc>
           <w:tcPr>
-            <w:tcW w:w="3685" w:type="dxa"/>
+            <w:tcW w:w="3544" w:type="dxa"/>
             <w:vAlign w:val="center"/>
           </w:tcPr>
           <w:p>
@@ -3864,7 +3834,7 @@
         </w:trPr>
         <w:tc>
           <w:tcPr>
-            <w:tcW w:w="988" w:type="dxa"/>
+            <w:tcW w:w="1129" w:type="dxa"/>
             <w:vMerge w:val="restart"/>
             <w:vAlign w:val="center"/>
           </w:tcPr>
@@ -3913,7 +3883,7 @@
         </w:tc>
         <w:tc>
           <w:tcPr>
-            <w:tcW w:w="3685" w:type="dxa"/>
+            <w:tcW w:w="3544" w:type="dxa"/>
             <w:vAlign w:val="center"/>
           </w:tcPr>
           <w:p>
@@ -4039,7 +4009,7 @@
         </w:trPr>
         <w:tc>
           <w:tcPr>
-            <w:tcW w:w="988" w:type="dxa"/>
+            <w:tcW w:w="1129" w:type="dxa"/>
             <w:vMerge/>
             <w:vAlign w:val="center"/>
           </w:tcPr>
@@ -4060,7 +4030,7 @@
         </w:tc>
         <w:tc>
           <w:tcPr>
-            <w:tcW w:w="3685" w:type="dxa"/>
+            <w:tcW w:w="3544" w:type="dxa"/>
             <w:vAlign w:val="center"/>
           </w:tcPr>
           <w:p>
@@ -4179,7 +4149,7 @@
         </w:trPr>
         <w:tc>
           <w:tcPr>
-            <w:tcW w:w="988" w:type="dxa"/>
+            <w:tcW w:w="1129" w:type="dxa"/>
             <w:vMerge/>
             <w:vAlign w:val="center"/>
           </w:tcPr>
@@ -4200,7 +4170,7 @@
         </w:tc>
         <w:tc>
           <w:tcPr>
-            <w:tcW w:w="3685" w:type="dxa"/>
+            <w:tcW w:w="3544" w:type="dxa"/>
             <w:vAlign w:val="center"/>
           </w:tcPr>
           <w:p>
@@ -4326,7 +4296,7 @@
         </w:trPr>
         <w:tc>
           <w:tcPr>
-            <w:tcW w:w="988" w:type="dxa"/>
+            <w:tcW w:w="1129" w:type="dxa"/>
             <w:vMerge/>
             <w:vAlign w:val="center"/>
           </w:tcPr>
@@ -4347,7 +4317,7 @@
         </w:tc>
         <w:tc>
           <w:tcPr>
-            <w:tcW w:w="3685" w:type="dxa"/>
+            <w:tcW w:w="3544" w:type="dxa"/>
             <w:vAlign w:val="center"/>
           </w:tcPr>
           <w:p>
@@ -4465,7 +4435,7 @@
         </w:trPr>
         <w:tc>
           <w:tcPr>
-            <w:tcW w:w="988" w:type="dxa"/>
+            <w:tcW w:w="1129" w:type="dxa"/>
             <w:vMerge/>
             <w:vAlign w:val="center"/>
           </w:tcPr>
@@ -4486,7 +4456,7 @@
         </w:tc>
         <w:tc>
           <w:tcPr>
-            <w:tcW w:w="3685" w:type="dxa"/>
+            <w:tcW w:w="3544" w:type="dxa"/>
             <w:vAlign w:val="center"/>
           </w:tcPr>
           <w:p>
@@ -4604,7 +4574,7 @@
         </w:trPr>
         <w:tc>
           <w:tcPr>
-            <w:tcW w:w="988" w:type="dxa"/>
+            <w:tcW w:w="1129" w:type="dxa"/>
             <w:vMerge/>
             <w:vAlign w:val="center"/>
           </w:tcPr>
@@ -4625,7 +4595,7 @@
         </w:tc>
         <w:tc>
           <w:tcPr>
-            <w:tcW w:w="3685" w:type="dxa"/>
+            <w:tcW w:w="3544" w:type="dxa"/>
             <w:vAlign w:val="center"/>
           </w:tcPr>
           <w:p>
@@ -4750,7 +4720,7 @@
         </w:trPr>
         <w:tc>
           <w:tcPr>
-            <w:tcW w:w="988" w:type="dxa"/>
+            <w:tcW w:w="1129" w:type="dxa"/>
             <w:vMerge/>
             <w:vAlign w:val="center"/>
           </w:tcPr>
@@ -4771,7 +4741,7 @@
         </w:tc>
         <w:tc>
           <w:tcPr>
-            <w:tcW w:w="3685" w:type="dxa"/>
+            <w:tcW w:w="3544" w:type="dxa"/>
             <w:vAlign w:val="center"/>
           </w:tcPr>
           <w:p>
@@ -4888,7 +4858,7 @@
         </w:trPr>
         <w:tc>
           <w:tcPr>
-            <w:tcW w:w="988" w:type="dxa"/>
+            <w:tcW w:w="1129" w:type="dxa"/>
             <w:vMerge/>
             <w:vAlign w:val="center"/>
           </w:tcPr>
@@ -4909,7 +4879,7 @@
         </w:tc>
         <w:tc>
           <w:tcPr>
-            <w:tcW w:w="3685" w:type="dxa"/>
+            <w:tcW w:w="3544" w:type="dxa"/>
             <w:vAlign w:val="center"/>
           </w:tcPr>
           <w:p>
@@ -5034,7 +5004,7 @@
         </w:trPr>
         <w:tc>
           <w:tcPr>
-            <w:tcW w:w="988" w:type="dxa"/>
+            <w:tcW w:w="1129" w:type="dxa"/>
             <w:vMerge/>
             <w:vAlign w:val="center"/>
           </w:tcPr>
@@ -5055,7 +5025,7 @@
         </w:tc>
         <w:tc>
           <w:tcPr>
-            <w:tcW w:w="3685" w:type="dxa"/>
+            <w:tcW w:w="3544" w:type="dxa"/>
             <w:vAlign w:val="center"/>
           </w:tcPr>
           <w:p>
@@ -5173,7 +5143,7 @@
         </w:trPr>
         <w:tc>
           <w:tcPr>
-            <w:tcW w:w="988" w:type="dxa"/>
+            <w:tcW w:w="1129" w:type="dxa"/>
             <w:vMerge/>
             <w:vAlign w:val="center"/>
           </w:tcPr>
@@ -5194,7 +5164,7 @@
         </w:tc>
         <w:tc>
           <w:tcPr>
-            <w:tcW w:w="3685" w:type="dxa"/>
+            <w:tcW w:w="3544" w:type="dxa"/>
             <w:vAlign w:val="center"/>
           </w:tcPr>
           <w:p>
@@ -5312,7 +5282,7 @@
         </w:trPr>
         <w:tc>
           <w:tcPr>
-            <w:tcW w:w="988" w:type="dxa"/>
+            <w:tcW w:w="1129" w:type="dxa"/>
             <w:vMerge/>
             <w:vAlign w:val="center"/>
           </w:tcPr>
@@ -5333,7 +5303,7 @@
         </w:tc>
         <w:tc>
           <w:tcPr>
-            <w:tcW w:w="3685" w:type="dxa"/>
+            <w:tcW w:w="3544" w:type="dxa"/>
             <w:vAlign w:val="center"/>
           </w:tcPr>
           <w:p>
@@ -5354,17 +5324,8 @@
                 <w:rFonts w:ascii="Times New Roman" w:hint="eastAsia"/>
                 <w:szCs w:val="28"/>
               </w:rPr>
-              <w:t>傷口</w:t>
-            </w:r>
-            <w:proofErr w:type="gramStart"/>
-            <w:r>
-              <w:rPr>
-                <w:rFonts w:ascii="Times New Roman" w:hint="eastAsia"/>
-                <w:szCs w:val="28"/>
-              </w:rPr>
-              <w:t>紀錄冊</w:t>
-            </w:r>
-            <w:proofErr w:type="gramEnd"/>
+              <w:t>傷口紀錄冊</w:t>
+            </w:r>
           </w:p>
         </w:tc>
         <w:tc>
@@ -5461,7 +5422,7 @@
         </w:trPr>
         <w:tc>
           <w:tcPr>
-            <w:tcW w:w="988" w:type="dxa"/>
+            <w:tcW w:w="1129" w:type="dxa"/>
             <w:vMerge/>
             <w:vAlign w:val="center"/>
           </w:tcPr>
@@ -5482,7 +5443,7 @@
         </w:tc>
         <w:tc>
           <w:tcPr>
-            <w:tcW w:w="3685" w:type="dxa"/>
+            <w:tcW w:w="3544" w:type="dxa"/>
             <w:vAlign w:val="center"/>
           </w:tcPr>
           <w:p>
@@ -5601,7 +5562,7 @@
         </w:trPr>
         <w:tc>
           <w:tcPr>
-            <w:tcW w:w="988" w:type="dxa"/>
+            <w:tcW w:w="1129" w:type="dxa"/>
             <w:vMerge/>
             <w:vAlign w:val="center"/>
           </w:tcPr>
@@ -5622,7 +5583,7 @@
         </w:tc>
         <w:tc>
           <w:tcPr>
-            <w:tcW w:w="3685" w:type="dxa"/>
+            <w:tcW w:w="3544" w:type="dxa"/>
             <w:vAlign w:val="center"/>
           </w:tcPr>
           <w:p>
@@ -5748,7 +5709,7 @@
         </w:trPr>
         <w:tc>
           <w:tcPr>
-            <w:tcW w:w="988" w:type="dxa"/>
+            <w:tcW w:w="1129" w:type="dxa"/>
             <w:vMerge/>
             <w:vAlign w:val="center"/>
           </w:tcPr>
@@ -5769,7 +5730,7 @@
         </w:tc>
         <w:tc>
           <w:tcPr>
-            <w:tcW w:w="3685" w:type="dxa"/>
+            <w:tcW w:w="3544" w:type="dxa"/>
             <w:vAlign w:val="center"/>
           </w:tcPr>
           <w:p>
@@ -5888,7 +5849,7 @@
         </w:trPr>
         <w:tc>
           <w:tcPr>
-            <w:tcW w:w="988" w:type="dxa"/>
+            <w:tcW w:w="1129" w:type="dxa"/>
             <w:vMerge/>
             <w:vAlign w:val="center"/>
           </w:tcPr>
@@ -5909,7 +5870,7 @@
         </w:tc>
         <w:tc>
           <w:tcPr>
-            <w:tcW w:w="3685" w:type="dxa"/>
+            <w:tcW w:w="3544" w:type="dxa"/>
             <w:vAlign w:val="center"/>
           </w:tcPr>
           <w:p>
@@ -6027,7 +5988,7 @@
         </w:trPr>
         <w:tc>
           <w:tcPr>
-            <w:tcW w:w="988" w:type="dxa"/>
+            <w:tcW w:w="1129" w:type="dxa"/>
             <w:vMerge/>
             <w:vAlign w:val="center"/>
           </w:tcPr>
@@ -6048,7 +6009,7 @@
         </w:tc>
         <w:tc>
           <w:tcPr>
-            <w:tcW w:w="3685" w:type="dxa"/>
+            <w:tcW w:w="3544" w:type="dxa"/>
             <w:vAlign w:val="center"/>
           </w:tcPr>
           <w:p>
@@ -6166,7 +6127,7 @@
         </w:trPr>
         <w:tc>
           <w:tcPr>
-            <w:tcW w:w="988" w:type="dxa"/>
+            <w:tcW w:w="1129" w:type="dxa"/>
             <w:vMerge w:val="restart"/>
             <w:vAlign w:val="center"/>
           </w:tcPr>
@@ -6194,7 +6155,7 @@
         </w:tc>
         <w:tc>
           <w:tcPr>
-            <w:tcW w:w="3685" w:type="dxa"/>
+            <w:tcW w:w="3544" w:type="dxa"/>
             <w:vAlign w:val="center"/>
           </w:tcPr>
           <w:p>
@@ -6313,7 +6274,7 @@
         </w:trPr>
         <w:tc>
           <w:tcPr>
-            <w:tcW w:w="988" w:type="dxa"/>
+            <w:tcW w:w="1129" w:type="dxa"/>
             <w:vMerge/>
             <w:vAlign w:val="center"/>
           </w:tcPr>
@@ -6334,7 +6295,7 @@
         </w:tc>
         <w:tc>
           <w:tcPr>
-            <w:tcW w:w="3685" w:type="dxa"/>
+            <w:tcW w:w="3544" w:type="dxa"/>
             <w:vAlign w:val="center"/>
           </w:tcPr>
           <w:p>
@@ -6453,7 +6414,7 @@
         </w:trPr>
         <w:tc>
           <w:tcPr>
-            <w:tcW w:w="988" w:type="dxa"/>
+            <w:tcW w:w="1129" w:type="dxa"/>
             <w:vMerge w:val="restart"/>
             <w:vAlign w:val="center"/>
           </w:tcPr>
@@ -6523,7 +6484,7 @@
         </w:tc>
         <w:tc>
           <w:tcPr>
-            <w:tcW w:w="3685" w:type="dxa"/>
+            <w:tcW w:w="3544" w:type="dxa"/>
             <w:vAlign w:val="center"/>
           </w:tcPr>
           <w:p>
@@ -6642,7 +6603,7 @@
         </w:trPr>
         <w:tc>
           <w:tcPr>
-            <w:tcW w:w="988" w:type="dxa"/>
+            <w:tcW w:w="1129" w:type="dxa"/>
             <w:vMerge/>
             <w:vAlign w:val="center"/>
           </w:tcPr>
@@ -6663,7 +6624,7 @@
         </w:tc>
         <w:tc>
           <w:tcPr>
-            <w:tcW w:w="3685" w:type="dxa"/>
+            <w:tcW w:w="3544" w:type="dxa"/>
             <w:vAlign w:val="center"/>
           </w:tcPr>
           <w:p>
@@ -6803,7 +6764,7 @@
         </w:trPr>
         <w:tc>
           <w:tcPr>
-            <w:tcW w:w="988" w:type="dxa"/>
+            <w:tcW w:w="1129" w:type="dxa"/>
             <w:vMerge/>
             <w:vAlign w:val="center"/>
           </w:tcPr>
@@ -6824,7 +6785,7 @@
         </w:tc>
         <w:tc>
           <w:tcPr>
-            <w:tcW w:w="3685" w:type="dxa"/>
+            <w:tcW w:w="3544" w:type="dxa"/>
             <w:vAlign w:val="center"/>
           </w:tcPr>
           <w:p>
@@ -6943,7 +6904,7 @@
         </w:trPr>
         <w:tc>
           <w:tcPr>
-            <w:tcW w:w="988" w:type="dxa"/>
+            <w:tcW w:w="1129" w:type="dxa"/>
             <w:vMerge/>
             <w:vAlign w:val="center"/>
           </w:tcPr>
@@ -6964,7 +6925,7 @@
         </w:tc>
         <w:tc>
           <w:tcPr>
-            <w:tcW w:w="3685" w:type="dxa"/>
+            <w:tcW w:w="3544" w:type="dxa"/>
             <w:vAlign w:val="center"/>
           </w:tcPr>
           <w:p>
@@ -7090,7 +7051,7 @@
         </w:trPr>
         <w:tc>
           <w:tcPr>
-            <w:tcW w:w="988" w:type="dxa"/>
+            <w:tcW w:w="1129" w:type="dxa"/>
             <w:vMerge/>
             <w:vAlign w:val="center"/>
           </w:tcPr>
@@ -7111,7 +7072,7 @@
         </w:tc>
         <w:tc>
           <w:tcPr>
-            <w:tcW w:w="3685" w:type="dxa"/>
+            <w:tcW w:w="3544" w:type="dxa"/>
             <w:vAlign w:val="center"/>
           </w:tcPr>
           <w:p>
@@ -7230,7 +7191,7 @@
         </w:trPr>
         <w:tc>
           <w:tcPr>
-            <w:tcW w:w="988" w:type="dxa"/>
+            <w:tcW w:w="1129" w:type="dxa"/>
             <w:vMerge/>
             <w:vAlign w:val="center"/>
           </w:tcPr>
@@ -7251,7 +7212,7 @@
         </w:tc>
         <w:tc>
           <w:tcPr>
-            <w:tcW w:w="3685" w:type="dxa"/>
+            <w:tcW w:w="3544" w:type="dxa"/>
             <w:vAlign w:val="center"/>
           </w:tcPr>
           <w:p>
@@ -7377,7 +7338,7 @@
         </w:trPr>
         <w:tc>
           <w:tcPr>
-            <w:tcW w:w="988" w:type="dxa"/>
+            <w:tcW w:w="1129" w:type="dxa"/>
             <w:vMerge/>
             <w:vAlign w:val="center"/>
           </w:tcPr>
@@ -7398,7 +7359,7 @@
         </w:tc>
         <w:tc>
           <w:tcPr>
-            <w:tcW w:w="3685" w:type="dxa"/>
+            <w:tcW w:w="3544" w:type="dxa"/>
             <w:vAlign w:val="center"/>
           </w:tcPr>
           <w:p>
@@ -7517,7 +7478,7 @@
         </w:trPr>
         <w:tc>
           <w:tcPr>
-            <w:tcW w:w="988" w:type="dxa"/>
+            <w:tcW w:w="1129" w:type="dxa"/>
             <w:vMerge/>
             <w:vAlign w:val="center"/>
           </w:tcPr>
@@ -7538,7 +7499,7 @@
         </w:tc>
         <w:tc>
           <w:tcPr>
-            <w:tcW w:w="3685" w:type="dxa"/>
+            <w:tcW w:w="3544" w:type="dxa"/>
             <w:vAlign w:val="center"/>
           </w:tcPr>
           <w:p>
@@ -7657,7 +7618,7 @@
         </w:trPr>
         <w:tc>
           <w:tcPr>
-            <w:tcW w:w="988" w:type="dxa"/>
+            <w:tcW w:w="1129" w:type="dxa"/>
             <w:vMerge/>
             <w:vAlign w:val="center"/>
           </w:tcPr>
@@ -7678,7 +7639,7 @@
         </w:tc>
         <w:tc>
           <w:tcPr>
-            <w:tcW w:w="3685" w:type="dxa"/>
+            <w:tcW w:w="3544" w:type="dxa"/>
             <w:vAlign w:val="center"/>
           </w:tcPr>
           <w:p>
@@ -7797,7 +7758,7 @@
         </w:trPr>
         <w:tc>
           <w:tcPr>
-            <w:tcW w:w="988" w:type="dxa"/>
+            <w:tcW w:w="1129" w:type="dxa"/>
             <w:vMerge/>
             <w:vAlign w:val="center"/>
           </w:tcPr>
@@ -7818,7 +7779,7 @@
         </w:tc>
         <w:tc>
           <w:tcPr>
-            <w:tcW w:w="3685" w:type="dxa"/>
+            <w:tcW w:w="3544" w:type="dxa"/>
             <w:vAlign w:val="center"/>
           </w:tcPr>
           <w:p>
@@ -7937,7 +7898,7 @@
         </w:trPr>
         <w:tc>
           <w:tcPr>
-            <w:tcW w:w="988" w:type="dxa"/>
+            <w:tcW w:w="1129" w:type="dxa"/>
             <w:vMerge w:val="restart"/>
             <w:vAlign w:val="center"/>
           </w:tcPr>
@@ -7965,7 +7926,7 @@
         </w:tc>
         <w:tc>
           <w:tcPr>
-            <w:tcW w:w="3685" w:type="dxa"/>
+            <w:tcW w:w="3544" w:type="dxa"/>
             <w:vAlign w:val="center"/>
           </w:tcPr>
           <w:p>
@@ -8082,7 +8043,7 @@
         </w:trPr>
         <w:tc>
           <w:tcPr>
-            <w:tcW w:w="988" w:type="dxa"/>
+            <w:tcW w:w="1129" w:type="dxa"/>
             <w:vMerge/>
             <w:vAlign w:val="center"/>
           </w:tcPr>
@@ -8103,7 +8064,7 @@
         </w:tc>
         <w:tc>
           <w:tcPr>
-            <w:tcW w:w="3685" w:type="dxa"/>
+            <w:tcW w:w="3544" w:type="dxa"/>
             <w:vAlign w:val="center"/>
           </w:tcPr>
           <w:p>
@@ -8220,7 +8181,7 @@
         </w:trPr>
         <w:tc>
           <w:tcPr>
-            <w:tcW w:w="988" w:type="dxa"/>
+            <w:tcW w:w="1129" w:type="dxa"/>
             <w:vMerge/>
             <w:vAlign w:val="center"/>
           </w:tcPr>
@@ -8241,7 +8202,7 @@
         </w:tc>
         <w:tc>
           <w:tcPr>
-            <w:tcW w:w="3685" w:type="dxa"/>
+            <w:tcW w:w="3544" w:type="dxa"/>
             <w:vAlign w:val="center"/>
           </w:tcPr>
           <w:p>
@@ -8358,7 +8319,7 @@
         </w:trPr>
         <w:tc>
           <w:tcPr>
-            <w:tcW w:w="988" w:type="dxa"/>
+            <w:tcW w:w="1129" w:type="dxa"/>
             <w:vMerge/>
             <w:vAlign w:val="center"/>
           </w:tcPr>
@@ -8379,7 +8340,7 @@
         </w:tc>
         <w:tc>
           <w:tcPr>
-            <w:tcW w:w="3685" w:type="dxa"/>
+            <w:tcW w:w="3544" w:type="dxa"/>
             <w:vAlign w:val="center"/>
           </w:tcPr>
           <w:p>
@@ -8496,7 +8457,7 @@
         </w:trPr>
         <w:tc>
           <w:tcPr>
-            <w:tcW w:w="988" w:type="dxa"/>
+            <w:tcW w:w="1129" w:type="dxa"/>
             <w:vMerge w:val="restart"/>
             <w:vAlign w:val="center"/>
           </w:tcPr>
@@ -8524,7 +8485,7 @@
         </w:tc>
         <w:tc>
           <w:tcPr>
-            <w:tcW w:w="3685" w:type="dxa"/>
+            <w:tcW w:w="3544" w:type="dxa"/>
             <w:vAlign w:val="center"/>
           </w:tcPr>
           <w:p>
@@ -8649,7 +8610,7 @@
         </w:trPr>
         <w:tc>
           <w:tcPr>
-            <w:tcW w:w="988" w:type="dxa"/>
+            <w:tcW w:w="1129" w:type="dxa"/>
             <w:vMerge/>
             <w:vAlign w:val="center"/>
           </w:tcPr>
@@ -8670,7 +8631,7 @@
         </w:tc>
         <w:tc>
           <w:tcPr>
-            <w:tcW w:w="3685" w:type="dxa"/>
+            <w:tcW w:w="3544" w:type="dxa"/>
             <w:vAlign w:val="center"/>
           </w:tcPr>
           <w:p>
@@ -8809,7 +8770,7 @@
         </w:trPr>
         <w:tc>
           <w:tcPr>
-            <w:tcW w:w="988" w:type="dxa"/>
+            <w:tcW w:w="1129" w:type="dxa"/>
             <w:vMerge/>
             <w:vAlign w:val="center"/>
           </w:tcPr>
@@ -8830,7 +8791,7 @@
         </w:tc>
         <w:tc>
           <w:tcPr>
-            <w:tcW w:w="3685" w:type="dxa"/>
+            <w:tcW w:w="3544" w:type="dxa"/>
             <w:vAlign w:val="center"/>
           </w:tcPr>
           <w:p>
@@ -8948,7 +8909,7 @@
         </w:trPr>
         <w:tc>
           <w:tcPr>
-            <w:tcW w:w="988" w:type="dxa"/>
+            <w:tcW w:w="1129" w:type="dxa"/>
             <w:vMerge/>
             <w:vAlign w:val="center"/>
           </w:tcPr>
@@ -8969,7 +8930,7 @@
         </w:tc>
         <w:tc>
           <w:tcPr>
-            <w:tcW w:w="3685" w:type="dxa"/>
+            <w:tcW w:w="3544" w:type="dxa"/>
             <w:vAlign w:val="center"/>
           </w:tcPr>
           <w:p>
@@ -9087,7 +9048,7 @@
         </w:trPr>
         <w:tc>
           <w:tcPr>
-            <w:tcW w:w="988" w:type="dxa"/>
+            <w:tcW w:w="1129" w:type="dxa"/>
             <w:vMerge/>
             <w:vAlign w:val="center"/>
           </w:tcPr>
@@ -9108,7 +9069,7 @@
         </w:tc>
         <w:tc>
           <w:tcPr>
-            <w:tcW w:w="3685" w:type="dxa"/>
+            <w:tcW w:w="3544" w:type="dxa"/>
             <w:vAlign w:val="center"/>
           </w:tcPr>
           <w:p>
@@ -9226,7 +9187,7 @@
         </w:trPr>
         <w:tc>
           <w:tcPr>
-            <w:tcW w:w="988" w:type="dxa"/>
+            <w:tcW w:w="1129" w:type="dxa"/>
             <w:vMerge/>
             <w:vAlign w:val="center"/>
           </w:tcPr>
@@ -9247,7 +9208,7 @@
         </w:tc>
         <w:tc>
           <w:tcPr>
-            <w:tcW w:w="3685" w:type="dxa"/>
+            <w:tcW w:w="3544" w:type="dxa"/>
             <w:vAlign w:val="center"/>
           </w:tcPr>
           <w:p>
@@ -9366,7 +9327,7 @@
         </w:trPr>
         <w:tc>
           <w:tcPr>
-            <w:tcW w:w="988" w:type="dxa"/>
+            <w:tcW w:w="1129" w:type="dxa"/>
             <w:vMerge/>
             <w:vAlign w:val="center"/>
           </w:tcPr>
@@ -9387,7 +9348,7 @@
         </w:tc>
         <w:tc>
           <w:tcPr>
-            <w:tcW w:w="3685" w:type="dxa"/>
+            <w:tcW w:w="3544" w:type="dxa"/>
             <w:vAlign w:val="center"/>
           </w:tcPr>
           <w:p>
@@ -9513,7 +9474,7 @@
         </w:trPr>
         <w:tc>
           <w:tcPr>
-            <w:tcW w:w="988" w:type="dxa"/>
+            <w:tcW w:w="1129" w:type="dxa"/>
             <w:vMerge/>
             <w:vAlign w:val="center"/>
           </w:tcPr>
@@ -9534,7 +9495,7 @@
         </w:tc>
         <w:tc>
           <w:tcPr>
-            <w:tcW w:w="3685" w:type="dxa"/>
+            <w:tcW w:w="3544" w:type="dxa"/>
             <w:vAlign w:val="center"/>
           </w:tcPr>
           <w:p>
@@ -9653,7 +9614,7 @@
         </w:trPr>
         <w:tc>
           <w:tcPr>
-            <w:tcW w:w="988" w:type="dxa"/>
+            <w:tcW w:w="1129" w:type="dxa"/>
             <w:vMerge/>
             <w:vAlign w:val="center"/>
           </w:tcPr>
@@ -9674,7 +9635,7 @@
         </w:tc>
         <w:tc>
           <w:tcPr>
-            <w:tcW w:w="3685" w:type="dxa"/>
+            <w:tcW w:w="3544" w:type="dxa"/>
             <w:vAlign w:val="center"/>
           </w:tcPr>
           <w:p>
@@ -9813,7 +9774,7 @@
         </w:trPr>
         <w:tc>
           <w:tcPr>
-            <w:tcW w:w="988" w:type="dxa"/>
+            <w:tcW w:w="1129" w:type="dxa"/>
             <w:vMerge/>
             <w:vAlign w:val="center"/>
           </w:tcPr>
@@ -9834,7 +9795,7 @@
         </w:tc>
         <w:tc>
           <w:tcPr>
-            <w:tcW w:w="3685" w:type="dxa"/>
+            <w:tcW w:w="3544" w:type="dxa"/>
             <w:vAlign w:val="center"/>
           </w:tcPr>
           <w:p>
@@ -9973,7 +9934,7 @@
         </w:trPr>
         <w:tc>
           <w:tcPr>
-            <w:tcW w:w="988" w:type="dxa"/>
+            <w:tcW w:w="1129" w:type="dxa"/>
             <w:vMerge/>
             <w:vAlign w:val="center"/>
           </w:tcPr>
@@ -9994,7 +9955,7 @@
         </w:tc>
         <w:tc>
           <w:tcPr>
-            <w:tcW w:w="3685" w:type="dxa"/>
+            <w:tcW w:w="3544" w:type="dxa"/>
             <w:vAlign w:val="center"/>
           </w:tcPr>
           <w:p>
@@ -10113,7 +10074,7 @@
         </w:trPr>
         <w:tc>
           <w:tcPr>
-            <w:tcW w:w="988" w:type="dxa"/>
+            <w:tcW w:w="1129" w:type="dxa"/>
             <w:vMerge/>
             <w:vAlign w:val="center"/>
           </w:tcPr>
@@ -10134,7 +10095,7 @@
         </w:tc>
         <w:tc>
           <w:tcPr>
-            <w:tcW w:w="3685" w:type="dxa"/>
+            <w:tcW w:w="3544" w:type="dxa"/>
             <w:vAlign w:val="center"/>
           </w:tcPr>
           <w:p>
@@ -10267,7 +10228,7 @@
         </w:trPr>
         <w:tc>
           <w:tcPr>
-            <w:tcW w:w="988" w:type="dxa"/>
+            <w:tcW w:w="1129" w:type="dxa"/>
             <w:vMerge/>
             <w:vAlign w:val="center"/>
           </w:tcPr>
@@ -10288,7 +10249,7 @@
         </w:tc>
         <w:tc>
           <w:tcPr>
-            <w:tcW w:w="3685" w:type="dxa"/>
+            <w:tcW w:w="3544" w:type="dxa"/>
             <w:vAlign w:val="center"/>
           </w:tcPr>
           <w:p>
@@ -10407,7 +10368,7 @@
         </w:trPr>
         <w:tc>
           <w:tcPr>
-            <w:tcW w:w="988" w:type="dxa"/>
+            <w:tcW w:w="1129" w:type="dxa"/>
             <w:vMerge w:val="restart"/>
             <w:vAlign w:val="center"/>
           </w:tcPr>
@@ -10445,7 +10406,6 @@
                 <w:szCs w:val="28"/>
               </w:rPr>
             </w:pPr>
-            <w:proofErr w:type="gramStart"/>
             <w:r>
               <w:rPr>
                 <w:rFonts w:ascii="Times New Roman" w:hint="eastAsia"/>
@@ -10453,12 +10413,11 @@
               </w:rPr>
               <w:t>紀錄冊</w:t>
             </w:r>
-            <w:proofErr w:type="gramEnd"/>
-          </w:p>
-        </w:tc>
-        <w:tc>
-          <w:tcPr>
-            <w:tcW w:w="3685" w:type="dxa"/>
+          </w:p>
+        </w:tc>
+        <w:tc>
+          <w:tcPr>
+            <w:tcW w:w="3544" w:type="dxa"/>
             <w:vAlign w:val="center"/>
           </w:tcPr>
           <w:p>
@@ -10577,7 +10536,7 @@
         </w:trPr>
         <w:tc>
           <w:tcPr>
-            <w:tcW w:w="988" w:type="dxa"/>
+            <w:tcW w:w="1129" w:type="dxa"/>
             <w:vMerge/>
             <w:vAlign w:val="center"/>
           </w:tcPr>
@@ -10598,7 +10557,7 @@
         </w:tc>
         <w:tc>
           <w:tcPr>
-            <w:tcW w:w="3685" w:type="dxa"/>
+            <w:tcW w:w="3544" w:type="dxa"/>
             <w:vAlign w:val="center"/>
           </w:tcPr>
           <w:p>
@@ -10717,7 +10676,7 @@
         </w:trPr>
         <w:tc>
           <w:tcPr>
-            <w:tcW w:w="988" w:type="dxa"/>
+            <w:tcW w:w="1129" w:type="dxa"/>
             <w:vMerge/>
             <w:vAlign w:val="center"/>
           </w:tcPr>
@@ -10738,7 +10697,7 @@
         </w:tc>
         <w:tc>
           <w:tcPr>
-            <w:tcW w:w="3685" w:type="dxa"/>
+            <w:tcW w:w="3544" w:type="dxa"/>
             <w:vAlign w:val="center"/>
           </w:tcPr>
           <w:p>
@@ -10857,7 +10816,7 @@
         </w:trPr>
         <w:tc>
           <w:tcPr>
-            <w:tcW w:w="988" w:type="dxa"/>
+            <w:tcW w:w="1129" w:type="dxa"/>
             <w:vMerge/>
             <w:vAlign w:val="center"/>
           </w:tcPr>
@@ -10878,7 +10837,7 @@
         </w:tc>
         <w:tc>
           <w:tcPr>
-            <w:tcW w:w="3685" w:type="dxa"/>
+            <w:tcW w:w="3544" w:type="dxa"/>
             <w:vAlign w:val="center"/>
           </w:tcPr>
           <w:p>
@@ -10997,7 +10956,7 @@
         </w:trPr>
         <w:tc>
           <w:tcPr>
-            <w:tcW w:w="988" w:type="dxa"/>
+            <w:tcW w:w="1129" w:type="dxa"/>
             <w:vMerge w:val="restart"/>
             <w:vAlign w:val="center"/>
           </w:tcPr>
@@ -11046,7 +11005,7 @@
         </w:tc>
         <w:tc>
           <w:tcPr>
-            <w:tcW w:w="3685" w:type="dxa"/>
+            <w:tcW w:w="3544" w:type="dxa"/>
             <w:vAlign w:val="center"/>
           </w:tcPr>
           <w:p>
@@ -11163,7 +11122,7 @@
         </w:trPr>
         <w:tc>
           <w:tcPr>
-            <w:tcW w:w="988" w:type="dxa"/>
+            <w:tcW w:w="1129" w:type="dxa"/>
             <w:vMerge/>
             <w:vAlign w:val="center"/>
           </w:tcPr>
@@ -11184,7 +11143,7 @@
         </w:tc>
         <w:tc>
           <w:tcPr>
-            <w:tcW w:w="3685" w:type="dxa"/>
+            <w:tcW w:w="3544" w:type="dxa"/>
             <w:vAlign w:val="center"/>
           </w:tcPr>
           <w:p>
@@ -11301,7 +11260,7 @@
         </w:trPr>
         <w:tc>
           <w:tcPr>
-            <w:tcW w:w="988" w:type="dxa"/>
+            <w:tcW w:w="1129" w:type="dxa"/>
             <w:vMerge/>
             <w:vAlign w:val="center"/>
           </w:tcPr>
@@ -11322,7 +11281,7 @@
         </w:tc>
         <w:tc>
           <w:tcPr>
-            <w:tcW w:w="3685" w:type="dxa"/>
+            <w:tcW w:w="3544" w:type="dxa"/>
             <w:vAlign w:val="center"/>
           </w:tcPr>
           <w:p>
@@ -11439,7 +11398,7 @@
         </w:trPr>
         <w:tc>
           <w:tcPr>
-            <w:tcW w:w="988" w:type="dxa"/>
+            <w:tcW w:w="1129" w:type="dxa"/>
             <w:vMerge w:val="restart"/>
             <w:vAlign w:val="center"/>
           </w:tcPr>
@@ -11467,7 +11426,7 @@
         </w:tc>
         <w:tc>
           <w:tcPr>
-            <w:tcW w:w="3685" w:type="dxa"/>
+            <w:tcW w:w="3544" w:type="dxa"/>
             <w:vAlign w:val="center"/>
           </w:tcPr>
           <w:p>
@@ -11593,7 +11552,7 @@
         </w:trPr>
         <w:tc>
           <w:tcPr>
-            <w:tcW w:w="988" w:type="dxa"/>
+            <w:tcW w:w="1129" w:type="dxa"/>
             <w:vMerge/>
             <w:vAlign w:val="center"/>
           </w:tcPr>
@@ -11614,7 +11573,7 @@
         </w:tc>
         <w:tc>
           <w:tcPr>
-            <w:tcW w:w="3685" w:type="dxa"/>
+            <w:tcW w:w="3544" w:type="dxa"/>
             <w:vAlign w:val="center"/>
           </w:tcPr>
           <w:p>
@@ -11732,7 +11691,7 @@
         </w:trPr>
         <w:tc>
           <w:tcPr>
-            <w:tcW w:w="988" w:type="dxa"/>
+            <w:tcW w:w="1129" w:type="dxa"/>
             <w:vMerge/>
             <w:vAlign w:val="center"/>
           </w:tcPr>
@@ -11753,7 +11712,7 @@
         </w:tc>
         <w:tc>
           <w:tcPr>
-            <w:tcW w:w="3685" w:type="dxa"/>
+            <w:tcW w:w="3544" w:type="dxa"/>
             <w:vAlign w:val="center"/>
           </w:tcPr>
           <w:p>
@@ -11871,7 +11830,7 @@
         </w:trPr>
         <w:tc>
           <w:tcPr>
-            <w:tcW w:w="988" w:type="dxa"/>
+            <w:tcW w:w="1129" w:type="dxa"/>
             <w:vMerge/>
             <w:vAlign w:val="center"/>
           </w:tcPr>
@@ -11892,7 +11851,7 @@
         </w:tc>
         <w:tc>
           <w:tcPr>
-            <w:tcW w:w="3685" w:type="dxa"/>
+            <w:tcW w:w="3544" w:type="dxa"/>
             <w:vAlign w:val="center"/>
           </w:tcPr>
           <w:p>
@@ -12010,7 +11969,7 @@
         </w:trPr>
         <w:tc>
           <w:tcPr>
-            <w:tcW w:w="988" w:type="dxa"/>
+            <w:tcW w:w="1129" w:type="dxa"/>
             <w:vMerge/>
             <w:vAlign w:val="center"/>
           </w:tcPr>
@@ -12031,7 +11990,7 @@
         </w:tc>
         <w:tc>
           <w:tcPr>
-            <w:tcW w:w="3685" w:type="dxa"/>
+            <w:tcW w:w="3544" w:type="dxa"/>
             <w:vAlign w:val="center"/>
           </w:tcPr>
           <w:p>
@@ -12149,7 +12108,7 @@
         </w:trPr>
         <w:tc>
           <w:tcPr>
-            <w:tcW w:w="988" w:type="dxa"/>
+            <w:tcW w:w="1129" w:type="dxa"/>
             <w:vMerge/>
             <w:vAlign w:val="center"/>
           </w:tcPr>
@@ -12170,7 +12129,7 @@
         </w:tc>
         <w:tc>
           <w:tcPr>
-            <w:tcW w:w="3685" w:type="dxa"/>
+            <w:tcW w:w="3544" w:type="dxa"/>
             <w:vAlign w:val="center"/>
           </w:tcPr>
           <w:p>
@@ -12287,7 +12246,7 @@
         </w:trPr>
         <w:tc>
           <w:tcPr>
-            <w:tcW w:w="988" w:type="dxa"/>
+            <w:tcW w:w="1129" w:type="dxa"/>
             <w:vMerge/>
             <w:vAlign w:val="center"/>
           </w:tcPr>
@@ -12308,7 +12267,7 @@
         </w:tc>
         <w:tc>
           <w:tcPr>
-            <w:tcW w:w="3685" w:type="dxa"/>
+            <w:tcW w:w="3544" w:type="dxa"/>
             <w:vAlign w:val="center"/>
           </w:tcPr>
           <w:p>
@@ -12425,7 +12384,7 @@
         </w:trPr>
         <w:tc>
           <w:tcPr>
-            <w:tcW w:w="988" w:type="dxa"/>
+            <w:tcW w:w="1129" w:type="dxa"/>
             <w:vMerge/>
             <w:vAlign w:val="center"/>
           </w:tcPr>
@@ -12446,7 +12405,7 @@
         </w:tc>
         <w:tc>
           <w:tcPr>
-            <w:tcW w:w="3685" w:type="dxa"/>
+            <w:tcW w:w="3544" w:type="dxa"/>
             <w:vAlign w:val="center"/>
           </w:tcPr>
           <w:p>
@@ -12565,7 +12524,7 @@
         </w:trPr>
         <w:tc>
           <w:tcPr>
-            <w:tcW w:w="988" w:type="dxa"/>
+            <w:tcW w:w="1129" w:type="dxa"/>
             <w:vMerge w:val="restart"/>
             <w:vAlign w:val="center"/>
           </w:tcPr>
@@ -12593,7 +12552,7 @@
         </w:tc>
         <w:tc>
           <w:tcPr>
-            <w:tcW w:w="3685" w:type="dxa"/>
+            <w:tcW w:w="3544" w:type="dxa"/>
             <w:vAlign w:val="center"/>
           </w:tcPr>
           <w:p>
@@ -12712,7 +12671,7 @@
         </w:trPr>
         <w:tc>
           <w:tcPr>
-            <w:tcW w:w="988" w:type="dxa"/>
+            <w:tcW w:w="1129" w:type="dxa"/>
             <w:vMerge/>
             <w:vAlign w:val="center"/>
           </w:tcPr>
@@ -12733,7 +12692,7 @@
         </w:tc>
         <w:tc>
           <w:tcPr>
-            <w:tcW w:w="3685" w:type="dxa"/>
+            <w:tcW w:w="3544" w:type="dxa"/>
             <w:vAlign w:val="center"/>
           </w:tcPr>
           <w:p>
@@ -12879,7 +12838,7 @@
         </w:trPr>
         <w:tc>
           <w:tcPr>
-            <w:tcW w:w="988" w:type="dxa"/>
+            <w:tcW w:w="1129" w:type="dxa"/>
             <w:vMerge/>
             <w:vAlign w:val="center"/>
           </w:tcPr>
@@ -12900,7 +12859,7 @@
         </w:tc>
         <w:tc>
           <w:tcPr>
-            <w:tcW w:w="3685" w:type="dxa"/>
+            <w:tcW w:w="3544" w:type="dxa"/>
           </w:tcPr>
           <w:p>
             <w:pPr>
@@ -13045,7 +13004,7 @@
         </w:trPr>
         <w:tc>
           <w:tcPr>
-            <w:tcW w:w="988" w:type="dxa"/>
+            <w:tcW w:w="1129" w:type="dxa"/>
             <w:vMerge/>
             <w:vAlign w:val="center"/>
           </w:tcPr>
@@ -13066,7 +13025,7 @@
         </w:tc>
         <w:tc>
           <w:tcPr>
-            <w:tcW w:w="3685" w:type="dxa"/>
+            <w:tcW w:w="3544" w:type="dxa"/>
           </w:tcPr>
           <w:p>
             <w:pPr>
@@ -13219,7 +13178,7 @@
         </w:trPr>
         <w:tc>
           <w:tcPr>
-            <w:tcW w:w="988" w:type="dxa"/>
+            <w:tcW w:w="1129" w:type="dxa"/>
             <w:vMerge/>
             <w:vAlign w:val="center"/>
           </w:tcPr>
@@ -13240,7 +13199,7 @@
         </w:tc>
         <w:tc>
           <w:tcPr>
-            <w:tcW w:w="3685" w:type="dxa"/>
+            <w:tcW w:w="3544" w:type="dxa"/>
           </w:tcPr>
           <w:p>
             <w:pPr>
@@ -13386,7 +13345,7 @@
         </w:trPr>
         <w:tc>
           <w:tcPr>
-            <w:tcW w:w="988" w:type="dxa"/>
+            <w:tcW w:w="1129" w:type="dxa"/>
             <w:vMerge/>
             <w:vAlign w:val="center"/>
           </w:tcPr>
@@ -13407,7 +13366,7 @@
         </w:tc>
         <w:tc>
           <w:tcPr>
-            <w:tcW w:w="3685" w:type="dxa"/>
+            <w:tcW w:w="3544" w:type="dxa"/>
           </w:tcPr>
           <w:p>
             <w:pPr>
@@ -13560,7 +13519,7 @@
         </w:trPr>
         <w:tc>
           <w:tcPr>
-            <w:tcW w:w="988" w:type="dxa"/>
+            <w:tcW w:w="1129" w:type="dxa"/>
             <w:vMerge/>
             <w:vAlign w:val="center"/>
           </w:tcPr>
@@ -13581,7 +13540,7 @@
         </w:tc>
         <w:tc>
           <w:tcPr>
-            <w:tcW w:w="3685" w:type="dxa"/>
+            <w:tcW w:w="3544" w:type="dxa"/>
           </w:tcPr>
           <w:p>
             <w:pPr>
@@ -13734,7 +13693,7 @@
         </w:trPr>
         <w:tc>
           <w:tcPr>
-            <w:tcW w:w="988" w:type="dxa"/>
+            <w:tcW w:w="1129" w:type="dxa"/>
             <w:vMerge/>
             <w:vAlign w:val="center"/>
           </w:tcPr>
@@ -13755,7 +13714,7 @@
         </w:tc>
         <w:tc>
           <w:tcPr>
-            <w:tcW w:w="3685" w:type="dxa"/>
+            <w:tcW w:w="3544" w:type="dxa"/>
           </w:tcPr>
           <w:p>
             <w:pPr>
@@ -13901,7 +13860,7 @@
         </w:trPr>
         <w:tc>
           <w:tcPr>
-            <w:tcW w:w="988" w:type="dxa"/>
+            <w:tcW w:w="1129" w:type="dxa"/>
             <w:vMerge/>
             <w:vAlign w:val="center"/>
           </w:tcPr>
@@ -13922,7 +13881,7 @@
         </w:tc>
         <w:tc>
           <w:tcPr>
-            <w:tcW w:w="3685" w:type="dxa"/>
+            <w:tcW w:w="3544" w:type="dxa"/>
           </w:tcPr>
           <w:p>
             <w:pPr>
@@ -14068,7 +14027,7 @@
         </w:trPr>
         <w:tc>
           <w:tcPr>
-            <w:tcW w:w="988" w:type="dxa"/>
+            <w:tcW w:w="1129" w:type="dxa"/>
             <w:vMerge/>
             <w:vAlign w:val="center"/>
           </w:tcPr>
@@ -14089,7 +14048,7 @@
         </w:tc>
         <w:tc>
           <w:tcPr>
-            <w:tcW w:w="3685" w:type="dxa"/>
+            <w:tcW w:w="3544" w:type="dxa"/>
           </w:tcPr>
           <w:p>
             <w:pPr>
@@ -14235,7 +14194,7 @@
         </w:trPr>
         <w:tc>
           <w:tcPr>
-            <w:tcW w:w="988" w:type="dxa"/>
+            <w:tcW w:w="1129" w:type="dxa"/>
             <w:vMerge/>
             <w:vAlign w:val="center"/>
           </w:tcPr>
@@ -14256,7 +14215,7 @@
         </w:tc>
         <w:tc>
           <w:tcPr>
-            <w:tcW w:w="3685" w:type="dxa"/>
+            <w:tcW w:w="3544" w:type="dxa"/>
           </w:tcPr>
           <w:p>
             <w:pPr>
@@ -14402,7 +14361,7 @@
         </w:trPr>
         <w:tc>
           <w:tcPr>
-            <w:tcW w:w="988" w:type="dxa"/>
+            <w:tcW w:w="1129" w:type="dxa"/>
             <w:vMerge/>
             <w:vAlign w:val="center"/>
           </w:tcPr>
@@ -14423,7 +14382,7 @@
         </w:tc>
         <w:tc>
           <w:tcPr>
-            <w:tcW w:w="3685" w:type="dxa"/>
+            <w:tcW w:w="3544" w:type="dxa"/>
           </w:tcPr>
           <w:p>
             <w:pPr>
@@ -14569,7 +14528,7 @@
         </w:trPr>
         <w:tc>
           <w:tcPr>
-            <w:tcW w:w="988" w:type="dxa"/>
+            <w:tcW w:w="1129" w:type="dxa"/>
             <w:vMerge/>
             <w:vAlign w:val="center"/>
           </w:tcPr>
@@ -14590,7 +14549,7 @@
         </w:tc>
         <w:tc>
           <w:tcPr>
-            <w:tcW w:w="3685" w:type="dxa"/>
+            <w:tcW w:w="3544" w:type="dxa"/>
           </w:tcPr>
           <w:p>
             <w:pPr>
@@ -14736,7 +14695,7 @@
         </w:trPr>
         <w:tc>
           <w:tcPr>
-            <w:tcW w:w="988" w:type="dxa"/>
+            <w:tcW w:w="1129" w:type="dxa"/>
             <w:vMerge/>
             <w:vAlign w:val="center"/>
           </w:tcPr>
@@ -14757,7 +14716,7 @@
         </w:tc>
         <w:tc>
           <w:tcPr>
-            <w:tcW w:w="3685" w:type="dxa"/>
+            <w:tcW w:w="3544" w:type="dxa"/>
           </w:tcPr>
           <w:p>
             <w:pPr>
@@ -14902,7 +14861,7 @@
         </w:trPr>
         <w:tc>
           <w:tcPr>
-            <w:tcW w:w="988" w:type="dxa"/>
+            <w:tcW w:w="1129" w:type="dxa"/>
             <w:vMerge/>
             <w:vAlign w:val="center"/>
           </w:tcPr>
@@ -14923,7 +14882,7 @@
         </w:tc>
         <w:tc>
           <w:tcPr>
-            <w:tcW w:w="3685" w:type="dxa"/>
+            <w:tcW w:w="3544" w:type="dxa"/>
           </w:tcPr>
           <w:p>
             <w:pPr>
@@ -15037,7 +14996,7 @@
       <w:tr>
         <w:tc>
           <w:tcPr>
-            <w:tcW w:w="988" w:type="dxa"/>
+            <w:tcW w:w="1129" w:type="dxa"/>
             <w:vMerge w:val="restart"/>
             <w:vAlign w:val="center"/>
           </w:tcPr>
@@ -15066,7 +15025,7 @@
         </w:tc>
         <w:tc>
           <w:tcPr>
-            <w:tcW w:w="3685" w:type="dxa"/>
+            <w:tcW w:w="3544" w:type="dxa"/>
             <w:vAlign w:val="center"/>
           </w:tcPr>
           <w:p>
@@ -15196,7 +15155,7 @@
       <w:tr>
         <w:tc>
           <w:tcPr>
-            <w:tcW w:w="988" w:type="dxa"/>
+            <w:tcW w:w="1129" w:type="dxa"/>
             <w:vMerge/>
             <w:vAlign w:val="center"/>
           </w:tcPr>
@@ -15217,7 +15176,7 @@
         </w:tc>
         <w:tc>
           <w:tcPr>
-            <w:tcW w:w="3685" w:type="dxa"/>
+            <w:tcW w:w="3544" w:type="dxa"/>
             <w:vAlign w:val="center"/>
           </w:tcPr>
           <w:p>
@@ -15333,7 +15292,7 @@
       <w:tr>
         <w:tc>
           <w:tcPr>
-            <w:tcW w:w="988" w:type="dxa"/>
+            <w:tcW w:w="1129" w:type="dxa"/>
             <w:vAlign w:val="center"/>
           </w:tcPr>
           <w:p>
@@ -15360,7 +15319,7 @@
         </w:tc>
         <w:tc>
           <w:tcPr>
-            <w:tcW w:w="3685" w:type="dxa"/>
+            <w:tcW w:w="3544" w:type="dxa"/>
             <w:vAlign w:val="center"/>
           </w:tcPr>
           <w:p>
@@ -15476,7 +15435,7 @@
       <w:tr>
         <w:tc>
           <w:tcPr>
-            <w:tcW w:w="988" w:type="dxa"/>
+            <w:tcW w:w="1129" w:type="dxa"/>
             <w:vMerge w:val="restart"/>
             <w:vAlign w:val="center"/>
           </w:tcPr>
@@ -15504,7 +15463,7 @@
         </w:tc>
         <w:tc>
           <w:tcPr>
-            <w:tcW w:w="3685" w:type="dxa"/>
+            <w:tcW w:w="3544" w:type="dxa"/>
             <w:vAlign w:val="center"/>
           </w:tcPr>
           <w:p>
@@ -15620,7 +15579,7 @@
       <w:tr>
         <w:tc>
           <w:tcPr>
-            <w:tcW w:w="988" w:type="dxa"/>
+            <w:tcW w:w="1129" w:type="dxa"/>
             <w:vMerge/>
             <w:vAlign w:val="center"/>
           </w:tcPr>
@@ -15641,7 +15600,7 @@
         </w:tc>
         <w:tc>
           <w:tcPr>
-            <w:tcW w:w="3685" w:type="dxa"/>
+            <w:tcW w:w="3544" w:type="dxa"/>
             <w:vAlign w:val="center"/>
           </w:tcPr>
           <w:p>
@@ -15757,7 +15716,7 @@
       <w:tr>
         <w:tc>
           <w:tcPr>
-            <w:tcW w:w="988" w:type="dxa"/>
+            <w:tcW w:w="1129" w:type="dxa"/>
             <w:vMerge/>
             <w:vAlign w:val="center"/>
           </w:tcPr>
@@ -15778,7 +15737,7 @@
         </w:tc>
         <w:tc>
           <w:tcPr>
-            <w:tcW w:w="3685" w:type="dxa"/>
+            <w:tcW w:w="3544" w:type="dxa"/>
             <w:vAlign w:val="center"/>
           </w:tcPr>
           <w:p>
@@ -16100,7 +16059,6 @@
                 <w:u w:val="single"/>
               </w:rPr>
             </w:pPr>
-            <w:proofErr w:type="gramStart"/>
             <w:r>
               <w:rPr>
                 <w:rFonts w:ascii="標楷體" w:eastAsia="標楷體" w:hAnsi="標楷體" w:hint="eastAsia"/>
@@ -16110,7 +16068,6 @@
               </w:rPr>
               <w:t>卓佑儒</w:t>
             </w:r>
-            <w:proofErr w:type="gramEnd"/>
           </w:p>
         </w:tc>
         <w:tc>
@@ -16261,7 +16218,6 @@
               </w:rPr>
               <w:t xml:space="preserve"> </w:t>
             </w:r>
-            <w:proofErr w:type="gramStart"/>
             <w:r>
               <w:rPr>
                 <w:rFonts w:ascii="標楷體" w:eastAsia="標楷體" w:hAnsi="標楷體" w:hint="eastAsia"/>
@@ -16306,7 +16262,6 @@
               </w:rPr>
               <w:t>%</w:t>
             </w:r>
-            <w:proofErr w:type="gramEnd"/>
           </w:p>
         </w:tc>
       </w:tr>
@@ -16515,7 +16470,6 @@
               </w:rPr>
               <w:t xml:space="preserve"> </w:t>
             </w:r>
-            <w:proofErr w:type="gramStart"/>
             <w:r>
               <w:rPr>
                 <w:rFonts w:ascii="標楷體" w:eastAsia="標楷體" w:hAnsi="標楷體" w:hint="eastAsia"/>
@@ -16560,7 +16514,6 @@
               </w:rPr>
               <w:t>%</w:t>
             </w:r>
-            <w:proofErr w:type="gramEnd"/>
           </w:p>
         </w:tc>
       </w:tr>
@@ -16627,7 +16580,6 @@
                 <w:u w:val="single"/>
               </w:rPr>
             </w:pPr>
-            <w:proofErr w:type="gramStart"/>
             <w:r>
               <w:rPr>
                 <w:rFonts w:ascii="標楷體" w:eastAsia="標楷體" w:hAnsi="標楷體" w:hint="eastAsia"/>
@@ -16637,7 +16589,6 @@
               </w:rPr>
               <w:t>吳沁學</w:t>
             </w:r>
-            <w:proofErr w:type="gramEnd"/>
           </w:p>
         </w:tc>
         <w:tc>
@@ -16772,7 +16723,6 @@
               </w:rPr>
               <w:t xml:space="preserve"> </w:t>
             </w:r>
-            <w:proofErr w:type="gramStart"/>
             <w:r>
               <w:rPr>
                 <w:rFonts w:ascii="標楷體" w:eastAsia="標楷體" w:hAnsi="標楷體" w:hint="eastAsia"/>
@@ -16817,7 +16767,6 @@
               </w:rPr>
               <w:t>%</w:t>
             </w:r>
-            <w:proofErr w:type="gramEnd"/>
           </w:p>
         </w:tc>
       </w:tr>
@@ -16894,53 +16843,97 @@
                 <w:szCs w:val="28"/>
                 <w:u w:val="single"/>
               </w:rPr>
-              <w:t>王</w:t>
-            </w:r>
-            <w:proofErr w:type="gramStart"/>
+              <w:t>王暘嘉</w:t>
+            </w:r>
+          </w:p>
+        </w:tc>
+        <w:tc>
+          <w:tcPr>
+            <w:tcW w:w="3086" w:type="pct"/>
+            <w:shd w:val="clear" w:color="auto" w:fill="auto"/>
+            <w:vAlign w:val="center"/>
+          </w:tcPr>
+          <w:p>
+            <w:pPr>
+              <w:spacing w:after="0" w:line="360" w:lineRule="exact"/>
+              <w:jc w:val="both"/>
+              <w:rPr>
+                <w:rFonts w:ascii="標楷體" w:eastAsia="標楷體" w:hAnsi="標楷體"/>
+                <w:sz w:val="28"/>
+                <w:szCs w:val="28"/>
+              </w:rPr>
+            </w:pPr>
             <w:r>
               <w:rPr>
                 <w:rFonts w:ascii="標楷體" w:eastAsia="標楷體" w:hAnsi="標楷體" w:hint="eastAsia"/>
                 <w:sz w:val="28"/>
                 <w:szCs w:val="28"/>
-                <w:u w:val="single"/>
-              </w:rPr>
-              <w:t>暘</w:t>
-            </w:r>
-            <w:proofErr w:type="gramEnd"/>
+              </w:rPr>
+              <w:t>文件撰寫、</w:t>
+            </w:r>
             <w:r>
               <w:rPr>
                 <w:rFonts w:ascii="標楷體" w:eastAsia="標楷體" w:hAnsi="標楷體" w:hint="eastAsia"/>
                 <w:sz w:val="28"/>
                 <w:szCs w:val="28"/>
-                <w:u w:val="single"/>
-              </w:rPr>
-              <w:t>嘉</w:t>
-            </w:r>
-          </w:p>
-        </w:tc>
-        <w:tc>
-          <w:tcPr>
-            <w:tcW w:w="3086" w:type="pct"/>
-            <w:shd w:val="clear" w:color="auto" w:fill="auto"/>
-            <w:vAlign w:val="center"/>
-          </w:tcPr>
-          <w:p>
-            <w:pPr>
-              <w:spacing w:after="0" w:line="360" w:lineRule="exact"/>
-              <w:jc w:val="both"/>
+              </w:rPr>
+              <w:t>傷口照片蒐集、</w:t>
+            </w:r>
+            <w:r>
+              <w:rPr>
+                <w:rFonts w:ascii="標楷體" w:eastAsia="標楷體" w:hAnsi="標楷體" w:hint="eastAsia"/>
+                <w:sz w:val="28"/>
+                <w:szCs w:val="28"/>
+              </w:rPr>
+              <w:t>開發環境與伺服器架設、前端開發、後端開發、</w:t>
+            </w:r>
+            <w:r>
+              <w:rPr>
+                <w:rFonts w:ascii="標楷體" w:eastAsia="標楷體" w:hAnsi="標楷體" w:hint="eastAsia"/>
+                <w:sz w:val="28"/>
+                <w:szCs w:val="28"/>
+              </w:rPr>
+              <w:t>規劃</w:t>
+            </w:r>
+            <w:r>
+              <w:rPr>
+                <w:rFonts w:ascii="標楷體" w:eastAsia="標楷體" w:hAnsi="標楷體" w:hint="eastAsia"/>
+                <w:sz w:val="28"/>
+                <w:szCs w:val="28"/>
+              </w:rPr>
+              <w:t>資料庫</w:t>
+            </w:r>
+            <w:r>
+              <w:rPr>
+                <w:rFonts w:ascii="標楷體" w:eastAsia="標楷體" w:hAnsi="標楷體" w:hint="eastAsia"/>
+                <w:sz w:val="28"/>
+                <w:szCs w:val="28"/>
+              </w:rPr>
+              <w:t>、</w:t>
+            </w:r>
+            <w:r>
+              <w:rPr>
+                <w:rFonts w:ascii="標楷體" w:eastAsia="標楷體" w:hAnsi="標楷體" w:hint="eastAsia"/>
+                <w:sz w:val="28"/>
+                <w:szCs w:val="28"/>
+              </w:rPr>
+              <w:t>伺服器API串接、Op</w:t>
+            </w:r>
+            <w:r>
               <w:rPr>
                 <w:rFonts w:ascii="標楷體" w:eastAsia="標楷體" w:hAnsi="標楷體"/>
                 <w:sz w:val="28"/>
                 <w:szCs w:val="28"/>
               </w:rPr>
-            </w:pPr>
+              <w:t>enAI API</w:t>
+            </w:r>
             <w:r>
               <w:rPr>
                 <w:rFonts w:ascii="標楷體" w:eastAsia="標楷體" w:hAnsi="標楷體" w:hint="eastAsia"/>
                 <w:sz w:val="28"/>
                 <w:szCs w:val="28"/>
               </w:rPr>
-              <w:t>文件撰寫、</w:t>
+              <w:t>串接</w:t>
             </w:r>
             <w:r>
               <w:rPr>
@@ -16948,7 +16941,7 @@
                 <w:sz w:val="28"/>
                 <w:szCs w:val="28"/>
               </w:rPr>
-              <w:t>傷口照片蒐集、</w:t>
+              <w:t>、傷口模型API串接、</w:t>
             </w:r>
             <w:r>
               <w:rPr>
@@ -16956,48 +16949,70 @@
                 <w:sz w:val="28"/>
                 <w:szCs w:val="28"/>
               </w:rPr>
-              <w:t>開發環境與伺服器架設、前端開發、後端開發、</w:t>
-            </w:r>
+              <w:t>系統整合</w:t>
+            </w:r>
+          </w:p>
+        </w:tc>
+        <w:tc>
+          <w:tcPr>
+            <w:tcW w:w="899" w:type="pct"/>
+            <w:shd w:val="clear" w:color="auto" w:fill="auto"/>
+            <w:vAlign w:val="center"/>
+          </w:tcPr>
+          <w:p>
+            <w:pPr>
+              <w:spacing w:after="0" w:line="360" w:lineRule="exact"/>
+              <w:jc w:val="center"/>
+              <w:rPr>
+                <w:rFonts w:ascii="標楷體" w:eastAsia="標楷體" w:hAnsi="標楷體"/>
+                <w:sz w:val="28"/>
+                <w:szCs w:val="28"/>
+              </w:rPr>
+            </w:pPr>
             <w:r>
               <w:rPr>
                 <w:rFonts w:ascii="標楷體" w:eastAsia="標楷體" w:hAnsi="標楷體" w:hint="eastAsia"/>
                 <w:sz w:val="28"/>
                 <w:szCs w:val="28"/>
-              </w:rPr>
-              <w:t>規劃</w:t>
+                <w:u w:val="single"/>
+              </w:rPr>
+              <w:t xml:space="preserve"> </w:t>
             </w:r>
             <w:r>
               <w:rPr>
                 <w:rFonts w:ascii="標楷體" w:eastAsia="標楷體" w:hAnsi="標楷體" w:hint="eastAsia"/>
                 <w:sz w:val="28"/>
                 <w:szCs w:val="28"/>
-              </w:rPr>
-              <w:t>資料庫</w:t>
+                <w:u w:val="single"/>
+              </w:rPr>
+              <w:t xml:space="preserve"> </w:t>
             </w:r>
             <w:r>
               <w:rPr>
                 <w:rFonts w:ascii="標楷體" w:eastAsia="標楷體" w:hAnsi="標楷體" w:hint="eastAsia"/>
                 <w:sz w:val="28"/>
                 <w:szCs w:val="28"/>
-              </w:rPr>
-              <w:t>、</w:t>
+                <w:u w:val="single"/>
+              </w:rPr>
+              <w:t>28</w:t>
             </w:r>
             <w:r>
               <w:rPr>
                 <w:rFonts w:ascii="標楷體" w:eastAsia="標楷體" w:hAnsi="標楷體" w:hint="eastAsia"/>
                 <w:sz w:val="28"/>
                 <w:szCs w:val="28"/>
-              </w:rPr>
-              <w:t>伺服器API串接、</w:t>
-            </w:r>
-            <w:proofErr w:type="spellStart"/>
+                <w:u w:val="single"/>
+              </w:rPr>
+              <w:t xml:space="preserve"> </w:t>
+            </w:r>
             <w:r>
               <w:rPr>
                 <w:rFonts w:ascii="標楷體" w:eastAsia="標楷體" w:hAnsi="標楷體" w:hint="eastAsia"/>
                 <w:sz w:val="28"/>
                 <w:szCs w:val="28"/>
-              </w:rPr>
-              <w:t>Op</w:t>
+                <w:u w:val="single"/>
+              </w:rPr>
+              <w:t xml:space="preserve"> </w:t>
             </w:r>
             <w:r>
               <w:rPr>
@@ -17005,114 +17020,8 @@
                 <w:sz w:val="28"/>
                 <w:szCs w:val="28"/>
               </w:rPr>
-              <w:t>enAI</w:t>
-            </w:r>
-            <w:proofErr w:type="spellEnd"/>
-            <w:r>
-              <w:rPr>
-                <w:rFonts w:ascii="標楷體" w:eastAsia="標楷體" w:hAnsi="標楷體"/>
-                <w:sz w:val="28"/>
-                <w:szCs w:val="28"/>
-              </w:rPr>
-              <w:t xml:space="preserve"> API</w:t>
-            </w:r>
-            <w:r>
-              <w:rPr>
-                <w:rFonts w:ascii="標楷體" w:eastAsia="標楷體" w:hAnsi="標楷體" w:hint="eastAsia"/>
-                <w:sz w:val="28"/>
-                <w:szCs w:val="28"/>
-              </w:rPr>
-              <w:t>串接</w:t>
-            </w:r>
-            <w:r>
-              <w:rPr>
-                <w:rFonts w:ascii="標楷體" w:eastAsia="標楷體" w:hAnsi="標楷體" w:hint="eastAsia"/>
-                <w:sz w:val="28"/>
-                <w:szCs w:val="28"/>
-              </w:rPr>
-              <w:t>、傷口模型API串接、</w:t>
-            </w:r>
-            <w:r>
-              <w:rPr>
-                <w:rFonts w:ascii="標楷體" w:eastAsia="標楷體" w:hAnsi="標楷體" w:hint="eastAsia"/>
-                <w:sz w:val="28"/>
-                <w:szCs w:val="28"/>
-              </w:rPr>
-              <w:t>系統整合</w:t>
-            </w:r>
-          </w:p>
-        </w:tc>
-        <w:tc>
-          <w:tcPr>
-            <w:tcW w:w="899" w:type="pct"/>
-            <w:shd w:val="clear" w:color="auto" w:fill="auto"/>
-            <w:vAlign w:val="center"/>
-          </w:tcPr>
-          <w:p>
-            <w:pPr>
-              <w:spacing w:after="0" w:line="360" w:lineRule="exact"/>
-              <w:jc w:val="center"/>
-              <w:rPr>
-                <w:rFonts w:ascii="標楷體" w:eastAsia="標楷體" w:hAnsi="標楷體"/>
-                <w:sz w:val="28"/>
-                <w:szCs w:val="28"/>
-              </w:rPr>
-            </w:pPr>
-            <w:r>
-              <w:rPr>
-                <w:rFonts w:ascii="標楷體" w:eastAsia="標楷體" w:hAnsi="標楷體" w:hint="eastAsia"/>
-                <w:sz w:val="28"/>
-                <w:szCs w:val="28"/>
-                <w:u w:val="single"/>
-              </w:rPr>
-              <w:t xml:space="preserve"> </w:t>
-            </w:r>
-            <w:r>
-              <w:rPr>
-                <w:rFonts w:ascii="標楷體" w:eastAsia="標楷體" w:hAnsi="標楷體" w:hint="eastAsia"/>
-                <w:sz w:val="28"/>
-                <w:szCs w:val="28"/>
-                <w:u w:val="single"/>
-              </w:rPr>
-              <w:t xml:space="preserve"> </w:t>
-            </w:r>
-            <w:proofErr w:type="gramStart"/>
-            <w:r>
-              <w:rPr>
-                <w:rFonts w:ascii="標楷體" w:eastAsia="標楷體" w:hAnsi="標楷體" w:hint="eastAsia"/>
-                <w:sz w:val="28"/>
-                <w:szCs w:val="28"/>
-                <w:u w:val="single"/>
-              </w:rPr>
-              <w:t>28</w:t>
-            </w:r>
-            <w:r>
-              <w:rPr>
-                <w:rFonts w:ascii="標楷體" w:eastAsia="標楷體" w:hAnsi="標楷體" w:hint="eastAsia"/>
-                <w:sz w:val="28"/>
-                <w:szCs w:val="28"/>
-                <w:u w:val="single"/>
-              </w:rPr>
-              <w:t xml:space="preserve"> </w:t>
-            </w:r>
-            <w:r>
-              <w:rPr>
-                <w:rFonts w:ascii="標楷體" w:eastAsia="標楷體" w:hAnsi="標楷體" w:hint="eastAsia"/>
-                <w:sz w:val="28"/>
-                <w:szCs w:val="28"/>
-                <w:u w:val="single"/>
-              </w:rPr>
-              <w:t xml:space="preserve"> </w:t>
-            </w:r>
-            <w:r>
-              <w:rPr>
-                <w:rFonts w:ascii="標楷體" w:eastAsia="標楷體" w:hAnsi="標楷體"/>
-                <w:sz w:val="28"/>
-                <w:szCs w:val="28"/>
-              </w:rPr>
               <w:t>%</w:t>
             </w:r>
-            <w:proofErr w:type="gramEnd"/>
           </w:p>
         </w:tc>
       </w:tr>
@@ -17196,7 +17105,7 @@
           <w:szCs w:val="32"/>
         </w:rPr>
       </w:pPr>
-      <w:bookmarkStart w:id="5" w:name="_Toc194955440"/>
+      <w:bookmarkStart w:id="4" w:name="_Toc194955440"/>
       <w:r>
         <w:rPr>
           <w:rFonts w:ascii="Times New Roman" w:hint="eastAsia"/>
@@ -17229,7 +17138,7 @@
         </w:rPr>
         <w:t>紀錄</w:t>
       </w:r>
-      <w:bookmarkEnd w:id="5"/>
+      <w:bookmarkEnd w:id="4"/>
     </w:p>
     <w:p>
       <w:pPr>
@@ -17245,6 +17154,63 @@
           <w:szCs w:val="32"/>
         </w:rPr>
       </w:pPr>
+      <w:r>
+        <w:rPr>
+          <w:rFonts w:ascii="Times New Roman"/>
+          <w:noProof/>
+          <w:sz w:val="32"/>
+          <w:szCs w:val="32"/>
+        </w:rPr>
+        <w:lastRenderedPageBreak/>
+        <w:drawing>
+          <wp:inline distT="0" distB="0" distL="0" distR="0" wp14:anchorId="62C6F062" wp14:editId="22E3582A">
+            <wp:extent cx="6469380" cy="5890260"/>
+            <wp:effectExtent l="0" t="0" r="7620" b="0"/>
+            <wp:docPr id="4" name="圖片 4"/>
+            <wp:cNvGraphicFramePr>
+              <a:graphicFrameLocks xmlns:a="http://schemas.openxmlformats.org/drawingml/2006/main" noChangeAspect="1"/>
+            </wp:cNvGraphicFramePr>
+            <a:graphic xmlns:a="http://schemas.openxmlformats.org/drawingml/2006/main">
+              <a:graphicData uri="http://schemas.openxmlformats.org/drawingml/2006/picture">
+                <pic:pic xmlns:pic="http://schemas.openxmlformats.org/drawingml/2006/picture">
+                  <pic:nvPicPr>
+                    <pic:cNvPr id="0" name="Picture 1"/>
+                    <pic:cNvPicPr>
+                      <a:picLocks noChangeAspect="1" noChangeArrowheads="1"/>
+                    </pic:cNvPicPr>
+                  </pic:nvPicPr>
+                  <pic:blipFill>
+                    <a:blip r:embed="rId9">
+                      <a:extLst>
+                        <a:ext uri="{28A0092B-C50C-407E-A947-70E740481C1C}">
+                          <a14:useLocalDpi xmlns:a14="http://schemas.microsoft.com/office/drawing/2010/main" val="0"/>
+                        </a:ext>
+                      </a:extLst>
+                    </a:blip>
+                    <a:srcRect/>
+                    <a:stretch>
+                      <a:fillRect/>
+                    </a:stretch>
+                  </pic:blipFill>
+                  <pic:spPr bwMode="auto">
+                    <a:xfrm>
+                      <a:off x="0" y="0"/>
+                      <a:ext cx="6469380" cy="5890260"/>
+                    </a:xfrm>
+                    <a:prstGeom prst="rect">
+                      <a:avLst/>
+                    </a:prstGeom>
+                    <a:noFill/>
+                    <a:ln>
+                      <a:noFill/>
+                    </a:ln>
+                  </pic:spPr>
+                </pic:pic>
+              </a:graphicData>
+            </a:graphic>
+          </wp:inline>
+        </w:drawing>
+      </w:r>
     </w:p>
     <w:p>
       <w:pPr>
@@ -17256,6 +17222,285 @@
         </w:rPr>
       </w:pPr>
     </w:p>
+    <w:p>
+      <w:pPr>
+        <w:pStyle w:val="af3"/>
+        <w:ind w:leftChars="0" w:left="0"/>
+        <w:rPr>
+          <w:rFonts w:hint="eastAsia"/>
+          <w:sz w:val="28"/>
+          <w:szCs w:val="28"/>
+        </w:rPr>
+      </w:pPr>
+      <w:r>
+        <w:rPr>
+          <w:rFonts w:hint="eastAsia"/>
+          <w:sz w:val="28"/>
+          <w:szCs w:val="28"/>
+        </w:rPr>
+        <w:t>11146017</w:t>
+      </w:r>
+    </w:p>
+    <w:p>
+      <w:pPr>
+        <w:pStyle w:val="af3"/>
+        <w:ind w:leftChars="0" w:left="0"/>
+        <w:rPr>
+          <w:sz w:val="28"/>
+          <w:szCs w:val="28"/>
+        </w:rPr>
+      </w:pPr>
+      <w:r>
+        <w:rPr>
+          <w:sz w:val="28"/>
+          <w:szCs w:val="28"/>
+        </w:rPr>
+        <w:drawing>
+          <wp:inline distT="0" distB="0" distL="0" distR="0" wp14:anchorId="34D3F11A" wp14:editId="5529C5DB">
+            <wp:extent cx="6479540" cy="1674495"/>
+            <wp:effectExtent l="0" t="0" r="0" b="1905"/>
+            <wp:docPr id="5" name="圖片 5"/>
+            <wp:cNvGraphicFramePr>
+              <a:graphicFrameLocks xmlns:a="http://schemas.openxmlformats.org/drawingml/2006/main" noChangeAspect="1"/>
+            </wp:cNvGraphicFramePr>
+            <a:graphic xmlns:a="http://schemas.openxmlformats.org/drawingml/2006/main">
+              <a:graphicData uri="http://schemas.openxmlformats.org/drawingml/2006/picture">
+                <pic:pic xmlns:pic="http://schemas.openxmlformats.org/drawingml/2006/picture">
+                  <pic:nvPicPr>
+                    <pic:cNvPr id="1" name=""/>
+                    <pic:cNvPicPr/>
+                  </pic:nvPicPr>
+                  <pic:blipFill>
+                    <a:blip r:embed="rId10"/>
+                    <a:stretch>
+                      <a:fillRect/>
+                    </a:stretch>
+                  </pic:blipFill>
+                  <pic:spPr>
+                    <a:xfrm>
+                      <a:off x="0" y="0"/>
+                      <a:ext cx="6479540" cy="1674495"/>
+                    </a:xfrm>
+                    <a:prstGeom prst="rect">
+                      <a:avLst/>
+                    </a:prstGeom>
+                  </pic:spPr>
+                </pic:pic>
+              </a:graphicData>
+            </a:graphic>
+          </wp:inline>
+        </w:drawing>
+      </w:r>
+    </w:p>
+    <w:p>
+      <w:pPr>
+        <w:pStyle w:val="af3"/>
+        <w:ind w:leftChars="0" w:left="0"/>
+        <w:rPr>
+          <w:sz w:val="28"/>
+          <w:szCs w:val="28"/>
+        </w:rPr>
+      </w:pPr>
+      <w:r>
+        <w:rPr>
+          <w:rFonts w:hint="eastAsia"/>
+          <w:sz w:val="28"/>
+          <w:szCs w:val="28"/>
+        </w:rPr>
+        <w:t>11146024</w:t>
+      </w:r>
+    </w:p>
+    <w:p>
+      <w:pPr>
+        <w:pStyle w:val="af3"/>
+        <w:ind w:leftChars="0" w:left="0"/>
+        <w:rPr>
+          <w:sz w:val="28"/>
+          <w:szCs w:val="28"/>
+        </w:rPr>
+      </w:pPr>
+      <w:r>
+        <w:rPr>
+          <w:sz w:val="28"/>
+          <w:szCs w:val="28"/>
+        </w:rPr>
+        <w:lastRenderedPageBreak/>
+        <w:drawing>
+          <wp:inline distT="0" distB="0" distL="0" distR="0" wp14:anchorId="63EDAE23" wp14:editId="20B9D74F">
+            <wp:extent cx="6479540" cy="1666875"/>
+            <wp:effectExtent l="0" t="0" r="0" b="9525"/>
+            <wp:docPr id="6" name="圖片 6"/>
+            <wp:cNvGraphicFramePr>
+              <a:graphicFrameLocks xmlns:a="http://schemas.openxmlformats.org/drawingml/2006/main" noChangeAspect="1"/>
+            </wp:cNvGraphicFramePr>
+            <a:graphic xmlns:a="http://schemas.openxmlformats.org/drawingml/2006/main">
+              <a:graphicData uri="http://schemas.openxmlformats.org/drawingml/2006/picture">
+                <pic:pic xmlns:pic="http://schemas.openxmlformats.org/drawingml/2006/picture">
+                  <pic:nvPicPr>
+                    <pic:cNvPr id="1" name=""/>
+                    <pic:cNvPicPr/>
+                  </pic:nvPicPr>
+                  <pic:blipFill>
+                    <a:blip r:embed="rId11"/>
+                    <a:stretch>
+                      <a:fillRect/>
+                    </a:stretch>
+                  </pic:blipFill>
+                  <pic:spPr>
+                    <a:xfrm>
+                      <a:off x="0" y="0"/>
+                      <a:ext cx="6479540" cy="1666875"/>
+                    </a:xfrm>
+                    <a:prstGeom prst="rect">
+                      <a:avLst/>
+                    </a:prstGeom>
+                  </pic:spPr>
+                </pic:pic>
+              </a:graphicData>
+            </a:graphic>
+          </wp:inline>
+        </w:drawing>
+      </w:r>
+    </w:p>
+    <w:p>
+      <w:pPr>
+        <w:pStyle w:val="af3"/>
+        <w:ind w:leftChars="0" w:left="0"/>
+        <w:rPr>
+          <w:sz w:val="28"/>
+          <w:szCs w:val="28"/>
+        </w:rPr>
+      </w:pPr>
+      <w:r>
+        <w:rPr>
+          <w:rFonts w:hint="eastAsia"/>
+          <w:sz w:val="28"/>
+          <w:szCs w:val="28"/>
+        </w:rPr>
+        <w:t>11046012</w:t>
+      </w:r>
+    </w:p>
+    <w:p>
+      <w:pPr>
+        <w:pStyle w:val="af3"/>
+        <w:ind w:leftChars="0" w:left="0"/>
+        <w:rPr>
+          <w:sz w:val="28"/>
+          <w:szCs w:val="28"/>
+        </w:rPr>
+      </w:pPr>
+      <w:r>
+        <w:rPr>
+          <w:sz w:val="28"/>
+          <w:szCs w:val="28"/>
+        </w:rPr>
+        <w:drawing>
+          <wp:inline distT="0" distB="0" distL="0" distR="0" wp14:anchorId="79A7A2AC" wp14:editId="377AB75A">
+            <wp:extent cx="6479540" cy="1663700"/>
+            <wp:effectExtent l="0" t="0" r="0" b="0"/>
+            <wp:docPr id="7" name="圖片 7"/>
+            <wp:cNvGraphicFramePr>
+              <a:graphicFrameLocks xmlns:a="http://schemas.openxmlformats.org/drawingml/2006/main" noChangeAspect="1"/>
+            </wp:cNvGraphicFramePr>
+            <a:graphic xmlns:a="http://schemas.openxmlformats.org/drawingml/2006/main">
+              <a:graphicData uri="http://schemas.openxmlformats.org/drawingml/2006/picture">
+                <pic:pic xmlns:pic="http://schemas.openxmlformats.org/drawingml/2006/picture">
+                  <pic:nvPicPr>
+                    <pic:cNvPr id="1" name=""/>
+                    <pic:cNvPicPr/>
+                  </pic:nvPicPr>
+                  <pic:blipFill>
+                    <a:blip r:embed="rId12"/>
+                    <a:stretch>
+                      <a:fillRect/>
+                    </a:stretch>
+                  </pic:blipFill>
+                  <pic:spPr>
+                    <a:xfrm>
+                      <a:off x="0" y="0"/>
+                      <a:ext cx="6479540" cy="1663700"/>
+                    </a:xfrm>
+                    <a:prstGeom prst="rect">
+                      <a:avLst/>
+                    </a:prstGeom>
+                  </pic:spPr>
+                </pic:pic>
+              </a:graphicData>
+            </a:graphic>
+          </wp:inline>
+        </w:drawing>
+      </w:r>
+    </w:p>
+    <w:p>
+      <w:pPr>
+        <w:pStyle w:val="af3"/>
+        <w:ind w:leftChars="0" w:left="0"/>
+        <w:rPr>
+          <w:sz w:val="28"/>
+          <w:szCs w:val="28"/>
+        </w:rPr>
+      </w:pPr>
+      <w:r>
+        <w:rPr>
+          <w:rFonts w:hint="eastAsia"/>
+          <w:sz w:val="28"/>
+          <w:szCs w:val="28"/>
+        </w:rPr>
+        <w:t>11146002</w:t>
+      </w:r>
+    </w:p>
+    <w:p>
+      <w:pPr>
+        <w:pStyle w:val="af3"/>
+        <w:ind w:leftChars="0" w:left="0"/>
+        <w:rPr>
+          <w:rFonts w:hint="eastAsia"/>
+          <w:sz w:val="28"/>
+          <w:szCs w:val="28"/>
+        </w:rPr>
+      </w:pPr>
+      <w:r>
+        <w:rPr>
+          <w:sz w:val="28"/>
+          <w:szCs w:val="28"/>
+        </w:rPr>
+        <w:drawing>
+          <wp:inline distT="0" distB="0" distL="0" distR="0" wp14:anchorId="444C99A3" wp14:editId="643F480A">
+            <wp:extent cx="6479540" cy="1656715"/>
+            <wp:effectExtent l="0" t="0" r="0" b="635"/>
+            <wp:docPr id="8" name="圖片 8"/>
+            <wp:cNvGraphicFramePr>
+              <a:graphicFrameLocks xmlns:a="http://schemas.openxmlformats.org/drawingml/2006/main" noChangeAspect="1"/>
+            </wp:cNvGraphicFramePr>
+            <a:graphic xmlns:a="http://schemas.openxmlformats.org/drawingml/2006/main">
+              <a:graphicData uri="http://schemas.openxmlformats.org/drawingml/2006/picture">
+                <pic:pic xmlns:pic="http://schemas.openxmlformats.org/drawingml/2006/picture">
+                  <pic:nvPicPr>
+                    <pic:cNvPr id="1" name=""/>
+                    <pic:cNvPicPr/>
+                  </pic:nvPicPr>
+                  <pic:blipFill>
+                    <a:blip r:embed="rId13"/>
+                    <a:stretch>
+                      <a:fillRect/>
+                    </a:stretch>
+                  </pic:blipFill>
+                  <pic:spPr>
+                    <a:xfrm>
+                      <a:off x="0" y="0"/>
+                      <a:ext cx="6479540" cy="1656715"/>
+                    </a:xfrm>
+                    <a:prstGeom prst="rect">
+                      <a:avLst/>
+                    </a:prstGeom>
+                  </pic:spPr>
+                </pic:pic>
+              </a:graphicData>
+            </a:graphic>
+          </wp:inline>
+        </w:drawing>
+      </w:r>
+    </w:p>
     <w:sectPr>
       <w:pgSz w:w="11906" w:h="16838" w:code="9"/>
       <w:pgMar w:top="851" w:right="851" w:bottom="851" w:left="851" w:header="567" w:footer="567" w:gutter="0"/>
@@ -17264,48 +17509,6 @@
     </w:sectPr>
   </w:body>
 </w:document>
-</file>
-
-<file path=word/comments.xml><?xml version="1.0" encoding="utf-8"?>
-<w:comments xmlns:wpc="http://schemas.microsoft.com/office/word/2010/wordprocessingCanvas" xmlns:cx="http://schemas.microsoft.com/office/drawing/2014/chartex" xmlns:cx1="http://schemas.microsoft.com/office/drawing/2015/9/8/chartex" xmlns:cx2="http://schemas.microsoft.com/office/drawing/2015/10/21/chartex" xmlns:cx3="http://schemas.microsoft.com/office/drawing/2016/5/9/chartex" xmlns:cx4="http://schemas.microsoft.com/office/drawing/2016/5/10/chartex" xmlns:cx5="http://schemas.microsoft.com/office/drawing/2016/5/11/chartex" xmlns:cx6="http://schemas.microsoft.com/office/drawing/2016/5/12/chartex" xmlns:cx7="http://schemas.microsoft.com/office/drawing/2016/5/13/chartex" xmlns:cx8="http://schemas.microsoft.com/office/drawing/2016/5/14/chartex" xmlns:mc="http://schemas.openxmlformats.org/markup-compatibility/2006" xmlns:aink="http://schemas.microsoft.com/office/drawing/2016/ink" xmlns:am3d="http://schemas.microsoft.com/office/drawing/2017/model3d" xmlns:o="urn:schemas-microsoft-com:office:office" xmlns:r="http://schemas.openxmlformats.org/officeDocument/2006/relationships" xmlns:m="http://schemas.openxmlformats.org/officeDocument/2006/math" xmlns:v="urn:schemas-microsoft-com:vml" xmlns:wp14="http://schemas.microsoft.com/office/word/2010/wordprocessingDrawing" xmlns:wp="http://schemas.openxmlformats.org/drawingml/2006/wordprocessingDrawing" xmlns:w10="urn:schemas-microsoft-com:office:word" xmlns:w="http://schemas.openxmlformats.org/wordprocessingml/2006/main" xmlns:w14="http://schemas.microsoft.com/office/word/2010/wordml" xmlns:w15="http://schemas.microsoft.com/office/word/2012/wordml" xmlns:w16cex="http://schemas.microsoft.com/office/word/2018/wordml/cex" xmlns:w16cid="http://schemas.microsoft.com/office/word/2016/wordml/cid" xmlns:w16="http://schemas.microsoft.com/office/word/2018/wordml" xmlns:w16sdtdh="http://schemas.microsoft.com/office/word/2020/wordml/sdtdatahash" xmlns:w16se="http://schemas.microsoft.com/office/word/2015/wordml/symex" xmlns:wpg="http://schemas.microsoft.com/office/word/2010/wordprocessingGroup" xmlns:wpi="http://schemas.microsoft.com/office/word/2010/wordprocessingInk" xmlns:wne="http://schemas.microsoft.com/office/word/2006/wordml" xmlns:wps="http://schemas.microsoft.com/office/word/2010/wordprocessingShape" mc:Ignorable="w14 w15 w16se w16cid w16 w16cex w16sdtdh wp14">
-  <w:comment w:id="3" w:author="11146017_卓佑儒" w:date="2025-09-24T16:08:00Z" w:initials="1">
-    <w:p>
-      <w:pPr>
-        <w:pStyle w:val="afb"/>
-      </w:pPr>
-      <w:r>
-        <w:rPr>
-          <w:rStyle w:val="afa"/>
-        </w:rPr>
-        <w:annotationRef/>
-      </w:r>
-      <w:r>
-        <w:rPr>
-          <w:rFonts w:hint="eastAsia"/>
-        </w:rPr>
-        <w:t>策展時間</w:t>
-      </w:r>
-    </w:p>
-  </w:comment>
-</w:comments>
-</file>
-
-<file path=word/commentsExtended.xml><?xml version="1.0" encoding="utf-8"?>
-<w15:commentsEx xmlns:wpc="http://schemas.microsoft.com/office/word/2010/wordprocessingCanvas" xmlns:cx="http://schemas.microsoft.com/office/drawing/2014/chartex" xmlns:cx1="http://schemas.microsoft.com/office/drawing/2015/9/8/chartex" xmlns:cx2="http://schemas.microsoft.com/office/drawing/2015/10/21/chartex" xmlns:cx3="http://schemas.microsoft.com/office/drawing/2016/5/9/chartex" xmlns:cx4="http://schemas.microsoft.com/office/drawing/2016/5/10/chartex" xmlns:cx5="http://schemas.microsoft.com/office/drawing/2016/5/11/chartex" xmlns:cx6="http://schemas.microsoft.com/office/drawing/2016/5/12/chartex" xmlns:cx7="http://schemas.microsoft.com/office/drawing/2016/5/13/chartex" xmlns:cx8="http://schemas.microsoft.com/office/drawing/2016/5/14/chartex" xmlns:mc="http://schemas.openxmlformats.org/markup-compatibility/2006" xmlns:aink="http://schemas.microsoft.com/office/drawing/2016/ink" xmlns:am3d="http://schemas.microsoft.com/office/drawing/2017/model3d" xmlns:o="urn:schemas-microsoft-com:office:office" xmlns:r="http://schemas.openxmlformats.org/officeDocument/2006/relationships" xmlns:m="http://schemas.openxmlformats.org/officeDocument/2006/math" xmlns:v="urn:schemas-microsoft-com:vml" xmlns:wp14="http://schemas.microsoft.com/office/word/2010/wordprocessingDrawing" xmlns:wp="http://schemas.openxmlformats.org/drawingml/2006/wordprocessingDrawing" xmlns:w10="urn:schemas-microsoft-com:office:word" xmlns:w="http://schemas.openxmlformats.org/wordprocessingml/2006/main" xmlns:w14="http://schemas.microsoft.com/office/word/2010/wordml" xmlns:w15="http://schemas.microsoft.com/office/word/2012/wordml" xmlns:w16cex="http://schemas.microsoft.com/office/word/2018/wordml/cex" xmlns:w16cid="http://schemas.microsoft.com/office/word/2016/wordml/cid" xmlns:w16="http://schemas.microsoft.com/office/word/2018/wordml" xmlns:w16sdtdh="http://schemas.microsoft.com/office/word/2020/wordml/sdtdatahash" xmlns:w16se="http://schemas.microsoft.com/office/word/2015/wordml/symex" xmlns:wpg="http://schemas.microsoft.com/office/word/2010/wordprocessingGroup" xmlns:wpi="http://schemas.microsoft.com/office/word/2010/wordprocessingInk" xmlns:wne="http://schemas.microsoft.com/office/word/2006/wordml" xmlns:wps="http://schemas.microsoft.com/office/word/2010/wordprocessingShape" mc:Ignorable="w14 w15 w16se w16cid w16 w16cex w16sdtdh wp14">
-  <w15:commentEx w15:paraId="51B3EC44" w15:done="0"/>
-</w15:commentsEx>
-</file>
-
-<file path=word/commentsExtensible.xml><?xml version="1.0" encoding="utf-8"?>
-<w16cex:commentsExtensible xmlns:wpc="http://schemas.microsoft.com/office/word/2010/wordprocessingCanvas" xmlns:cx="http://schemas.microsoft.com/office/drawing/2014/chartex" xmlns:cx1="http://schemas.microsoft.com/office/drawing/2015/9/8/chartex" xmlns:cx2="http://schemas.microsoft.com/office/drawing/2015/10/21/chartex" xmlns:cx3="http://schemas.microsoft.com/office/drawing/2016/5/9/chartex" xmlns:cx4="http://schemas.microsoft.com/office/drawing/2016/5/10/chartex" xmlns:cx5="http://schemas.microsoft.com/office/drawing/2016/5/11/chartex" xmlns:cx6="http://schemas.microsoft.com/office/drawing/2016/5/12/chartex" xmlns:cx7="http://schemas.microsoft.com/office/drawing/2016/5/13/chartex" xmlns:cx8="http://schemas.microsoft.com/office/drawing/2016/5/14/chartex" xmlns:mc="http://schemas.openxmlformats.org/markup-compatibility/2006" xmlns:aink="http://schemas.microsoft.com/office/drawing/2016/ink" xmlns:am3d="http://schemas.microsoft.com/office/drawing/2017/model3d" xmlns:o="urn:schemas-microsoft-com:office:office" xmlns:r="http://schemas.openxmlformats.org/officeDocument/2006/relationships" xmlns:m="http://schemas.openxmlformats.org/officeDocument/2006/math" xmlns:v="urn:schemas-microsoft-com:vml" xmlns:wp14="http://schemas.microsoft.com/office/word/2010/wordprocessingDrawing" xmlns:wp="http://schemas.openxmlformats.org/drawingml/2006/wordprocessingDrawing" xmlns:w10="urn:schemas-microsoft-com:office:word" xmlns:w="http://schemas.openxmlformats.org/wordprocessingml/2006/main" xmlns:w14="http://schemas.microsoft.com/office/word/2010/wordml" xmlns:w15="http://schemas.microsoft.com/office/word/2012/wordml" xmlns:w16cex="http://schemas.microsoft.com/office/word/2018/wordml/cex" xmlns:w16cid="http://schemas.microsoft.com/office/word/2016/wordml/cid" xmlns:w16="http://schemas.microsoft.com/office/word/2018/wordml" xmlns:w16sdtdh="http://schemas.microsoft.com/office/word/2020/wordml/sdtdatahash" xmlns:w16se="http://schemas.microsoft.com/office/word/2015/wordml/symex" xmlns:wpg="http://schemas.microsoft.com/office/word/2010/wordprocessingGroup" xmlns:wpi="http://schemas.microsoft.com/office/word/2010/wordprocessingInk" xmlns:wne="http://schemas.microsoft.com/office/word/2006/wordml" xmlns:wps="http://schemas.microsoft.com/office/word/2010/wordprocessingShape" mc:Ignorable="w14 w15 w16se w16cid w16 w16cex w16sdtdh wp14">
-  <w16cex:commentExtensible w16cex:durableId="2C7E95FA" w16cex:dateUtc="2025-09-24T08:08:00Z"/>
-</w16cex:commentsExtensible>
-</file>
-
-<file path=word/commentsIds.xml><?xml version="1.0" encoding="utf-8"?>
-<w16cid:commentsIds xmlns:wpc="http://schemas.microsoft.com/office/word/2010/wordprocessingCanvas" xmlns:cx="http://schemas.microsoft.com/office/drawing/2014/chartex" xmlns:cx1="http://schemas.microsoft.com/office/drawing/2015/9/8/chartex" xmlns:cx2="http://schemas.microsoft.com/office/drawing/2015/10/21/chartex" xmlns:cx3="http://schemas.microsoft.com/office/drawing/2016/5/9/chartex" xmlns:cx4="http://schemas.microsoft.com/office/drawing/2016/5/10/chartex" xmlns:cx5="http://schemas.microsoft.com/office/drawing/2016/5/11/chartex" xmlns:cx6="http://schemas.microsoft.com/office/drawing/2016/5/12/chartex" xmlns:cx7="http://schemas.microsoft.com/office/drawing/2016/5/13/chartex" xmlns:cx8="http://schemas.microsoft.com/office/drawing/2016/5/14/chartex" xmlns:mc="http://schemas.openxmlformats.org/markup-compatibility/2006" xmlns:aink="http://schemas.microsoft.com/office/drawing/2016/ink" xmlns:am3d="http://schemas.microsoft.com/office/drawing/2017/model3d" xmlns:o="urn:schemas-microsoft-com:office:office" xmlns:r="http://schemas.openxmlformats.org/officeDocument/2006/relationships" xmlns:m="http://schemas.openxmlformats.org/officeDocument/2006/math" xmlns:v="urn:schemas-microsoft-com:vml" xmlns:wp14="http://schemas.microsoft.com/office/word/2010/wordprocessingDrawing" xmlns:wp="http://schemas.openxmlformats.org/drawingml/2006/wordprocessingDrawing" xmlns:w10="urn:schemas-microsoft-com:office:word" xmlns:w="http://schemas.openxmlformats.org/wordprocessingml/2006/main" xmlns:w14="http://schemas.microsoft.com/office/word/2010/wordml" xmlns:w15="http://schemas.microsoft.com/office/word/2012/wordml" xmlns:w16cex="http://schemas.microsoft.com/office/word/2018/wordml/cex" xmlns:w16cid="http://schemas.microsoft.com/office/word/2016/wordml/cid" xmlns:w16="http://schemas.microsoft.com/office/word/2018/wordml" xmlns:w16sdtdh="http://schemas.microsoft.com/office/word/2020/wordml/sdtdatahash" xmlns:w16se="http://schemas.microsoft.com/office/word/2015/wordml/symex" xmlns:wpg="http://schemas.microsoft.com/office/word/2010/wordprocessingGroup" xmlns:wpi="http://schemas.microsoft.com/office/word/2010/wordprocessingInk" xmlns:wne="http://schemas.microsoft.com/office/word/2006/wordml" xmlns:wps="http://schemas.microsoft.com/office/word/2010/wordprocessingShape" mc:Ignorable="w14 w15 w16se w16cid w16 w16cex w16sdtdh wp14">
-  <w16cid:commentId w16cid:paraId="51B3EC44" w16cid:durableId="2C7E95FA"/>
-</w16cid:commentsIds>
 </file>
 
 <file path=word/endnotes.xml><?xml version="1.0" encoding="utf-8"?>
@@ -17745,14 +17948,6 @@
     </w:lvlOverride>
   </w:num>
 </w:numbering>
-</file>
-
-<file path=word/people.xml><?xml version="1.0" encoding="utf-8"?>
-<w15:people xmlns:wpc="http://schemas.microsoft.com/office/word/2010/wordprocessingCanvas" xmlns:cx="http://schemas.microsoft.com/office/drawing/2014/chartex" xmlns:cx1="http://schemas.microsoft.com/office/drawing/2015/9/8/chartex" xmlns:cx2="http://schemas.microsoft.com/office/drawing/2015/10/21/chartex" xmlns:cx3="http://schemas.microsoft.com/office/drawing/2016/5/9/chartex" xmlns:cx4="http://schemas.microsoft.com/office/drawing/2016/5/10/chartex" xmlns:cx5="http://schemas.microsoft.com/office/drawing/2016/5/11/chartex" xmlns:cx6="http://schemas.microsoft.com/office/drawing/2016/5/12/chartex" xmlns:cx7="http://schemas.microsoft.com/office/drawing/2016/5/13/chartex" xmlns:cx8="http://schemas.microsoft.com/office/drawing/2016/5/14/chartex" xmlns:mc="http://schemas.openxmlformats.org/markup-compatibility/2006" xmlns:aink="http://schemas.microsoft.com/office/drawing/2016/ink" xmlns:am3d="http://schemas.microsoft.com/office/drawing/2017/model3d" xmlns:o="urn:schemas-microsoft-com:office:office" xmlns:r="http://schemas.openxmlformats.org/officeDocument/2006/relationships" xmlns:m="http://schemas.openxmlformats.org/officeDocument/2006/math" xmlns:v="urn:schemas-microsoft-com:vml" xmlns:wp14="http://schemas.microsoft.com/office/word/2010/wordprocessingDrawing" xmlns:wp="http://schemas.openxmlformats.org/drawingml/2006/wordprocessingDrawing" xmlns:w10="urn:schemas-microsoft-com:office:word" xmlns:w="http://schemas.openxmlformats.org/wordprocessingml/2006/main" xmlns:w14="http://schemas.microsoft.com/office/word/2010/wordml" xmlns:w15="http://schemas.microsoft.com/office/word/2012/wordml" xmlns:w16cex="http://schemas.microsoft.com/office/word/2018/wordml/cex" xmlns:w16cid="http://schemas.microsoft.com/office/word/2016/wordml/cid" xmlns:w16="http://schemas.microsoft.com/office/word/2018/wordml" xmlns:w16sdtdh="http://schemas.microsoft.com/office/word/2020/wordml/sdtdatahash" xmlns:w16se="http://schemas.microsoft.com/office/word/2015/wordml/symex" xmlns:wpg="http://schemas.microsoft.com/office/word/2010/wordprocessingGroup" xmlns:wpi="http://schemas.microsoft.com/office/word/2010/wordprocessingInk" xmlns:wne="http://schemas.microsoft.com/office/word/2006/wordml" xmlns:wps="http://schemas.microsoft.com/office/word/2010/wordprocessingShape" mc:Ignorable="w14 w15 w16se w16cid w16 w16cex w16sdtdh wp14">
-  <w15:person w15:author="11146017_卓佑儒">
-    <w15:presenceInfo w15:providerId="None" w15:userId="11146017_卓佑儒"/>
-  </w15:person>
-</w15:people>
 </file>
 
 <file path=word/styles.xml><?xml version="1.0" encoding="utf-8"?>

--- a/document/chapter/part_4_new.docx
+++ b/document/chapter/part_4_new.docx
@@ -403,6 +403,7 @@
                 <w:szCs w:val="28"/>
               </w:rPr>
             </w:pPr>
+            <w:proofErr w:type="gramStart"/>
             <w:r>
               <w:rPr>
                 <w:rFonts w:ascii="Times New Roman" w:hint="eastAsia"/>
@@ -410,6 +411,7 @@
               </w:rPr>
               <w:t>卓佑儒</w:t>
             </w:r>
+            <w:proofErr w:type="gramEnd"/>
           </w:p>
         </w:tc>
         <w:tc>
@@ -457,6 +459,7 @@
                 <w:szCs w:val="28"/>
               </w:rPr>
             </w:pPr>
+            <w:proofErr w:type="gramStart"/>
             <w:r>
               <w:rPr>
                 <w:rFonts w:ascii="Times New Roman" w:hint="eastAsia"/>
@@ -464,32 +467,49 @@
               </w:rPr>
               <w:t>吳沁學</w:t>
             </w:r>
-          </w:p>
-        </w:tc>
-        <w:tc>
-          <w:tcPr>
-            <w:tcW w:w="1382" w:type="dxa"/>
-            <w:vAlign w:val="center"/>
-          </w:tcPr>
-          <w:p>
-            <w:pPr>
-              <w:pStyle w:val="a"/>
-              <w:numPr>
-                <w:ilvl w:val="0"/>
-                <w:numId w:val="0"/>
-              </w:numPr>
-              <w:jc w:val="center"/>
-              <w:rPr>
-                <w:rFonts w:ascii="Times New Roman"/>
-                <w:szCs w:val="28"/>
-              </w:rPr>
-            </w:pPr>
-            <w:r>
-              <w:rPr>
-                <w:rFonts w:ascii="Times New Roman" w:hint="eastAsia"/>
-                <w:szCs w:val="28"/>
-              </w:rPr>
-              <w:t>王暘嘉</w:t>
+            <w:proofErr w:type="gramEnd"/>
+          </w:p>
+        </w:tc>
+        <w:tc>
+          <w:tcPr>
+            <w:tcW w:w="1382" w:type="dxa"/>
+            <w:vAlign w:val="center"/>
+          </w:tcPr>
+          <w:p>
+            <w:pPr>
+              <w:pStyle w:val="a"/>
+              <w:numPr>
+                <w:ilvl w:val="0"/>
+                <w:numId w:val="0"/>
+              </w:numPr>
+              <w:jc w:val="center"/>
+              <w:rPr>
+                <w:rFonts w:ascii="Times New Roman"/>
+                <w:szCs w:val="28"/>
+              </w:rPr>
+            </w:pPr>
+            <w:r>
+              <w:rPr>
+                <w:rFonts w:ascii="Times New Roman" w:hint="eastAsia"/>
+                <w:szCs w:val="28"/>
+              </w:rPr>
+              <w:t>王</w:t>
+            </w:r>
+            <w:proofErr w:type="gramStart"/>
+            <w:r>
+              <w:rPr>
+                <w:rFonts w:ascii="Times New Roman" w:hint="eastAsia"/>
+                <w:szCs w:val="28"/>
+              </w:rPr>
+              <w:t>暘</w:t>
+            </w:r>
+            <w:proofErr w:type="gramEnd"/>
+            <w:r>
+              <w:rPr>
+                <w:rFonts w:ascii="Times New Roman" w:hint="eastAsia"/>
+                <w:szCs w:val="28"/>
+              </w:rPr>
+              <w:t>嘉</w:t>
             </w:r>
           </w:p>
         </w:tc>
@@ -5324,8 +5344,17 @@
                 <w:rFonts w:ascii="Times New Roman" w:hint="eastAsia"/>
                 <w:szCs w:val="28"/>
               </w:rPr>
-              <w:t>傷口紀錄冊</w:t>
-            </w:r>
+              <w:t>傷口</w:t>
+            </w:r>
+            <w:proofErr w:type="gramStart"/>
+            <w:r>
+              <w:rPr>
+                <w:rFonts w:ascii="Times New Roman" w:hint="eastAsia"/>
+                <w:szCs w:val="28"/>
+              </w:rPr>
+              <w:t>紀錄冊</w:t>
+            </w:r>
+            <w:proofErr w:type="gramEnd"/>
           </w:p>
         </w:tc>
         <w:tc>
@@ -10406,6 +10435,7 @@
                 <w:szCs w:val="28"/>
               </w:rPr>
             </w:pPr>
+            <w:proofErr w:type="gramStart"/>
             <w:r>
               <w:rPr>
                 <w:rFonts w:ascii="Times New Roman" w:hint="eastAsia"/>
@@ -10413,6 +10443,7 @@
               </w:rPr>
               <w:t>紀錄冊</w:t>
             </w:r>
+            <w:proofErr w:type="gramEnd"/>
           </w:p>
         </w:tc>
         <w:tc>
@@ -16059,6 +16090,7 @@
                 <w:u w:val="single"/>
               </w:rPr>
             </w:pPr>
+            <w:proofErr w:type="gramStart"/>
             <w:r>
               <w:rPr>
                 <w:rFonts w:ascii="標楷體" w:eastAsia="標楷體" w:hAnsi="標楷體" w:hint="eastAsia"/>
@@ -16068,6 +16100,7 @@
               </w:rPr>
               <w:t>卓佑儒</w:t>
             </w:r>
+            <w:proofErr w:type="gramEnd"/>
           </w:p>
         </w:tc>
         <w:tc>
@@ -16218,6 +16251,7 @@
               </w:rPr>
               <w:t xml:space="preserve"> </w:t>
             </w:r>
+            <w:proofErr w:type="gramStart"/>
             <w:r>
               <w:rPr>
                 <w:rFonts w:ascii="標楷體" w:eastAsia="標楷體" w:hAnsi="標楷體" w:hint="eastAsia"/>
@@ -16262,6 +16296,7 @@
               </w:rPr>
               <w:t>%</w:t>
             </w:r>
+            <w:proofErr w:type="gramEnd"/>
           </w:p>
         </w:tc>
       </w:tr>
@@ -16470,6 +16505,7 @@
               </w:rPr>
               <w:t xml:space="preserve"> </w:t>
             </w:r>
+            <w:proofErr w:type="gramStart"/>
             <w:r>
               <w:rPr>
                 <w:rFonts w:ascii="標楷體" w:eastAsia="標楷體" w:hAnsi="標楷體" w:hint="eastAsia"/>
@@ -16514,6 +16550,7 @@
               </w:rPr>
               <w:t>%</w:t>
             </w:r>
+            <w:proofErr w:type="gramEnd"/>
           </w:p>
         </w:tc>
       </w:tr>
@@ -16580,6 +16617,7 @@
                 <w:u w:val="single"/>
               </w:rPr>
             </w:pPr>
+            <w:proofErr w:type="gramStart"/>
             <w:r>
               <w:rPr>
                 <w:rFonts w:ascii="標楷體" w:eastAsia="標楷體" w:hAnsi="標楷體" w:hint="eastAsia"/>
@@ -16589,6 +16627,7 @@
               </w:rPr>
               <w:t>吳沁學</w:t>
             </w:r>
+            <w:proofErr w:type="gramEnd"/>
           </w:p>
         </w:tc>
         <w:tc>
@@ -16723,6 +16762,7 @@
               </w:rPr>
               <w:t xml:space="preserve"> </w:t>
             </w:r>
+            <w:proofErr w:type="gramStart"/>
             <w:r>
               <w:rPr>
                 <w:rFonts w:ascii="標楷體" w:eastAsia="標楷體" w:hAnsi="標楷體" w:hint="eastAsia"/>
@@ -16767,6 +16807,7 @@
               </w:rPr>
               <w:t>%</w:t>
             </w:r>
+            <w:proofErr w:type="gramEnd"/>
           </w:p>
         </w:tc>
       </w:tr>
@@ -16843,7 +16884,27 @@
                 <w:szCs w:val="28"/>
                 <w:u w:val="single"/>
               </w:rPr>
-              <w:t>王暘嘉</w:t>
+              <w:t>王</w:t>
+            </w:r>
+            <w:proofErr w:type="gramStart"/>
+            <w:r>
+              <w:rPr>
+                <w:rFonts w:ascii="標楷體" w:eastAsia="標楷體" w:hAnsi="標楷體" w:hint="eastAsia"/>
+                <w:sz w:val="28"/>
+                <w:szCs w:val="28"/>
+                <w:u w:val="single"/>
+              </w:rPr>
+              <w:t>暘</w:t>
+            </w:r>
+            <w:proofErr w:type="gramEnd"/>
+            <w:r>
+              <w:rPr>
+                <w:rFonts w:ascii="標楷體" w:eastAsia="標楷體" w:hAnsi="標楷體" w:hint="eastAsia"/>
+                <w:sz w:val="28"/>
+                <w:szCs w:val="28"/>
+                <w:u w:val="single"/>
+              </w:rPr>
+              <w:t>嘉</w:t>
             </w:r>
           </w:p>
         </w:tc>
@@ -16917,7 +16978,16 @@
                 <w:sz w:val="28"/>
                 <w:szCs w:val="28"/>
               </w:rPr>
-              <w:t>伺服器API串接、Op</w:t>
+              <w:t>伺服器API串接、</w:t>
+            </w:r>
+            <w:proofErr w:type="spellStart"/>
+            <w:r>
+              <w:rPr>
+                <w:rFonts w:ascii="標楷體" w:eastAsia="標楷體" w:hAnsi="標楷體" w:hint="eastAsia"/>
+                <w:sz w:val="28"/>
+                <w:szCs w:val="28"/>
+              </w:rPr>
+              <w:t>Op</w:t>
             </w:r>
             <w:r>
               <w:rPr>
@@ -16925,7 +16995,16 @@
                 <w:sz w:val="28"/>
                 <w:szCs w:val="28"/>
               </w:rPr>
-              <w:t>enAI API</w:t>
+              <w:t>enAI</w:t>
+            </w:r>
+            <w:proofErr w:type="spellEnd"/>
+            <w:r>
+              <w:rPr>
+                <w:rFonts w:ascii="標楷體" w:eastAsia="標楷體" w:hAnsi="標楷體"/>
+                <w:sz w:val="28"/>
+                <w:szCs w:val="28"/>
+              </w:rPr>
+              <w:t xml:space="preserve"> API</w:t>
             </w:r>
             <w:r>
               <w:rPr>
@@ -16987,6 +17066,7 @@
               </w:rPr>
               <w:t xml:space="preserve"> </w:t>
             </w:r>
+            <w:proofErr w:type="gramStart"/>
             <w:r>
               <w:rPr>
                 <w:rFonts w:ascii="標楷體" w:eastAsia="標楷體" w:hAnsi="標楷體" w:hint="eastAsia"/>
@@ -17022,6 +17102,7 @@
               </w:rPr>
               <w:t>%</w:t>
             </w:r>
+            <w:proofErr w:type="gramEnd"/>
           </w:p>
         </w:tc>
       </w:tr>
@@ -17090,6 +17171,24 @@
           <w:szCs w:val="28"/>
         </w:rPr>
       </w:pPr>
+    </w:p>
+    <w:p>
+      <w:pPr>
+        <w:widowControl/>
+        <w:rPr>
+          <w:rFonts w:ascii="Times New Roman" w:eastAsia="標楷體" w:hAnsi="Times New Roman" w:cs="Times New Roman" w:hint="eastAsia"/>
+          <w:sz w:val="28"/>
+          <w:szCs w:val="28"/>
+          <w14:ligatures w14:val="none"/>
+        </w:rPr>
+      </w:pPr>
+      <w:r>
+        <w:rPr>
+          <w:rFonts w:ascii="Times New Roman"/>
+          <w:szCs w:val="28"/>
+        </w:rPr>
+        <w:br w:type="page"/>
+      </w:r>
     </w:p>
     <w:p>
       <w:pPr>
@@ -17112,6 +17211,7 @@
           <w:sz w:val="32"/>
           <w:szCs w:val="32"/>
         </w:rPr>
+        <w:lastRenderedPageBreak/>
         <w:t xml:space="preserve">4-3  </w:t>
       </w:r>
       <w:r>
@@ -17149,6 +17249,21 @@
         </w:numPr>
         <w:outlineLvl w:val="1"/>
         <w:rPr>
+          <w:rFonts w:ascii="Times New Roman" w:hint="eastAsia"/>
+          <w:sz w:val="32"/>
+          <w:szCs w:val="32"/>
+        </w:rPr>
+      </w:pPr>
+    </w:p>
+    <w:p>
+      <w:pPr>
+        <w:pStyle w:val="a"/>
+        <w:numPr>
+          <w:ilvl w:val="0"/>
+          <w:numId w:val="0"/>
+        </w:numPr>
+        <w:outlineLvl w:val="1"/>
+        <w:rPr>
           <w:rFonts w:ascii="Times New Roman"/>
           <w:sz w:val="32"/>
           <w:szCs w:val="32"/>
@@ -17161,7 +17276,6 @@
           <w:sz w:val="32"/>
           <w:szCs w:val="32"/>
         </w:rPr>
-        <w:lastRenderedPageBreak/>
         <w:drawing>
           <wp:inline distT="0" distB="0" distL="0" distR="0" wp14:anchorId="62C6F062" wp14:editId="22E3582A">
             <wp:extent cx="6469380" cy="5890260"/>
@@ -17216,29 +17330,51 @@
       <w:pPr>
         <w:pStyle w:val="af3"/>
         <w:ind w:leftChars="0" w:left="0"/>
+        <w:jc w:val="center"/>
         <w:rPr>
-          <w:sz w:val="28"/>
-          <w:szCs w:val="28"/>
-        </w:rPr>
-      </w:pPr>
-    </w:p>
-    <w:p>
-      <w:pPr>
-        <w:pStyle w:val="af3"/>
-        <w:ind w:leftChars="0" w:left="0"/>
-        <w:rPr>
-          <w:rFonts w:hint="eastAsia"/>
-          <w:sz w:val="28"/>
-          <w:szCs w:val="28"/>
+          <w:sz w:val="24"/>
+          <w:szCs w:val="24"/>
         </w:rPr>
       </w:pPr>
       <w:r>
         <w:rPr>
           <w:rFonts w:hint="eastAsia"/>
-          <w:sz w:val="28"/>
-          <w:szCs w:val="28"/>
+          <w:sz w:val="24"/>
+          <w:szCs w:val="24"/>
         </w:rPr>
-        <w:t>11146017</w:t>
+        <w:t>圖</w:t>
+      </w:r>
+      <w:r>
+        <w:rPr>
+          <w:rFonts w:hint="eastAsia"/>
+          <w:sz w:val="24"/>
+          <w:szCs w:val="24"/>
+        </w:rPr>
+        <w:t xml:space="preserve"> 4-3-1</w:t>
+      </w:r>
+      <w:r>
+        <w:rPr>
+          <w:rFonts w:hint="eastAsia"/>
+          <w:sz w:val="24"/>
+          <w:szCs w:val="24"/>
+        </w:rPr>
+        <w:t xml:space="preserve"> </w:t>
+      </w:r>
+      <w:r>
+        <w:rPr>
+          <w:rFonts w:hint="eastAsia"/>
+          <w:sz w:val="24"/>
+          <w:szCs w:val="24"/>
+        </w:rPr>
+        <w:t>GitHub</w:t>
+      </w:r>
+      <w:r>
+        <w:rPr>
+          <w:rFonts w:hint="eastAsia"/>
+          <w:sz w:val="24"/>
+          <w:szCs w:val="24"/>
+        </w:rPr>
+        <w:t>上傳紀錄</w:t>
       </w:r>
     </w:p>
     <w:p>
@@ -17252,6 +17388,7 @@
       </w:pPr>
       <w:r>
         <w:rPr>
+          <w:noProof/>
           <w:sz w:val="28"/>
           <w:szCs w:val="28"/>
         </w:rPr>
@@ -17296,18 +17433,70 @@
       <w:pPr>
         <w:pStyle w:val="af3"/>
         <w:ind w:leftChars="0" w:left="0"/>
+        <w:jc w:val="center"/>
         <w:rPr>
-          <w:sz w:val="28"/>
-          <w:szCs w:val="28"/>
+          <w:rFonts w:hint="eastAsia"/>
+          <w:sz w:val="24"/>
+          <w:szCs w:val="24"/>
         </w:rPr>
       </w:pPr>
       <w:r>
         <w:rPr>
           <w:rFonts w:hint="eastAsia"/>
-          <w:sz w:val="28"/>
-          <w:szCs w:val="28"/>
+          <w:sz w:val="24"/>
+          <w:szCs w:val="24"/>
         </w:rPr>
-        <w:t>11146024</w:t>
+        <w:t>圖</w:t>
+      </w:r>
+      <w:r>
+        <w:rPr>
+          <w:rFonts w:hint="eastAsia"/>
+          <w:sz w:val="24"/>
+          <w:szCs w:val="24"/>
+        </w:rPr>
+        <w:t xml:space="preserve"> 4-3-</w:t>
+      </w:r>
+      <w:r>
+        <w:rPr>
+          <w:rFonts w:hint="eastAsia"/>
+          <w:sz w:val="24"/>
+          <w:szCs w:val="24"/>
+        </w:rPr>
+        <w:t>2 11146017</w:t>
+      </w:r>
+      <w:r>
+        <w:rPr>
+          <w:rFonts w:hint="eastAsia"/>
+          <w:sz w:val="24"/>
+          <w:szCs w:val="24"/>
+        </w:rPr>
+        <w:t>卓佑儒</w:t>
+      </w:r>
+      <w:proofErr w:type="gramStart"/>
+      <w:r>
+        <w:rPr>
+          <w:rFonts w:hint="eastAsia"/>
+          <w:sz w:val="24"/>
+          <w:szCs w:val="24"/>
+        </w:rPr>
+        <w:t>–</w:t>
+      </w:r>
+      <w:proofErr w:type="gramEnd"/>
+      <w:r>
+        <w:rPr>
+          <w:rFonts w:hint="eastAsia"/>
+          <w:sz w:val="24"/>
+          <w:szCs w:val="24"/>
+        </w:rPr>
+        <w:t>GitHub</w:t>
+      </w:r>
+      <w:r>
+        <w:rPr>
+          <w:rFonts w:hint="eastAsia"/>
+          <w:sz w:val="24"/>
+          <w:szCs w:val="24"/>
+        </w:rPr>
+        <w:t>上傳紀錄</w:t>
       </w:r>
     </w:p>
     <w:p>
@@ -17321,6 +17510,7 @@
       </w:pPr>
       <w:r>
         <w:rPr>
+          <w:noProof/>
           <w:sz w:val="28"/>
           <w:szCs w:val="28"/>
         </w:rPr>
@@ -17366,18 +17556,120 @@
       <w:pPr>
         <w:pStyle w:val="af3"/>
         <w:ind w:leftChars="0" w:left="0"/>
+        <w:jc w:val="center"/>
         <w:rPr>
-          <w:sz w:val="28"/>
-          <w:szCs w:val="28"/>
+          <w:rFonts w:hint="eastAsia"/>
+          <w:sz w:val="24"/>
+          <w:szCs w:val="24"/>
         </w:rPr>
       </w:pPr>
       <w:r>
         <w:rPr>
           <w:rFonts w:hint="eastAsia"/>
-          <w:sz w:val="28"/>
-          <w:szCs w:val="28"/>
+          <w:sz w:val="24"/>
+          <w:szCs w:val="24"/>
         </w:rPr>
-        <w:t>11046012</w:t>
+        <w:t>圖</w:t>
+      </w:r>
+      <w:r>
+        <w:rPr>
+          <w:rFonts w:hint="eastAsia"/>
+          <w:sz w:val="24"/>
+          <w:szCs w:val="24"/>
+        </w:rPr>
+        <w:t xml:space="preserve"> 4-3-</w:t>
+      </w:r>
+      <w:r>
+        <w:rPr>
+          <w:rFonts w:hint="eastAsia"/>
+          <w:sz w:val="24"/>
+          <w:szCs w:val="24"/>
+        </w:rPr>
+        <w:t xml:space="preserve">3 </w:t>
+      </w:r>
+      <w:r>
+        <w:rPr>
+          <w:rFonts w:hint="eastAsia"/>
+          <w:sz w:val="24"/>
+          <w:szCs w:val="24"/>
+        </w:rPr>
+        <w:t>11</w:t>
+      </w:r>
+      <w:r>
+        <w:rPr>
+          <w:rFonts w:hint="eastAsia"/>
+          <w:sz w:val="24"/>
+          <w:szCs w:val="24"/>
+        </w:rPr>
+        <w:t>1</w:t>
+      </w:r>
+      <w:r>
+        <w:rPr>
+          <w:rFonts w:hint="eastAsia"/>
+          <w:sz w:val="24"/>
+          <w:szCs w:val="24"/>
+        </w:rPr>
+        <w:t>460</w:t>
+      </w:r>
+      <w:r>
+        <w:rPr>
+          <w:rFonts w:hint="eastAsia"/>
+          <w:sz w:val="24"/>
+          <w:szCs w:val="24"/>
+        </w:rPr>
+        <w:t>24</w:t>
+      </w:r>
+      <w:r>
+        <w:rPr>
+          <w:rFonts w:hint="eastAsia"/>
+          <w:sz w:val="24"/>
+          <w:szCs w:val="24"/>
+        </w:rPr>
+        <w:t>王</w:t>
+      </w:r>
+      <w:proofErr w:type="gramStart"/>
+      <w:r>
+        <w:rPr>
+          <w:rFonts w:hint="eastAsia"/>
+          <w:sz w:val="24"/>
+          <w:szCs w:val="24"/>
+        </w:rPr>
+        <w:t>暘</w:t>
+      </w:r>
+      <w:proofErr w:type="gramEnd"/>
+      <w:r>
+        <w:rPr>
+          <w:rFonts w:hint="eastAsia"/>
+          <w:sz w:val="24"/>
+          <w:szCs w:val="24"/>
+        </w:rPr>
+        <w:t>嘉</w:t>
+      </w:r>
+      <w:proofErr w:type="gramStart"/>
+      <w:r>
+        <w:rPr>
+          <w:rFonts w:hint="eastAsia"/>
+          <w:sz w:val="24"/>
+          <w:szCs w:val="24"/>
+        </w:rPr>
+        <w:t>–</w:t>
+      </w:r>
+      <w:proofErr w:type="gramEnd"/>
+      <w:r>
+        <w:rPr>
+          <w:rFonts w:hint="eastAsia"/>
+          <w:sz w:val="24"/>
+          <w:szCs w:val="24"/>
+        </w:rPr>
+        <w:t>GitHub</w:t>
+      </w:r>
+      <w:r>
+        <w:rPr>
+          <w:rFonts w:hint="eastAsia"/>
+          <w:sz w:val="24"/>
+          <w:szCs w:val="24"/>
+        </w:rPr>
+        <w:t>上傳紀錄</w:t>
       </w:r>
     </w:p>
     <w:p>
@@ -17391,6 +17683,7 @@
       </w:pPr>
       <w:r>
         <w:rPr>
+          <w:noProof/>
           <w:sz w:val="28"/>
           <w:szCs w:val="28"/>
         </w:rPr>
@@ -17435,32 +17728,105 @@
       <w:pPr>
         <w:pStyle w:val="af3"/>
         <w:ind w:leftChars="0" w:left="0"/>
+        <w:jc w:val="center"/>
         <w:rPr>
-          <w:sz w:val="28"/>
-          <w:szCs w:val="28"/>
+          <w:sz w:val="24"/>
+          <w:szCs w:val="24"/>
         </w:rPr>
       </w:pPr>
       <w:r>
         <w:rPr>
           <w:rFonts w:hint="eastAsia"/>
-          <w:sz w:val="28"/>
-          <w:szCs w:val="28"/>
+          <w:sz w:val="24"/>
+          <w:szCs w:val="24"/>
         </w:rPr>
-        <w:t>11146002</w:t>
+        <w:t>圖</w:t>
       </w:r>
-    </w:p>
-    <w:p>
-      <w:pPr>
-        <w:pStyle w:val="af3"/>
-        <w:ind w:leftChars="0" w:left="0"/>
+      <w:r>
         <w:rPr>
           <w:rFonts w:hint="eastAsia"/>
-          <w:sz w:val="28"/>
-          <w:szCs w:val="28"/>
+          <w:sz w:val="24"/>
+          <w:szCs w:val="24"/>
         </w:rPr>
-      </w:pPr>
+        <w:t xml:space="preserve"> 4-3-</w:t>
+      </w:r>
       <w:r>
         <w:rPr>
+          <w:rFonts w:hint="eastAsia"/>
+          <w:sz w:val="24"/>
+          <w:szCs w:val="24"/>
+        </w:rPr>
+        <w:t>4</w:t>
+      </w:r>
+      <w:r>
+        <w:rPr>
+          <w:rFonts w:hint="eastAsia"/>
+          <w:sz w:val="24"/>
+          <w:szCs w:val="24"/>
+        </w:rPr>
+        <w:t xml:space="preserve"> 11</w:t>
+      </w:r>
+      <w:r>
+        <w:rPr>
+          <w:rFonts w:hint="eastAsia"/>
+          <w:sz w:val="24"/>
+          <w:szCs w:val="24"/>
+        </w:rPr>
+        <w:t>0</w:t>
+      </w:r>
+      <w:r>
+        <w:rPr>
+          <w:rFonts w:hint="eastAsia"/>
+          <w:sz w:val="24"/>
+          <w:szCs w:val="24"/>
+        </w:rPr>
+        <w:t>460</w:t>
+      </w:r>
+      <w:r>
+        <w:rPr>
+          <w:rFonts w:hint="eastAsia"/>
+          <w:sz w:val="24"/>
+          <w:szCs w:val="24"/>
+        </w:rPr>
+        <w:t>12</w:t>
+      </w:r>
+      <w:r>
+        <w:rPr>
+          <w:rFonts w:hint="eastAsia"/>
+          <w:sz w:val="24"/>
+          <w:szCs w:val="24"/>
+        </w:rPr>
+        <w:t>洪孟筠</w:t>
+      </w:r>
+      <w:proofErr w:type="gramStart"/>
+      <w:r>
+        <w:rPr>
+          <w:rFonts w:hint="eastAsia"/>
+          <w:sz w:val="24"/>
+          <w:szCs w:val="24"/>
+        </w:rPr>
+        <w:t>–</w:t>
+      </w:r>
+      <w:proofErr w:type="gramEnd"/>
+      <w:r>
+        <w:rPr>
+          <w:rFonts w:hint="eastAsia"/>
+          <w:sz w:val="24"/>
+          <w:szCs w:val="24"/>
+        </w:rPr>
+        <w:t>GitHub</w:t>
+      </w:r>
+      <w:r>
+        <w:rPr>
+          <w:rFonts w:hint="eastAsia"/>
+          <w:sz w:val="24"/>
+          <w:szCs w:val="24"/>
+        </w:rPr>
+        <w:t>上傳紀錄</w:t>
+      </w:r>
+      <w:r>
+        <w:rPr>
+          <w:noProof/>
           <w:sz w:val="28"/>
           <w:szCs w:val="28"/>
         </w:rPr>
@@ -17499,6 +17865,108 @@
             </a:graphic>
           </wp:inline>
         </w:drawing>
+      </w:r>
+    </w:p>
+    <w:p>
+      <w:pPr>
+        <w:pStyle w:val="af3"/>
+        <w:ind w:leftChars="0" w:left="0"/>
+        <w:jc w:val="center"/>
+        <w:rPr>
+          <w:rFonts w:hint="eastAsia"/>
+          <w:sz w:val="24"/>
+          <w:szCs w:val="24"/>
+        </w:rPr>
+      </w:pPr>
+      <w:r>
+        <w:rPr>
+          <w:rFonts w:hint="eastAsia"/>
+          <w:sz w:val="24"/>
+          <w:szCs w:val="24"/>
+        </w:rPr>
+        <w:t>圖</w:t>
+      </w:r>
+      <w:r>
+        <w:rPr>
+          <w:rFonts w:hint="eastAsia"/>
+          <w:sz w:val="24"/>
+          <w:szCs w:val="24"/>
+        </w:rPr>
+        <w:t xml:space="preserve"> 4-3-</w:t>
+      </w:r>
+      <w:r>
+        <w:rPr>
+          <w:rFonts w:hint="eastAsia"/>
+          <w:sz w:val="24"/>
+          <w:szCs w:val="24"/>
+        </w:rPr>
+        <w:t>5</w:t>
+      </w:r>
+      <w:r>
+        <w:rPr>
+          <w:rFonts w:hint="eastAsia"/>
+          <w:sz w:val="24"/>
+          <w:szCs w:val="24"/>
+        </w:rPr>
+        <w:t xml:space="preserve"> 11</w:t>
+      </w:r>
+      <w:r>
+        <w:rPr>
+          <w:rFonts w:hint="eastAsia"/>
+          <w:sz w:val="24"/>
+          <w:szCs w:val="24"/>
+        </w:rPr>
+        <w:t>1</w:t>
+      </w:r>
+      <w:r>
+        <w:rPr>
+          <w:rFonts w:hint="eastAsia"/>
+          <w:sz w:val="24"/>
+          <w:szCs w:val="24"/>
+        </w:rPr>
+        <w:t>460</w:t>
+      </w:r>
+      <w:r>
+        <w:rPr>
+          <w:rFonts w:hint="eastAsia"/>
+          <w:sz w:val="24"/>
+          <w:szCs w:val="24"/>
+        </w:rPr>
+        <w:t>02</w:t>
+      </w:r>
+      <w:proofErr w:type="gramStart"/>
+      <w:r>
+        <w:rPr>
+          <w:rFonts w:hint="eastAsia"/>
+          <w:sz w:val="24"/>
+          <w:szCs w:val="24"/>
+        </w:rPr>
+        <w:t>吳沁學</w:t>
+      </w:r>
+      <w:r>
+        <w:rPr>
+          <w:rFonts w:hint="eastAsia"/>
+          <w:sz w:val="24"/>
+          <w:szCs w:val="24"/>
+        </w:rPr>
+        <w:t>–</w:t>
+      </w:r>
+      <w:proofErr w:type="gramEnd"/>
+      <w:r>
+        <w:rPr>
+          <w:rFonts w:hint="eastAsia"/>
+          <w:sz w:val="24"/>
+          <w:szCs w:val="24"/>
+        </w:rPr>
+        <w:t>GitHub</w:t>
+      </w:r>
+      <w:r>
+        <w:rPr>
+          <w:rFonts w:hint="eastAsia"/>
+          <w:sz w:val="24"/>
+          <w:szCs w:val="24"/>
+        </w:rPr>
+        <w:t>上傳紀錄</w:t>
       </w:r>
     </w:p>
     <w:sectPr>
